--- a/02-放大电路/01-运算放大电路/峰值检波电路/峰值检波电路.docx
+++ b/02-放大电路/01-运算放大电路/峰值检波电路/峰值检波电路.docx
@@ -2047,6 +2047,20 @@
     </w:p>
     <w:bookmarkEnd w:id="26"/>
     <w:bookmarkEnd w:id="27"/>
+    <w:p>
+      <w:pPr>
+        <w:spacing w:before="360"/>
+        <w:jc w:val="center"/>
+      </w:pPr>
+      <w:r>
+        <w:rPr>
+          <w:rFonts w:ascii="Times New Roman" w:hAnsi="Times New Roman"/>
+          <w:color w:val="555555"/>
+          <w:sz w:val="21"/>
+        </w:rPr>
+        <w:t>材料收集者：杜文杰</w:t>
+      </w:r>
+    </w:p>
     <w:sectPr>
       <w:headerReference r:id="rId9" w:type="default"/>
       <w:footerReference r:id="rId10" w:type="default"/>

--- a/02-放大电路/01-运算放大电路/峰值检波电路/峰值检波电路.docx
+++ b/02-放大电路/01-运算放大电路/峰值检波电路/峰值检波电路.docx
@@ -1,6 +1,6 @@
 
 <file path=word/document.xml><?xml version="1.0" encoding="utf-8"?>
-<w:document xmlns:w="http://schemas.openxmlformats.org/wordprocessingml/2006/main" xmlns:m="http://schemas.openxmlformats.org/officeDocument/2006/math" xmlns:r="http://schemas.openxmlformats.org/officeDocument/2006/relationships" xmlns:o="urn:schemas-microsoft-com:office:office" xmlns:v="urn:schemas-microsoft-com:vml" xmlns:w10="urn:schemas-microsoft-com:office:word" xmlns:a="http://schemas.openxmlformats.org/drawingml/2006/main" xmlns:pic="http://schemas.openxmlformats.org/drawingml/2006/picture" xmlns:wp="http://schemas.openxmlformats.org/drawingml/2006/wordprocessingDrawing">
+<w:document xmlns:m="http://schemas.openxmlformats.org/officeDocument/2006/math" xmlns:r="http://schemas.openxmlformats.org/officeDocument/2006/relationships" xmlns:w="http://schemas.openxmlformats.org/wordprocessingml/2006/main" xmlns:o="urn:schemas-microsoft-com:office:office" xmlns:v="urn:schemas-microsoft-com:vml" xmlns:w10="urn:schemas-microsoft-com:office:word" xmlns:a="http://schemas.openxmlformats.org/drawingml/2006/main" xmlns:pic="http://schemas.openxmlformats.org/drawingml/2006/picture" xmlns:wp="http://schemas.openxmlformats.org/drawingml/2006/wordprocessingDrawing">
   <w:body>
     <w:bookmarkStart w:id="27" w:name="峰值检波电路"/>
     <w:p>
@@ -9,7 +9,7 @@
       </w:pPr>
       <w:r>
         <w:rPr>
-          <w:rFonts w:hint="eastAsia"/>
+          <w:rFonts w:hint="eastAsia" w:eastAsia="黑体"/>
         </w:rPr>
         <w:t xml:space="preserve">峰值检波电路</w:t>
       </w:r>
@@ -21,7 +21,7 @@
       </w:pPr>
       <w:r>
         <w:rPr>
-          <w:rFonts w:hint="eastAsia"/>
+          <w:rFonts w:hint="eastAsia" w:eastAsia="黑体"/>
         </w:rPr>
         <w:t xml:space="preserve">拓扑描述</w:t>
       </w:r>
@@ -32,16 +32,19 @@
       </w:pPr>
       <w:r>
         <w:rPr>
-          <w:rFonts w:hint="eastAsia"/>
+          <w:rFonts w:hint="eastAsia" w:eastAsia="黑体"/>
         </w:rPr>
         <w:t xml:space="preserve">由</w:t>
       </w:r>
       <w:r>
+        <w:rPr>
+          <w:rFonts w:eastAsia="黑体"/>
+        </w:rPr>
         <w:t xml:space="preserve"> </w:t>
       </w:r>
       <w:r>
         <w:rPr>
-          <w:rFonts w:hint="eastAsia"/>
+          <w:rFonts w:hint="eastAsia" w:eastAsia="黑体"/>
           <w:b/>
           <w:bCs/>
         </w:rPr>
@@ -49,17 +52,21 @@
       </w:r>
       <w:r>
         <w:rPr>
+          <w:rFonts w:eastAsia="黑体"/>
           <w:b/>
           <w:bCs/>
         </w:rPr>
         <w:t xml:space="preserve"> D</w:t>
       </w:r>
       <w:r>
+        <w:rPr>
+          <w:rFonts w:eastAsia="黑体"/>
+        </w:rPr>
         <w:t xml:space="preserve">、</w:t>
       </w:r>
       <w:r>
         <w:rPr>
-          <w:rFonts w:hint="eastAsia"/>
+          <w:rFonts w:hint="eastAsia" w:eastAsia="黑体"/>
           <w:b/>
           <w:bCs/>
         </w:rPr>
@@ -67,6 +74,7 @@
       </w:r>
       <w:r>
         <w:rPr>
+          <w:rFonts w:eastAsia="黑体"/>
           <w:b/>
           <w:bCs/>
         </w:rPr>
@@ -87,11 +95,14 @@
         </m:sSub>
       </m:oMath>
       <w:r>
+        <w:rPr>
+          <w:rFonts w:eastAsia="黑体"/>
+        </w:rPr>
         <w:t xml:space="preserve">、</w:t>
       </w:r>
       <w:r>
         <w:rPr>
-          <w:rFonts w:hint="eastAsia"/>
+          <w:rFonts w:hint="eastAsia" w:eastAsia="黑体"/>
           <w:b/>
           <w:bCs/>
         </w:rPr>
@@ -99,6 +110,7 @@
       </w:r>
       <w:r>
         <w:rPr>
+          <w:rFonts w:eastAsia="黑体"/>
           <w:b/>
           <w:bCs/>
         </w:rPr>
@@ -106,27 +118,33 @@
       </w:r>
       <w:r>
         <w:rPr>
-          <w:rFonts w:hint="eastAsia"/>
+          <w:rFonts w:hint="eastAsia" w:eastAsia="黑体"/>
           <w:b/>
           <w:bCs/>
         </w:rPr>
         <w:t xml:space="preserve">A1（跟随器）</w:t>
       </w:r>
       <w:r>
+        <w:rPr>
+          <w:rFonts w:eastAsia="黑体"/>
+        </w:rPr>
         <w:t xml:space="preserve"> </w:t>
       </w:r>
       <w:r>
         <w:rPr>
-          <w:rFonts w:hint="eastAsia"/>
+          <w:rFonts w:hint="eastAsia" w:eastAsia="黑体"/>
         </w:rPr>
         <w:t xml:space="preserve">与</w:t>
       </w:r>
       <w:r>
+        <w:rPr>
+          <w:rFonts w:eastAsia="黑体"/>
+        </w:rPr>
         <w:t xml:space="preserve"> </w:t>
       </w:r>
       <w:r>
         <w:rPr>
-          <w:rFonts w:hint="eastAsia"/>
+          <w:rFonts w:hint="eastAsia" w:eastAsia="黑体"/>
           <w:b/>
           <w:bCs/>
         </w:rPr>
@@ -134,23 +152,27 @@
       </w:r>
       <w:r>
         <w:rPr>
+          <w:rFonts w:eastAsia="黑体"/>
           <w:b/>
           <w:bCs/>
         </w:rPr>
         <w:t xml:space="preserve"> S</w:t>
       </w:r>
       <w:r>
+        <w:rPr>
+          <w:rFonts w:eastAsia="黑体"/>
+        </w:rPr>
         <w:t xml:space="preserve"> </w:t>
       </w:r>
       <w:r>
         <w:rPr>
-          <w:rFonts w:hint="eastAsia"/>
+          <w:rFonts w:hint="eastAsia" w:eastAsia="黑体"/>
         </w:rPr>
         <w:t xml:space="preserve">组成。电路关键节点：</w:t>
       </w:r>
       <w:r>
         <w:rPr>
-          <w:rFonts w:hint="eastAsia"/>
+          <w:rFonts w:hint="eastAsia" w:eastAsia="黑体"/>
           <w:b/>
           <w:bCs/>
         </w:rPr>
@@ -158,11 +180,14 @@
       </w:r>
       <w:r>
         <w:rPr>
-          <w:rFonts w:hint="eastAsia"/>
+          <w:rFonts w:hint="eastAsia" w:eastAsia="黑体"/>
         </w:rPr>
         <w:t xml:space="preserve">（信号源</w:t>
       </w:r>
       <w:r>
+        <w:rPr>
+          <w:rFonts w:eastAsia="黑体"/>
+        </w:rPr>
         <w:t xml:space="preserve"> </w:t>
       </w:r>
       <m:oMath>
@@ -183,26 +208,32 @@
         </m:sSub>
       </m:oMath>
       <w:r>
+        <w:rPr>
+          <w:rFonts w:eastAsia="黑体"/>
+        </w:rPr>
         <w:t xml:space="preserve"> </w:t>
       </w:r>
       <w:r>
         <w:rPr>
-          <w:rFonts w:hint="eastAsia"/>
+          <w:rFonts w:hint="eastAsia" w:eastAsia="黑体"/>
         </w:rPr>
         <w:t xml:space="preserve">接二极管</w:t>
       </w:r>
       <w:r>
+        <w:rPr>
+          <w:rFonts w:eastAsia="黑体"/>
+        </w:rPr>
         <w:t xml:space="preserve"> D </w:t>
       </w:r>
       <w:r>
         <w:rPr>
-          <w:rFonts w:hint="eastAsia"/>
+          <w:rFonts w:hint="eastAsia" w:eastAsia="黑体"/>
         </w:rPr>
         <w:t xml:space="preserve">的阳极）；</w:t>
       </w:r>
       <w:r>
         <w:rPr>
-          <w:rFonts w:hint="eastAsia"/>
+          <w:rFonts w:hint="eastAsia" w:eastAsia="黑体"/>
           <w:b/>
           <w:bCs/>
         </w:rPr>
@@ -210,16 +241,19 @@
       </w:r>
       <w:r>
         <w:rPr>
-          <w:rFonts w:hint="eastAsia"/>
+          <w:rFonts w:hint="eastAsia" w:eastAsia="黑体"/>
         </w:rPr>
         <w:t xml:space="preserve">（D</w:t>
       </w:r>
       <w:r>
+        <w:rPr>
+          <w:rFonts w:eastAsia="黑体"/>
+        </w:rPr>
         <w:t xml:space="preserve"> </w:t>
       </w:r>
       <w:r>
         <w:rPr>
-          <w:rFonts w:hint="eastAsia"/>
+          <w:rFonts w:hint="eastAsia" w:eastAsia="黑体"/>
         </w:rPr>
         <w:t xml:space="preserve">的阴极、</w:t>
       </w:r>
@@ -238,44 +272,56 @@
         </m:sSub>
       </m:oMath>
       <w:r>
+        <w:rPr>
+          <w:rFonts w:eastAsia="黑体"/>
+        </w:rPr>
         <w:t xml:space="preserve"> </w:t>
       </w:r>
       <w:r>
         <w:rPr>
-          <w:rFonts w:hint="eastAsia"/>
+          <w:rFonts w:hint="eastAsia" w:eastAsia="黑体"/>
         </w:rPr>
         <w:t xml:space="preserve">上端、A1</w:t>
       </w:r>
       <w:r>
+        <w:rPr>
+          <w:rFonts w:eastAsia="黑体"/>
+        </w:rPr>
         <w:t xml:space="preserve"> </w:t>
       </w:r>
       <w:r>
         <w:rPr>
-          <w:rFonts w:hint="eastAsia"/>
+          <w:rFonts w:hint="eastAsia" w:eastAsia="黑体"/>
         </w:rPr>
         <w:t xml:space="preserve">的</w:t>
       </w:r>
       <w:r>
+        <w:rPr>
+          <w:rFonts w:eastAsia="黑体"/>
+        </w:rPr>
         <w:t xml:space="preserve"> </w:t>
       </w:r>
       <w:r>
         <w:rPr>
-          <w:rFonts w:hint="eastAsia"/>
+          <w:rFonts w:hint="eastAsia" w:eastAsia="黑体"/>
         </w:rPr>
         <w:t xml:space="preserve">IN+、复位开关</w:t>
       </w:r>
       <w:r>
+        <w:rPr>
+          <w:rFonts w:eastAsia="黑体"/>
+        </w:rPr>
         <w:t xml:space="preserve"> S </w:t>
       </w:r>
       <w:r>
         <w:rPr>
-          <w:rFonts w:hint="eastAsia"/>
+          <w:rFonts w:hint="eastAsia" w:eastAsia="黑体"/>
         </w:rPr>
         <w:t xml:space="preserve">的一端相连）；</w:t>
       </w:r>
       <w:r>
         <w:rPr>
-          <w:rFonts w:hint="eastAsia"/>
+          <w:rFonts w:hint="eastAsia" w:eastAsia="黑体"/>
           <w:b/>
           <w:bCs/>
         </w:rPr>
@@ -283,29 +329,38 @@
       </w:r>
       <w:r>
         <w:rPr>
-          <w:rFonts w:hint="eastAsia"/>
+          <w:rFonts w:hint="eastAsia" w:eastAsia="黑体"/>
         </w:rPr>
         <w:t xml:space="preserve">（A1</w:t>
       </w:r>
       <w:r>
+        <w:rPr>
+          <w:rFonts w:eastAsia="黑体"/>
+        </w:rPr>
         <w:t xml:space="preserve"> </w:t>
       </w:r>
       <w:r>
         <w:rPr>
-          <w:rFonts w:hint="eastAsia"/>
+          <w:rFonts w:hint="eastAsia" w:eastAsia="黑体"/>
         </w:rPr>
         <w:t xml:space="preserve">的</w:t>
       </w:r>
       <w:r>
+        <w:rPr>
+          <w:rFonts w:eastAsia="黑体"/>
+        </w:rPr>
         <w:t xml:space="preserve"> </w:t>
       </w:r>
       <w:r>
         <w:rPr>
-          <w:rFonts w:hint="eastAsia"/>
+          <w:rFonts w:hint="eastAsia" w:eastAsia="黑体"/>
         </w:rPr>
         <w:t xml:space="preserve">OUT，作为输出</w:t>
       </w:r>
       <w:r>
+        <w:rPr>
+          <w:rFonts w:eastAsia="黑体"/>
+        </w:rPr>
         <w:t xml:space="preserve"> </w:t>
       </w:r>
       <m:oMath>
@@ -330,7 +385,7 @@
       </m:oMath>
       <w:r>
         <w:rPr>
-          <w:rFonts w:hint="eastAsia"/>
+          <w:rFonts w:hint="eastAsia" w:eastAsia="黑体"/>
         </w:rPr>
         <w:t xml:space="preserve">）。</w:t>
       </w:r>
@@ -339,23 +394,27 @@
       <w:pPr/>
       <w:r>
         <w:rPr>
-          <w:rFonts w:hint="eastAsia"/>
+          <w:rFonts w:hint="eastAsia" w:eastAsia="黑体"/>
         </w:rPr>
         <w:t xml:space="preserve">各元件管脚连接：</w:t>
       </w:r>
       <w:r>
         <w:rPr>
+          <w:rFonts w:eastAsia="黑体"/>
           <w:b/>
           <w:bCs/>
         </w:rPr>
         <w:t xml:space="preserve">D</w:t>
       </w:r>
       <w:r>
+        <w:rPr>
+          <w:rFonts w:eastAsia="黑体"/>
+        </w:rPr>
         <w:t xml:space="preserve"> </w:t>
       </w:r>
       <w:r>
         <w:rPr>
-          <w:rFonts w:hint="eastAsia"/>
+          <w:rFonts w:hint="eastAsia" w:eastAsia="黑体"/>
         </w:rPr>
         <w:t xml:space="preserve">的阳极接输入节点、阴极接保持节点；</w:t>
       </w:r>
@@ -374,26 +433,32 @@
         </m:sSub>
       </m:oMath>
       <w:r>
+        <w:rPr>
+          <w:rFonts w:eastAsia="黑体"/>
+        </w:rPr>
         <w:t xml:space="preserve"> </w:t>
       </w:r>
       <w:r>
         <w:rPr>
-          <w:rFonts w:hint="eastAsia"/>
+          <w:rFonts w:hint="eastAsia" w:eastAsia="黑体"/>
         </w:rPr>
         <w:t xml:space="preserve">一端接保持节点、另一端接地</w:t>
       </w:r>
       <w:r>
+        <w:rPr>
+          <w:rFonts w:eastAsia="黑体"/>
+        </w:rPr>
         <w:t xml:space="preserve"> </w:t>
       </w:r>
       <w:r>
         <w:rPr>
-          <w:rFonts w:hint="eastAsia"/>
+          <w:rFonts w:hint="eastAsia" w:eastAsia="黑体"/>
         </w:rPr>
         <w:t xml:space="preserve">GND；</w:t>
       </w:r>
       <w:r>
         <w:rPr>
-          <w:rFonts w:hint="eastAsia"/>
+          <w:rFonts w:hint="eastAsia" w:eastAsia="黑体"/>
           <w:b/>
           <w:bCs/>
         </w:rPr>
@@ -401,100 +466,132 @@
       </w:r>
       <w:r>
         <w:rPr>
+          <w:rFonts w:eastAsia="黑体"/>
           <w:b/>
           <w:bCs/>
         </w:rPr>
         <w:t xml:space="preserve"> S</w:t>
       </w:r>
       <w:r>
+        <w:rPr>
+          <w:rFonts w:eastAsia="黑体"/>
+        </w:rPr>
         <w:t xml:space="preserve"> </w:t>
       </w:r>
       <w:r>
         <w:rPr>
-          <w:rFonts w:hint="eastAsia"/>
+          <w:rFonts w:hint="eastAsia" w:eastAsia="黑体"/>
         </w:rPr>
         <w:t xml:space="preserve">一端接保持节点、另一端接地</w:t>
       </w:r>
       <w:r>
+        <w:rPr>
+          <w:rFonts w:eastAsia="黑体"/>
+        </w:rPr>
         <w:t xml:space="preserve"> </w:t>
       </w:r>
       <w:r>
         <w:rPr>
-          <w:rFonts w:hint="eastAsia"/>
+          <w:rFonts w:hint="eastAsia" w:eastAsia="黑体"/>
         </w:rPr>
         <w:t xml:space="preserve">GND（闭合时泄放峰值）；</w:t>
       </w:r>
       <w:r>
         <w:rPr>
+          <w:rFonts w:eastAsia="黑体"/>
           <w:b/>
           <w:bCs/>
         </w:rPr>
         <w:t xml:space="preserve">A1</w:t>
       </w:r>
       <w:r>
+        <w:rPr>
+          <w:rFonts w:eastAsia="黑体"/>
+        </w:rPr>
         <w:t xml:space="preserve"> </w:t>
       </w:r>
       <w:r>
         <w:rPr>
-          <w:rFonts w:hint="eastAsia"/>
+          <w:rFonts w:hint="eastAsia" w:eastAsia="黑体"/>
         </w:rPr>
         <w:t xml:space="preserve">的</w:t>
       </w:r>
       <w:r>
+        <w:rPr>
+          <w:rFonts w:eastAsia="黑体"/>
+        </w:rPr>
         <w:t xml:space="preserve"> IN+ </w:t>
       </w:r>
       <w:r>
         <w:rPr>
-          <w:rFonts w:hint="eastAsia"/>
+          <w:rFonts w:hint="eastAsia" w:eastAsia="黑体"/>
         </w:rPr>
         <w:t xml:space="preserve">接保持节点、IN−</w:t>
       </w:r>
       <w:r>
+        <w:rPr>
+          <w:rFonts w:eastAsia="黑体"/>
+        </w:rPr>
         <w:t xml:space="preserve"> </w:t>
       </w:r>
       <w:r>
         <w:rPr>
-          <w:rFonts w:hint="eastAsia"/>
+          <w:rFonts w:hint="eastAsia" w:eastAsia="黑体"/>
         </w:rPr>
         <w:t xml:space="preserve">与其</w:t>
       </w:r>
       <w:r>
+        <w:rPr>
+          <w:rFonts w:eastAsia="黑体"/>
+        </w:rPr>
         <w:t xml:space="preserve"> OUT </w:t>
       </w:r>
       <w:r>
         <w:rPr>
-          <w:rFonts w:hint="eastAsia"/>
+          <w:rFonts w:hint="eastAsia" w:eastAsia="黑体"/>
         </w:rPr>
         <w:t xml:space="preserve">短接（跟随器）、OUT</w:t>
       </w:r>
       <w:r>
+        <w:rPr>
+          <w:rFonts w:eastAsia="黑体"/>
+        </w:rPr>
         <w:t xml:space="preserve"> </w:t>
       </w:r>
       <w:r>
         <w:rPr>
-          <w:rFonts w:hint="eastAsia"/>
+          <w:rFonts w:hint="eastAsia" w:eastAsia="黑体"/>
         </w:rPr>
         <w:t xml:space="preserve">接输出节点、V+</w:t>
       </w:r>
       <w:r>
+        <w:rPr>
+          <w:rFonts w:eastAsia="黑体"/>
+        </w:rPr>
         <w:t xml:space="preserve"> </w:t>
       </w:r>
       <w:r>
         <w:rPr>
-          <w:rFonts w:hint="eastAsia"/>
+          <w:rFonts w:hint="eastAsia" w:eastAsia="黑体"/>
         </w:rPr>
         <w:t xml:space="preserve">接</w:t>
       </w:r>
       <w:r>
+        <w:rPr>
+          <w:rFonts w:eastAsia="黑体"/>
+        </w:rPr>
         <w:t xml:space="preserve"> +VCC、V− </w:t>
       </w:r>
       <w:r>
         <w:rPr>
-          <w:rFonts w:hint="eastAsia"/>
+          <w:rFonts w:hint="eastAsia" w:eastAsia="黑体"/>
         </w:rPr>
         <w:t xml:space="preserve">接</w:t>
       </w:r>
       <w:r>
+        <w:rPr>
+          <w:rFonts w:eastAsia="黑体"/>
+        </w:rPr>
         <w:t xml:space="preserve"> −VEE。</w:t>
       </w:r>
     </w:p>
@@ -502,20 +599,26 @@
       <w:pPr/>
       <w:r>
         <w:rPr>
-          <w:rFonts w:hint="eastAsia"/>
+          <w:rFonts w:hint="eastAsia" w:eastAsia="黑体"/>
         </w:rPr>
         <w:t xml:space="preserve">由此构成峰值检波组态：输入上升时</w:t>
       </w:r>
       <w:r>
+        <w:rPr>
+          <w:rFonts w:eastAsia="黑体"/>
+        </w:rPr>
         <w:t xml:space="preserve"> D </w:t>
       </w:r>
       <w:r>
         <w:rPr>
-          <w:rFonts w:hint="eastAsia"/>
+          <w:rFonts w:hint="eastAsia" w:eastAsia="黑体"/>
         </w:rPr>
         <w:t xml:space="preserve">导通对</w:t>
       </w:r>
       <w:r>
+        <w:rPr>
+          <w:rFonts w:eastAsia="黑体"/>
+        </w:rPr>
         <w:t xml:space="preserve"> </w:t>
       </w:r>
       <m:oMath>
@@ -533,20 +636,26 @@
         </m:sSub>
       </m:oMath>
       <w:r>
+        <w:rPr>
+          <w:rFonts w:eastAsia="黑体"/>
+        </w:rPr>
         <w:t xml:space="preserve"> </w:t>
       </w:r>
       <w:r>
         <w:rPr>
-          <w:rFonts w:hint="eastAsia"/>
+          <w:rFonts w:hint="eastAsia" w:eastAsia="黑体"/>
         </w:rPr>
         <w:t xml:space="preserve">充电跟踪峰值，下降时</w:t>
       </w:r>
       <w:r>
+        <w:rPr>
+          <w:rFonts w:eastAsia="黑体"/>
+        </w:rPr>
         <w:t xml:space="preserve"> D </w:t>
       </w:r>
       <w:r>
         <w:rPr>
-          <w:rFonts w:hint="eastAsia"/>
+          <w:rFonts w:hint="eastAsia" w:eastAsia="黑体"/>
         </w:rPr>
         <w:t xml:space="preserve">截止、</w:t>
       </w:r>
@@ -565,11 +674,14 @@
         </m:sSub>
       </m:oMath>
       <w:r>
+        <w:rPr>
+          <w:rFonts w:eastAsia="黑体"/>
+        </w:rPr>
         <w:t xml:space="preserve"> </w:t>
       </w:r>
       <w:r>
         <w:rPr>
-          <w:rFonts w:hint="eastAsia"/>
+          <w:rFonts w:hint="eastAsia" w:eastAsia="黑体"/>
         </w:rPr>
         <w:t xml:space="preserve">保持最高电压并由缓冲器读出，用于测量信号峰值/包络。</w:t>
       </w:r>
@@ -582,7 +694,7 @@
       </w:pPr>
       <w:r>
         <w:rPr>
-          <w:rFonts w:hint="eastAsia"/>
+          <w:rFonts w:hint="eastAsia" w:eastAsia="黑体"/>
         </w:rPr>
         <w:t xml:space="preserve">工作原理</w:t>
       </w:r>
@@ -593,7 +705,7 @@
       </w:pPr>
       <w:r>
         <w:rPr>
-          <w:rFonts w:hint="eastAsia"/>
+          <w:rFonts w:hint="eastAsia" w:eastAsia="黑体"/>
         </w:rPr>
         <w:t xml:space="preserve">输入上升时二极管导通，电容充电跟踪输入并保持最高值；输入下降时二极管反偏截止，电容电压保持峰值，缓冲器以极低漏流读出峰值电压；复位开关可清除保持值。</w:t>
       </w:r>
@@ -606,7 +718,7 @@
       </w:pPr>
       <w:r>
         <w:rPr>
-          <w:rFonts w:hint="eastAsia"/>
+          <w:rFonts w:hint="eastAsia" w:eastAsia="黑体"/>
         </w:rPr>
         <w:t xml:space="preserve">关键计算公式</w:t>
       </w:r>
@@ -620,7 +732,7 @@
       </w:pPr>
       <w:r>
         <w:rPr>
-          <w:rFonts w:hint="eastAsia"/>
+          <w:rFonts w:hint="eastAsia" w:eastAsia="黑体"/>
         </w:rPr>
         <w:t xml:space="preserve">峰值保持电压：</w:t>
       </w:r>
@@ -722,7 +834,7 @@
       </w:pPr>
       <w:r>
         <w:rPr>
-          <w:rFonts w:hint="eastAsia"/>
+          <w:rFonts w:hint="eastAsia" w:eastAsia="黑体"/>
         </w:rPr>
         <w:t xml:space="preserve">充电时间常数（起效速度）：</w:t>
       </w:r>
@@ -800,11 +912,14 @@
       </w:pPr>
       <w:r>
         <w:rPr>
-          <w:rFonts w:hint="eastAsia"/>
+          <w:rFonts w:hint="eastAsia" w:eastAsia="黑体"/>
         </w:rPr>
         <w:t xml:space="preserve">峰值跌落（漏电流</w:t>
       </w:r>
       <w:r>
+        <w:rPr>
+          <w:rFonts w:eastAsia="黑体"/>
+        </w:rPr>
         <w:t xml:space="preserve"> </w:t>
       </w:r>
       <m:oMath>
@@ -822,11 +937,14 @@
         </m:sSub>
       </m:oMath>
       <w:r>
+        <w:rPr>
+          <w:rFonts w:eastAsia="黑体"/>
+        </w:rPr>
         <w:t xml:space="preserve"> </w:t>
       </w:r>
       <w:r>
         <w:rPr>
-          <w:rFonts w:hint="eastAsia"/>
+          <w:rFonts w:hint="eastAsia" w:eastAsia="黑体"/>
         </w:rPr>
         <w:t xml:space="preserve">引起）：</w:t>
       </w:r>
@@ -941,7 +1059,7 @@
             </w:pPr>
             <w:r>
               <w:rPr>
-                <w:rFonts w:hint="eastAsia"/>
+                <w:rFonts w:hint="eastAsia" w:eastAsia="黑体"/>
               </w:rPr>
               <w:t xml:space="preserve">符号</w:t>
             </w:r>
@@ -955,7 +1073,7 @@
             </w:pPr>
             <w:r>
               <w:rPr>
-                <w:rFonts w:hint="eastAsia"/>
+                <w:rFonts w:hint="eastAsia" w:eastAsia="黑体"/>
               </w:rPr>
               <w:t xml:space="preserve">含义</w:t>
             </w:r>
@@ -969,7 +1087,7 @@
             </w:pPr>
             <w:r>
               <w:rPr>
-                <w:rFonts w:hint="eastAsia"/>
+                <w:rFonts w:hint="eastAsia" w:eastAsia="黑体"/>
               </w:rPr>
               <w:t xml:space="preserve">单位</w:t>
             </w:r>
@@ -1016,6 +1134,9 @@
               </m:r>
             </m:oMath>
             <w:r>
+              <w:rPr>
+                <w:rFonts w:eastAsia="黑体"/>
+              </w:rPr>
               <w:t xml:space="preserve">​</w:t>
             </w:r>
           </w:p>
@@ -1028,7 +1149,7 @@
             </w:pPr>
             <w:r>
               <w:rPr>
-                <w:rFonts w:hint="eastAsia"/>
+                <w:rFonts w:hint="eastAsia" w:eastAsia="黑体"/>
               </w:rPr>
               <w:t xml:space="preserve">输入信号</w:t>
             </w:r>
@@ -1041,6 +1162,9 @@
               <w:pStyle w:val="Compact"/>
             </w:pPr>
             <w:r>
+              <w:rPr>
+                <w:rFonts w:eastAsia="黑体"/>
+              </w:rPr>
               <w:t xml:space="preserve">V</w:t>
             </w:r>
           </w:p>
@@ -1077,6 +1201,9 @@
               </m:sSub>
             </m:oMath>
             <w:r>
+              <w:rPr>
+                <w:rFonts w:eastAsia="黑体"/>
+              </w:rPr>
               <w:t xml:space="preserve">​</w:t>
             </w:r>
           </w:p>
@@ -1089,7 +1216,7 @@
             </w:pPr>
             <w:r>
               <w:rPr>
-                <w:rFonts w:hint="eastAsia"/>
+                <w:rFonts w:hint="eastAsia" w:eastAsia="黑体"/>
               </w:rPr>
               <w:t xml:space="preserve">峰值电压</w:t>
             </w:r>
@@ -1102,6 +1229,9 @@
               <w:pStyle w:val="Compact"/>
             </w:pPr>
             <w:r>
+              <w:rPr>
+                <w:rFonts w:eastAsia="黑体"/>
+              </w:rPr>
               <w:t xml:space="preserve">V</w:t>
             </w:r>
           </w:p>
@@ -1132,6 +1262,9 @@
               </m:sSub>
             </m:oMath>
             <w:r>
+              <w:rPr>
+                <w:rFonts w:eastAsia="黑体"/>
+              </w:rPr>
               <w:t xml:space="preserve">​</w:t>
             </w:r>
           </w:p>
@@ -1144,7 +1277,7 @@
             </w:pPr>
             <w:r>
               <w:rPr>
-                <w:rFonts w:hint="eastAsia"/>
+                <w:rFonts w:hint="eastAsia" w:eastAsia="黑体"/>
               </w:rPr>
               <w:t xml:space="preserve">充电路径电阻</w:t>
             </w:r>
@@ -1157,6 +1290,9 @@
               <w:pStyle w:val="Compact"/>
             </w:pPr>
             <w:r>
+              <w:rPr>
+                <w:rFonts w:eastAsia="黑体"/>
+              </w:rPr>
               <w:t xml:space="preserve">Ω</w:t>
             </w:r>
           </w:p>
@@ -1184,6 +1320,9 @@
               </m:sSub>
             </m:oMath>
             <w:r>
+              <w:rPr>
+                <w:rFonts w:eastAsia="黑体"/>
+              </w:rPr>
               <w:t xml:space="preserve">​</w:t>
             </w:r>
           </w:p>
@@ -1196,7 +1335,7 @@
             </w:pPr>
             <w:r>
               <w:rPr>
-                <w:rFonts w:hint="eastAsia"/>
+                <w:rFonts w:hint="eastAsia" w:eastAsia="黑体"/>
               </w:rPr>
               <w:t xml:space="preserve">保持电容</w:t>
             </w:r>
@@ -1209,6 +1348,9 @@
               <w:pStyle w:val="Compact"/>
             </w:pPr>
             <w:r>
+              <w:rPr>
+                <w:rFonts w:eastAsia="黑体"/>
+              </w:rPr>
               <w:t xml:space="preserve">F</w:t>
             </w:r>
           </w:p>
@@ -1236,6 +1378,9 @@
               </m:sSub>
             </m:oMath>
             <w:r>
+              <w:rPr>
+                <w:rFonts w:eastAsia="黑体"/>
+              </w:rPr>
               <w:t xml:space="preserve">​</w:t>
             </w:r>
           </w:p>
@@ -1248,7 +1393,7 @@
             </w:pPr>
             <w:r>
               <w:rPr>
-                <w:rFonts w:hint="eastAsia"/>
+                <w:rFonts w:hint="eastAsia" w:eastAsia="黑体"/>
               </w:rPr>
               <w:t xml:space="preserve">漏电流</w:t>
             </w:r>
@@ -1261,6 +1406,9 @@
               <w:pStyle w:val="Compact"/>
             </w:pPr>
             <w:r>
+              <w:rPr>
+                <w:rFonts w:eastAsia="黑体"/>
+              </w:rPr>
               <w:t xml:space="preserve">A</w:t>
             </w:r>
           </w:p>
@@ -1285,6 +1433,9 @@
               </m:r>
             </m:oMath>
             <w:r>
+              <w:rPr>
+                <w:rFonts w:eastAsia="黑体"/>
+              </w:rPr>
               <w:t xml:space="preserve">​</w:t>
             </w:r>
           </w:p>
@@ -1297,7 +1448,7 @@
             </w:pPr>
             <w:r>
               <w:rPr>
-                <w:rFonts w:hint="eastAsia"/>
+                <w:rFonts w:hint="eastAsia" w:eastAsia="黑体"/>
               </w:rPr>
               <w:t xml:space="preserve">保持期跌落</w:t>
             </w:r>
@@ -1310,6 +1461,9 @@
               <w:pStyle w:val="Compact"/>
             </w:pPr>
             <w:r>
+              <w:rPr>
+                <w:rFonts w:eastAsia="黑体"/>
+              </w:rPr>
               <w:t xml:space="preserve">V</w:t>
             </w:r>
           </w:p>
@@ -1324,7 +1478,7 @@
       </w:pPr>
       <w:r>
         <w:rPr>
-          <w:rFonts w:hint="eastAsia"/>
+          <w:rFonts w:hint="eastAsia" w:eastAsia="黑体"/>
         </w:rPr>
         <w:t xml:space="preserve">元件调整影响</w:t>
       </w:r>
@@ -1352,20 +1506,26 @@
         </m:sSub>
       </m:oMath>
       <w:r>
+        <w:rPr>
+          <w:rFonts w:eastAsia="黑体"/>
+        </w:rPr>
         <w:t xml:space="preserve"> </w:t>
       </w:r>
       <w:r>
         <w:rPr>
-          <w:rFonts w:hint="eastAsia"/>
+          <w:rFonts w:hint="eastAsia" w:eastAsia="黑体"/>
         </w:rPr>
         <w:t xml:space="preserve">增大</w:t>
       </w:r>
       <w:r>
+        <w:rPr>
+          <w:rFonts w:eastAsia="黑体"/>
+        </w:rPr>
         <w:t xml:space="preserve"> → </w:t>
       </w:r>
       <w:r>
         <w:rPr>
-          <w:rFonts w:hint="eastAsia"/>
+          <w:rFonts w:hint="eastAsia" w:eastAsia="黑体"/>
         </w:rPr>
         <w:t xml:space="preserve">峰值保持更稳（跌落慢），但捕获更慢。</w:t>
       </w:r>
@@ -1380,16 +1540,19 @@
       </w:pPr>
       <w:r>
         <w:rPr>
-          <w:rFonts w:hint="eastAsia"/>
+          <w:rFonts w:hint="eastAsia" w:eastAsia="黑体"/>
         </w:rPr>
         <w:t xml:space="preserve">充电路径电阻越小</w:t>
       </w:r>
       <w:r>
+        <w:rPr>
+          <w:rFonts w:eastAsia="黑体"/>
+        </w:rPr>
         <w:t xml:space="preserve"> → </w:t>
       </w:r>
       <w:r>
         <w:rPr>
-          <w:rFonts w:hint="eastAsia"/>
+          <w:rFonts w:hint="eastAsia" w:eastAsia="黑体"/>
         </w:rPr>
         <w:t xml:space="preserve">能捕获更高频率的峰值。</w:t>
       </w:r>
@@ -1404,16 +1567,19 @@
       </w:pPr>
       <w:r>
         <w:rPr>
-          <w:rFonts w:hint="eastAsia"/>
+          <w:rFonts w:hint="eastAsia" w:eastAsia="黑体"/>
         </w:rPr>
         <w:t xml:space="preserve">缓冲器输入偏置电流越小</w:t>
       </w:r>
       <w:r>
+        <w:rPr>
+          <w:rFonts w:eastAsia="黑体"/>
+        </w:rPr>
         <w:t xml:space="preserve"> → </w:t>
       </w:r>
       <w:r>
         <w:rPr>
-          <w:rFonts w:hint="eastAsia"/>
+          <w:rFonts w:hint="eastAsia" w:eastAsia="黑体"/>
         </w:rPr>
         <w:t xml:space="preserve">保持期跌落越小。</w:t>
       </w:r>
@@ -1428,16 +1594,19 @@
       </w:pPr>
       <w:r>
         <w:rPr>
-          <w:rFonts w:hint="eastAsia"/>
+          <w:rFonts w:hint="eastAsia" w:eastAsia="黑体"/>
         </w:rPr>
         <w:t xml:space="preserve">复位开关关断后漏电越小</w:t>
       </w:r>
       <w:r>
+        <w:rPr>
+          <w:rFonts w:eastAsia="黑体"/>
+        </w:rPr>
         <w:t xml:space="preserve"> → </w:t>
       </w:r>
       <w:r>
         <w:rPr>
-          <w:rFonts w:hint="eastAsia"/>
+          <w:rFonts w:hint="eastAsia" w:eastAsia="黑体"/>
         </w:rPr>
         <w:t xml:space="preserve">保持精度越高。</w:t>
       </w:r>
@@ -1450,7 +1619,7 @@
       </w:pPr>
       <w:r>
         <w:rPr>
-          <w:rFonts w:hint="eastAsia"/>
+          <w:rFonts w:hint="eastAsia" w:eastAsia="黑体"/>
         </w:rPr>
         <w:t xml:space="preserve">典型参数示例</w:t>
       </w:r>
@@ -1497,6 +1666,9 @@
         </m:r>
       </m:oMath>
       <w:r>
+        <w:rPr>
+          <w:rFonts w:eastAsia="黑体"/>
+        </w:rPr>
         <w:t xml:space="preserve">、</w:t>
       </w:r>
       <m:oMath>
@@ -1536,7 +1708,7 @@
       </m:oMath>
       <w:r>
         <w:rPr>
-          <w:rFonts w:hint="eastAsia"/>
+          <w:rFonts w:hint="eastAsia" w:eastAsia="黑体"/>
         </w:rPr>
         <w:t xml:space="preserve">：</w:t>
       </w:r>
@@ -1614,7 +1786,7 @@
       </m:oMath>
       <w:r>
         <w:rPr>
-          <w:rFonts w:hint="eastAsia"/>
+          <w:rFonts w:hint="eastAsia" w:eastAsia="黑体"/>
         </w:rPr>
         <w:t xml:space="preserve">（高速捕获）。</w:t>
       </w:r>
@@ -1662,11 +1834,14 @@
       </m:oMath>
       <w:r>
         <w:rPr>
-          <w:rFonts w:hint="eastAsia"/>
+          <w:rFonts w:hint="eastAsia" w:eastAsia="黑体"/>
         </w:rPr>
         <w:t xml:space="preserve">、漏电流</w:t>
       </w:r>
       <w:r>
+        <w:rPr>
+          <w:rFonts w:eastAsia="黑体"/>
+        </w:rPr>
         <w:t xml:space="preserve"> </w:t>
       </w:r>
       <m:oMath>
@@ -1704,7 +1879,7 @@
       </m:oMath>
       <w:r>
         <w:rPr>
-          <w:rFonts w:hint="eastAsia"/>
+          <w:rFonts w:hint="eastAsia" w:eastAsia="黑体"/>
         </w:rPr>
         <w:t xml:space="preserve">：</w:t>
       </w:r>
@@ -1826,6 +2001,9 @@
         </m:r>
       </m:oMath>
       <w:r>
+        <w:rPr>
+          <w:rFonts w:eastAsia="黑体"/>
+        </w:rPr>
         <w:t xml:space="preserve">。</w:t>
       </w:r>
     </w:p>
@@ -1837,7 +2015,7 @@
       </w:pPr>
       <w:r>
         <w:rPr>
-          <w:rFonts w:hint="eastAsia"/>
+          <w:rFonts w:hint="eastAsia" w:eastAsia="黑体"/>
         </w:rPr>
         <w:t xml:space="preserve">常见器件型号</w:t>
       </w:r>
@@ -1852,7 +2030,7 @@
       </w:pPr>
       <w:r>
         <w:rPr>
-          <w:rFonts w:hint="eastAsia"/>
+          <w:rFonts w:hint="eastAsia" w:eastAsia="黑体"/>
         </w:rPr>
         <w:t xml:space="preserve">精密运放：OPA277、AD8628。</w:t>
       </w:r>
@@ -1867,7 +2045,7 @@
       </w:pPr>
       <w:r>
         <w:rPr>
-          <w:rFonts w:hint="eastAsia"/>
+          <w:rFonts w:hint="eastAsia" w:eastAsia="黑体"/>
         </w:rPr>
         <w:t xml:space="preserve">低漏电二极管：BAS416、BAV199。</w:t>
       </w:r>
@@ -1882,25 +2060,31 @@
       </w:pPr>
       <w:r>
         <w:rPr>
-          <w:rFonts w:hint="eastAsia"/>
+          <w:rFonts w:hint="eastAsia" w:eastAsia="黑体"/>
         </w:rPr>
         <w:t xml:space="preserve">模拟开关</w:t>
       </w:r>
       <w:r>
+        <w:rPr>
+          <w:rFonts w:eastAsia="黑体"/>
+        </w:rPr>
         <w:t xml:space="preserve"> / </w:t>
       </w:r>
       <w:r>
         <w:rPr>
-          <w:rFonts w:hint="eastAsia"/>
+          <w:rFonts w:hint="eastAsia" w:eastAsia="黑体"/>
         </w:rPr>
         <w:t xml:space="preserve">复位：NMOS</w:t>
       </w:r>
       <w:r>
+        <w:rPr>
+          <w:rFonts w:eastAsia="黑体"/>
+        </w:rPr>
         <w:t xml:space="preserve"> </w:t>
       </w:r>
       <w:r>
         <w:rPr>
-          <w:rFonts w:hint="eastAsia"/>
+          <w:rFonts w:hint="eastAsia" w:eastAsia="黑体"/>
         </w:rPr>
         <w:t xml:space="preserve">管、TS5A23157。</w:t>
       </w:r>
@@ -1913,7 +2097,7 @@
       </w:pPr>
       <w:r>
         <w:rPr>
-          <w:rFonts w:hint="eastAsia"/>
+          <w:rFonts w:hint="eastAsia" w:eastAsia="黑体"/>
         </w:rPr>
         <w:t xml:space="preserve">注意事项</w:t>
       </w:r>
@@ -1928,7 +2112,7 @@
       </w:pPr>
       <w:r>
         <w:rPr>
-          <w:rFonts w:hint="eastAsia"/>
+          <w:rFonts w:hint="eastAsia" w:eastAsia="黑体"/>
         </w:rPr>
         <w:t xml:space="preserve">采用精密整流结构（运放反馈）可消除二极管死区，才能检测小信号峰值。</w:t>
       </w:r>
@@ -1943,7 +2127,7 @@
       </w:pPr>
       <w:r>
         <w:rPr>
-          <w:rFonts w:hint="eastAsia"/>
+          <w:rFonts w:hint="eastAsia" w:eastAsia="黑体"/>
         </w:rPr>
         <w:t xml:space="preserve">保持电容需低漏电、低介质吸收。</w:t>
       </w:r>
@@ -1958,7 +2142,7 @@
       </w:pPr>
       <w:r>
         <w:rPr>
-          <w:rFonts w:hint="eastAsia"/>
+          <w:rFonts w:hint="eastAsia" w:eastAsia="黑体"/>
         </w:rPr>
         <w:t xml:space="preserve">峰值能积累但需要复位机制，否则只记录历史最大值。</w:t>
       </w:r>
@@ -1973,7 +2157,7 @@
       </w:pPr>
       <w:r>
         <w:rPr>
-          <w:rFonts w:hint="eastAsia"/>
+          <w:rFonts w:hint="eastAsia" w:eastAsia="黑体"/>
         </w:rPr>
         <w:t xml:space="preserve">高频信号需考虑运放带宽与充电路径速度，否则峰值被拉低。</w:t>
       </w:r>
@@ -1986,7 +2170,7 @@
       </w:pPr>
       <w:r>
         <w:rPr>
-          <w:rFonts w:hint="eastAsia"/>
+          <w:rFonts w:hint="eastAsia" w:eastAsia="黑体"/>
         </w:rPr>
         <w:t xml:space="preserve">参考资料</w:t>
       </w:r>
@@ -2000,6 +2184,9 @@
         </w:numPr>
       </w:pPr>
       <w:r>
+        <w:rPr>
+          <w:rFonts w:eastAsia="黑体"/>
+        </w:rPr>
         <w:t xml:space="preserve">Wikipedia: Peak detector。</w:t>
       </w:r>
     </w:p>
@@ -2012,20 +2199,26 @@
         </w:numPr>
       </w:pPr>
       <w:r>
+        <w:rPr>
+          <w:rFonts w:eastAsia="黑体"/>
+        </w:rPr>
         <w:t xml:space="preserve">TI </w:t>
       </w:r>
       <w:r>
         <w:rPr>
-          <w:rFonts w:hint="eastAsia"/>
+          <w:rFonts w:hint="eastAsia" w:eastAsia="黑体"/>
         </w:rPr>
         <w:t xml:space="preserve">应用笔记</w:t>
       </w:r>
       <w:r>
+        <w:rPr>
+          <w:rFonts w:eastAsia="黑体"/>
+        </w:rPr>
         <w:t xml:space="preserve"> </w:t>
       </w:r>
       <w:r>
         <w:rPr>
-          <w:rFonts w:hint="eastAsia"/>
+          <w:rFonts w:hint="eastAsia" w:eastAsia="黑体"/>
         </w:rPr>
         <w:t xml:space="preserve">SNOA838（峰值检波）。</w:t>
       </w:r>
@@ -2040,7 +2233,7 @@
       </w:pPr>
       <w:r>
         <w:rPr>
-          <w:rFonts w:hint="eastAsia"/>
+          <w:rFonts w:hint="eastAsia" w:eastAsia="黑体"/>
         </w:rPr>
         <w:t xml:space="preserve">《模拟电子技术基础》（童诗白、华成英）。</w:t>
       </w:r>
@@ -2054,11 +2247,11 @@
       </w:pPr>
       <w:r>
         <w:rPr>
-          <w:rFonts w:ascii="Times New Roman" w:hAnsi="Times New Roman"/>
+          <w:rFonts w:ascii="Times New Roman" w:hAnsi="Times New Roman" w:eastAsia="黑体"/>
           <w:color w:val="555555"/>
           <w:sz w:val="21"/>
         </w:rPr>
-        <w:t>材料收集者：杜文杰</w:t>
+        <w:t>材料收集者：杜文杰，WX手机：19519196569，QQ:3478827729</w:t>
       </w:r>
     </w:p>
     <w:sectPr>
@@ -2078,7 +2271,7 @@
 </file>
 
 <file path=word/footer1.xml><?xml version="1.0" encoding="utf-8"?>
-<w:ftr xmlns:m="http://schemas.openxmlformats.org/officeDocument/2006/math" xmlns:mc="http://schemas.openxmlformats.org/markup-compatibility/2006" xmlns:mo="http://schemas.microsoft.com/office/mac/office/2008/main" xmlns:mv="urn:schemas-microsoft-com:mac:vml" xmlns:o="urn:schemas-microsoft-com:office:office" xmlns:r="http://schemas.openxmlformats.org/officeDocument/2006/relationships" xmlns:v="urn:schemas-microsoft-com:vml" xmlns:w10="urn:schemas-microsoft-com:office:word" xmlns:w14="http://schemas.microsoft.com/office/word/2010/wordml" xmlns:w="http://schemas.openxmlformats.org/wordprocessingml/2006/main" xmlns:wne="http://schemas.microsoft.com/office/word/2006/wordml" xmlns:wp14="http://schemas.microsoft.com/office/word/2010/wordprocessingDrawing" xmlns:wp="http://schemas.openxmlformats.org/drawingml/2006/wordprocessingDrawing" xmlns:wpc="http://schemas.microsoft.com/office/word/2010/wordprocessingCanvas" xmlns:wpg="http://schemas.microsoft.com/office/word/2010/wordprocessingGroup" xmlns:wpi="http://schemas.microsoft.com/office/word/2010/wordprocessingInk" xmlns:wps="http://schemas.microsoft.com/office/word/2010/wordprocessingShape" mc:Ignorable="w14 wp14">
+<w:ftr xmlns:mc="http://schemas.openxmlformats.org/markup-compatibility/2006" xmlns:w="http://schemas.openxmlformats.org/wordprocessingml/2006/main" xmlns:m="http://schemas.openxmlformats.org/officeDocument/2006/math" xmlns:mo="http://schemas.microsoft.com/office/mac/office/2008/main" xmlns:mv="urn:schemas-microsoft-com:mac:vml" xmlns:o="urn:schemas-microsoft-com:office:office" xmlns:r="http://schemas.openxmlformats.org/officeDocument/2006/relationships" xmlns:v="urn:schemas-microsoft-com:vml" xmlns:w10="urn:schemas-microsoft-com:office:word" xmlns:w14="http://schemas.microsoft.com/office/word/2010/wordml" xmlns:wne="http://schemas.microsoft.com/office/word/2006/wordml" xmlns:wp14="http://schemas.microsoft.com/office/word/2010/wordprocessingDrawing" xmlns:wp="http://schemas.openxmlformats.org/drawingml/2006/wordprocessingDrawing" xmlns:wpc="http://schemas.microsoft.com/office/word/2010/wordprocessingCanvas" xmlns:wpg="http://schemas.microsoft.com/office/word/2010/wordprocessingGroup" xmlns:wpi="http://schemas.microsoft.com/office/word/2010/wordprocessingInk" xmlns:wps="http://schemas.microsoft.com/office/word/2010/wordprocessingShape" mc:Ignorable="w14 wp14">
   <w:p>
     <w:pPr>
       <w:pStyle w:val="Footer"/>
@@ -2086,12 +2279,14 @@
     </w:pPr>
     <w:r>
       <w:rPr>
+        <w:rFonts w:eastAsia="黑体"/>
         <w:sz w:val="18"/>
       </w:rPr>
       <w:t xml:space="preserve">第 </w:t>
     </w:r>
     <w:r>
       <w:rPr>
+        <w:rFonts w:eastAsia="黑体"/>
         <w:sz w:val="18"/>
       </w:rPr>
       <w:fldChar w:fldCharType="begin"/>
@@ -2100,6 +2295,7 @@
     </w:r>
     <w:r>
       <w:rPr>
+        <w:rFonts w:eastAsia="黑体"/>
         <w:sz w:val="18"/>
       </w:rPr>
       <w:t xml:space="preserve"> 页</w:t>
@@ -2113,6 +2309,9 @@
   <w:footnote w:type="continuationSeparator" w:id="0">
     <w:p>
       <w:r>
+        <w:rPr>
+          <w:rFonts w:eastAsia="黑体"/>
+        </w:rPr>
         <w:continuationSeparator/>
       </w:r>
     </w:p>
@@ -2120,6 +2319,9 @@
   <w:footnote w:type="separator" w:id="-1">
     <w:p>
       <w:r>
+        <w:rPr>
+          <w:rFonts w:eastAsia="黑体"/>
+        </w:rPr>
         <w:separator/>
       </w:r>
     </w:p>
@@ -2128,7 +2330,7 @@
 </file>
 
 <file path=word/header1.xml><?xml version="1.0" encoding="utf-8"?>
-<w:hdr xmlns:m="http://schemas.openxmlformats.org/officeDocument/2006/math" xmlns:mc="http://schemas.openxmlformats.org/markup-compatibility/2006" xmlns:mo="http://schemas.microsoft.com/office/mac/office/2008/main" xmlns:mv="urn:schemas-microsoft-com:mac:vml" xmlns:o="urn:schemas-microsoft-com:office:office" xmlns:r="http://schemas.openxmlformats.org/officeDocument/2006/relationships" xmlns:v="urn:schemas-microsoft-com:vml" xmlns:w10="urn:schemas-microsoft-com:office:word" xmlns:w14="http://schemas.microsoft.com/office/word/2010/wordml" xmlns:w="http://schemas.openxmlformats.org/wordprocessingml/2006/main" xmlns:wne="http://schemas.microsoft.com/office/word/2006/wordml" xmlns:wp14="http://schemas.microsoft.com/office/word/2010/wordprocessingDrawing" xmlns:wp="http://schemas.openxmlformats.org/drawingml/2006/wordprocessingDrawing" xmlns:wpc="http://schemas.microsoft.com/office/word/2010/wordprocessingCanvas" xmlns:wpg="http://schemas.microsoft.com/office/word/2010/wordprocessingGroup" xmlns:wpi="http://schemas.microsoft.com/office/word/2010/wordprocessingInk" xmlns:wps="http://schemas.microsoft.com/office/word/2010/wordprocessingShape" mc:Ignorable="w14 wp14">
+<w:hdr xmlns:mc="http://schemas.openxmlformats.org/markup-compatibility/2006" xmlns:w="http://schemas.openxmlformats.org/wordprocessingml/2006/main" xmlns:m="http://schemas.openxmlformats.org/officeDocument/2006/math" xmlns:mo="http://schemas.microsoft.com/office/mac/office/2008/main" xmlns:mv="urn:schemas-microsoft-com:mac:vml" xmlns:o="urn:schemas-microsoft-com:office:office" xmlns:r="http://schemas.openxmlformats.org/officeDocument/2006/relationships" xmlns:v="urn:schemas-microsoft-com:vml" xmlns:w10="urn:schemas-microsoft-com:office:word" xmlns:w14="http://schemas.microsoft.com/office/word/2010/wordml" xmlns:wne="http://schemas.microsoft.com/office/word/2006/wordml" xmlns:wp14="http://schemas.microsoft.com/office/word/2010/wordprocessingDrawing" xmlns:wp="http://schemas.openxmlformats.org/drawingml/2006/wordprocessingDrawing" xmlns:wpc="http://schemas.microsoft.com/office/word/2010/wordprocessingCanvas" xmlns:wpg="http://schemas.microsoft.com/office/word/2010/wordprocessingGroup" xmlns:wpi="http://schemas.microsoft.com/office/word/2010/wordprocessingInk" xmlns:wps="http://schemas.microsoft.com/office/word/2010/wordprocessingShape" mc:Ignorable="w14 wp14">
   <w:p>
     <w:pPr>
       <w:pStyle w:val="Header"/>
@@ -2136,7 +2338,7 @@
     </w:pPr>
     <w:r>
       <w:rPr>
-        <w:rFonts w:ascii="Times New Roman" w:hAnsi="Times New Roman"/>
+        <w:rFonts w:ascii="Times New Roman" w:hAnsi="Times New Roman" w:eastAsia="黑体"/>
         <w:sz w:val="18"/>
         <w:rFonts w:eastAsia="黑体"/>
         <w:rFonts w:eastAsia="黑体"/>
@@ -2148,7 +2350,7 @@
 </file>
 
 <file path=word/numbering.xml><?xml version="1.0" encoding="utf-8"?>
-<w:numbering xmlns:m="http://schemas.openxmlformats.org/officeDocument/2006/math" xmlns:mc="http://schemas.openxmlformats.org/markup-compatibility/2006" xmlns:mo="http://schemas.microsoft.com/office/mac/office/2008/main" xmlns:mv="urn:schemas-microsoft-com:mac:vml" xmlns:o="urn:schemas-microsoft-com:office:office" xmlns:r="http://schemas.openxmlformats.org/officeDocument/2006/relationships" xmlns:v="urn:schemas-microsoft-com:vml" xmlns:w="http://schemas.openxmlformats.org/wordprocessingml/2006/main" xmlns:w10="urn:schemas-microsoft-com:office:word" xmlns:w14="http://schemas.microsoft.com/office/word/2010/wordml" xmlns:wne="http://schemas.microsoft.com/office/word/2006/wordml" xmlns:wp="http://schemas.openxmlformats.org/drawingml/2006/wordprocessingDrawing" xmlns:wp14="http://schemas.microsoft.com/office/word/2010/wordprocessingDrawing" xmlns:wpc="http://schemas.microsoft.com/office/word/2010/wordprocessingCanvas" xmlns:wpg="http://schemas.microsoft.com/office/word/2010/wordprocessingGroup" xmlns:wpi="http://schemas.microsoft.com/office/word/2010/wordprocessingInk" xmlns:wps="http://schemas.microsoft.com/office/word/2010/wordprocessingShape" mc:Ignorable="w14 wp14">
+<w:numbering xmlns:mc="http://schemas.openxmlformats.org/markup-compatibility/2006" xmlns:w="http://schemas.openxmlformats.org/wordprocessingml/2006/main" xmlns:m="http://schemas.openxmlformats.org/officeDocument/2006/math" xmlns:mo="http://schemas.microsoft.com/office/mac/office/2008/main" xmlns:mv="urn:schemas-microsoft-com:mac:vml" xmlns:o="urn:schemas-microsoft-com:office:office" xmlns:r="http://schemas.openxmlformats.org/officeDocument/2006/relationships" xmlns:v="urn:schemas-microsoft-com:vml" xmlns:w10="urn:schemas-microsoft-com:office:word" xmlns:w14="http://schemas.microsoft.com/office/word/2010/wordml" xmlns:wne="http://schemas.microsoft.com/office/word/2006/wordml" xmlns:wp="http://schemas.openxmlformats.org/drawingml/2006/wordprocessingDrawing" xmlns:wp14="http://schemas.microsoft.com/office/word/2010/wordprocessingDrawing" xmlns:wpc="http://schemas.microsoft.com/office/word/2010/wordprocessingCanvas" xmlns:wpg="http://schemas.microsoft.com/office/word/2010/wordprocessingGroup" xmlns:wpi="http://schemas.microsoft.com/office/word/2010/wordprocessingInk" xmlns:wps="http://schemas.microsoft.com/office/word/2010/wordprocessingShape" mc:Ignorable="w14 wp14">
   <w:abstractNum w:abstractNumId="0">
     <w:nsid w:val="FFFFFF7C"/>
     <w:multiLevelType w:val="singleLevel"/>
@@ -2235,7 +2437,7 @@
         <w:ind w:hanging="360" w:left="1440"/>
       </w:pPr>
       <w:rPr>
-        <w:rFonts w:ascii="Symbol" w:hAnsi="Symbol" w:hint="default"/>
+        <w:rFonts w:ascii="Symbol" w:hAnsi="Symbol" w:hint="default" w:eastAsia="黑体"/>
       </w:rPr>
     </w:lvl>
   </w:abstractNum>
@@ -2256,7 +2458,7 @@
         <w:ind w:hanging="360" w:left="1080"/>
       </w:pPr>
       <w:rPr>
-        <w:rFonts w:ascii="Symbol" w:hAnsi="Symbol" w:hint="default"/>
+        <w:rFonts w:ascii="Symbol" w:hAnsi="Symbol" w:hint="default" w:eastAsia="黑体"/>
       </w:rPr>
     </w:lvl>
   </w:abstractNum>
@@ -2277,7 +2479,7 @@
         <w:ind w:hanging="360" w:left="720"/>
       </w:pPr>
       <w:rPr>
-        <w:rFonts w:ascii="Symbol" w:hAnsi="Symbol" w:hint="default"/>
+        <w:rFonts w:ascii="Symbol" w:hAnsi="Symbol" w:hint="default" w:eastAsia="黑体"/>
       </w:rPr>
     </w:lvl>
   </w:abstractNum>
@@ -2316,7 +2518,7 @@
         <w:ind w:hanging="360" w:left="360"/>
       </w:pPr>
       <w:rPr>
-        <w:rFonts w:ascii="Symbol" w:hAnsi="Symbol" w:hint="default"/>
+        <w:rFonts w:ascii="Symbol" w:hAnsi="Symbol" w:hint="default" w:eastAsia="黑体"/>
       </w:rPr>
     </w:lvl>
   </w:abstractNum>
@@ -2407,7 +2609,7 @@
         <w:ind w:left="720" w:hanging="360"/>
       </w:pPr>
       <w:rPr>
-        <w:rFonts w:ascii="Symbol" w:hAnsi="Symbol" w:cs="Symbol" w:hint="default"/>
+        <w:rFonts w:ascii="Symbol" w:hAnsi="Symbol" w:cs="Symbol" w:hint="default" w:eastAsia="黑体"/>
       </w:rPr>
     </w:lvl>
     <w:lvl w:ilvl="1">
@@ -2418,7 +2620,7 @@
         <w:ind w:left="1440" w:hanging="360"/>
       </w:pPr>
       <w:rPr>
-        <w:rFonts w:ascii="Courier New" w:hAnsi="Courier New" w:cs="Courier New" w:hint="default"/>
+        <w:rFonts w:ascii="Courier New" w:hAnsi="Courier New" w:cs="Courier New" w:hint="default" w:eastAsia="黑体"/>
       </w:rPr>
     </w:lvl>
     <w:lvl w:ilvl="2">
@@ -2429,7 +2631,7 @@
         <w:ind w:left="2160" w:hanging="360"/>
       </w:pPr>
       <w:rPr>
-        <w:rFonts w:ascii="Wingdings" w:hAnsi="Wingdings" w:cs="Wingdings" w:hint="default"/>
+        <w:rFonts w:ascii="Wingdings" w:hAnsi="Wingdings" w:cs="Wingdings" w:hint="default" w:eastAsia="黑体"/>
       </w:rPr>
     </w:lvl>
     <w:lvl w:ilvl="3">
@@ -2440,7 +2642,7 @@
         <w:ind w:left="2880" w:hanging="360"/>
       </w:pPr>
       <w:rPr>
-        <w:rFonts w:ascii="Symbol" w:hAnsi="Symbol" w:cs="Symbol" w:hint="default"/>
+        <w:rFonts w:ascii="Symbol" w:hAnsi="Symbol" w:cs="Symbol" w:hint="default" w:eastAsia="黑体"/>
       </w:rPr>
     </w:lvl>
     <w:lvl w:ilvl="4">
@@ -2451,7 +2653,7 @@
         <w:ind w:left="3600" w:hanging="360"/>
       </w:pPr>
       <w:rPr>
-        <w:rFonts w:ascii="Courier New" w:hAnsi="Courier New" w:cs="Courier New" w:hint="default"/>
+        <w:rFonts w:ascii="Courier New" w:hAnsi="Courier New" w:cs="Courier New" w:hint="default" w:eastAsia="黑体"/>
       </w:rPr>
     </w:lvl>
     <w:lvl w:ilvl="5">
@@ -2462,7 +2664,7 @@
         <w:ind w:left="4320" w:hanging="360"/>
       </w:pPr>
       <w:rPr>
-        <w:rFonts w:ascii="Wingdings" w:hAnsi="Wingdings" w:cs="Wingdings" w:hint="default"/>
+        <w:rFonts w:ascii="Wingdings" w:hAnsi="Wingdings" w:cs="Wingdings" w:hint="default" w:eastAsia="黑体"/>
       </w:rPr>
     </w:lvl>
     <w:lvl w:ilvl="6">
@@ -2473,7 +2675,7 @@
         <w:ind w:left="5040" w:hanging="360"/>
       </w:pPr>
       <w:rPr>
-        <w:rFonts w:ascii="Symbol" w:hAnsi="Symbol" w:cs="Symbol" w:hint="default"/>
+        <w:rFonts w:ascii="Symbol" w:hAnsi="Symbol" w:cs="Symbol" w:hint="default" w:eastAsia="黑体"/>
       </w:rPr>
     </w:lvl>
     <w:lvl w:ilvl="7">
@@ -2484,7 +2686,7 @@
         <w:ind w:left="5760" w:hanging="360"/>
       </w:pPr>
       <w:rPr>
-        <w:rFonts w:ascii="Courier New" w:hAnsi="Courier New" w:cs="Courier New" w:hint="default"/>
+        <w:rFonts w:ascii="Courier New" w:hAnsi="Courier New" w:cs="Courier New" w:hint="default" w:eastAsia="黑体"/>
       </w:rPr>
     </w:lvl>
     <w:lvl w:ilvl="8">
@@ -2495,7 +2697,7 @@
         <w:ind w:left="6480" w:hanging="360"/>
       </w:pPr>
       <w:rPr>
-        <w:rFonts w:ascii="Wingdings" w:hAnsi="Wingdings" w:cs="Wingdings" w:hint="default"/>
+        <w:rFonts w:ascii="Wingdings" w:hAnsi="Wingdings" w:cs="Wingdings" w:hint="default" w:eastAsia="黑体"/>
       </w:rPr>
     </w:lvl>
   </w:abstractNum>
@@ -2551,11 +2753,11 @@
 </file>
 
 <file path=word/styles.xml><?xml version="1.0" encoding="utf-8"?>
-<w:styles xmlns:mc="http://schemas.openxmlformats.org/markup-compatibility/2006" xmlns:r="http://schemas.openxmlformats.org/officeDocument/2006/relationships" xmlns:w="http://schemas.openxmlformats.org/wordprocessingml/2006/main" xmlns:w14="http://schemas.microsoft.com/office/word/2010/wordml" mc:Ignorable="w14">
+<w:styles xmlns:mc="http://schemas.openxmlformats.org/markup-compatibility/2006" xmlns:w="http://schemas.openxmlformats.org/wordprocessingml/2006/main" xmlns:r="http://schemas.openxmlformats.org/officeDocument/2006/relationships" xmlns:w14="http://schemas.microsoft.com/office/word/2010/wordml" mc:Ignorable="w14">
   <w:docDefaults>
     <w:rPrDefault>
       <w:rPr>
-        <w:rFonts w:asciiTheme="minorHAnsi" w:cstheme="minorBidi" w:eastAsiaTheme="minorEastAsia" w:hAnsiTheme="minorHAnsi"/>
+        <w:rFonts w:asciiTheme="minorHAnsi" w:cstheme="minorBidi" w:hAnsiTheme="minorHAnsi" w:eastAsia="黑体"/>
         <w:sz w:val="22"/>
         <w:szCs w:val="22"/>
         <w:lang w:bidi="ar-SA" w:eastAsia="en-US" w:val="en-US"/>
@@ -2777,7 +2979,7 @@
       <w:outlineLvl w:val="0"/>
     </w:pPr>
     <w:rPr>
-      <w:rFonts w:ascii="Times New Roman" w:asciiTheme="majorHAnsi" w:cstheme="majorBidi" w:eastAsia="黑体" w:eastAsiaTheme="majorEastAsia" w:hAnsi="Times New Roman" w:hAnsiTheme="majorHAnsi"/>
+      <w:rFonts w:ascii="Times New Roman" w:asciiTheme="majorHAnsi" w:cstheme="majorBidi" w:eastAsia="黑体" w:hAnsi="Times New Roman" w:hAnsiTheme="majorHAnsi"/>
       <w:b/>
       <w:bCs/>
       <w:color w:val="1F3864"/>
@@ -2801,7 +3003,7 @@
       <w:outlineLvl w:val="1"/>
     </w:pPr>
     <w:rPr>
-      <w:rFonts w:ascii="Times New Roman" w:asciiTheme="majorHAnsi" w:cstheme="majorBidi" w:eastAsia="黑体" w:eastAsiaTheme="majorEastAsia" w:hAnsi="Times New Roman" w:hAnsiTheme="majorHAnsi"/>
+      <w:rFonts w:ascii="Times New Roman" w:asciiTheme="majorHAnsi" w:cstheme="majorBidi" w:eastAsia="黑体" w:hAnsi="Times New Roman" w:hAnsiTheme="majorHAnsi"/>
       <w:b/>
       <w:bCs/>
       <w:color w:val="2E4E7E"/>
@@ -2825,7 +3027,7 @@
       <w:outlineLvl w:val="2"/>
     </w:pPr>
     <w:rPr>
-      <w:rFonts w:ascii="Times New Roman" w:asciiTheme="majorHAnsi" w:cstheme="majorBidi" w:eastAsia="黑体" w:eastAsiaTheme="majorEastAsia" w:hAnsi="Times New Roman" w:hAnsiTheme="majorHAnsi"/>
+      <w:rFonts w:ascii="Times New Roman" w:asciiTheme="majorHAnsi" w:cstheme="majorBidi" w:eastAsia="黑体" w:hAnsi="Times New Roman" w:hAnsiTheme="majorHAnsi"/>
       <w:b/>
       <w:bCs/>
       <w:color w:val="2E4E7E"/>
@@ -2849,7 +3051,7 @@
       <w:outlineLvl w:val="3"/>
     </w:pPr>
     <w:rPr>
-      <w:rFonts w:ascii="Times New Roman" w:asciiTheme="majorHAnsi" w:cstheme="majorBidi" w:eastAsia="黑体" w:eastAsiaTheme="majorEastAsia" w:hAnsi="Times New Roman" w:hAnsiTheme="majorHAnsi"/>
+      <w:rFonts w:ascii="Times New Roman" w:asciiTheme="majorHAnsi" w:cstheme="majorBidi" w:eastAsia="黑体" w:hAnsi="Times New Roman" w:hAnsiTheme="majorHAnsi"/>
       <w:b/>
       <w:bCs/>
       <w:i/>
@@ -2875,7 +3077,7 @@
       <w:outlineLvl w:val="4"/>
     </w:pPr>
     <w:rPr>
-      <w:rFonts w:ascii="Times New Roman" w:asciiTheme="majorHAnsi" w:cstheme="majorBidi" w:eastAsia="黑体" w:eastAsiaTheme="majorEastAsia" w:hAnsi="Times New Roman" w:hAnsiTheme="majorHAnsi"/>
+      <w:rFonts w:ascii="Times New Roman" w:asciiTheme="majorHAnsi" w:cstheme="majorBidi" w:eastAsia="黑体" w:hAnsi="Times New Roman" w:hAnsiTheme="majorHAnsi"/>
       <w:b/>
       <w:color w:val="333333"/>
       <w:sz w:val="22"/>
@@ -2898,7 +3100,7 @@
       <w:outlineLvl w:val="5"/>
     </w:pPr>
     <w:rPr>
-      <w:rFonts w:asciiTheme="majorHAnsi" w:cstheme="majorBidi" w:eastAsiaTheme="majorEastAsia" w:hAnsiTheme="majorHAnsi"/>
+      <w:rFonts w:asciiTheme="majorHAnsi" w:cstheme="majorBidi" w:hAnsiTheme="majorHAnsi" w:eastAsia="黑体"/>
       <w:i/>
       <w:iCs/>
       <w:color w:themeColor="accent1" w:themeShade="7F" w:val="243F60"/>
@@ -2921,7 +3123,7 @@
       <w:outlineLvl w:val="6"/>
     </w:pPr>
     <w:rPr>
-      <w:rFonts w:asciiTheme="majorHAnsi" w:cstheme="majorBidi" w:eastAsiaTheme="majorEastAsia" w:hAnsiTheme="majorHAnsi"/>
+      <w:rFonts w:asciiTheme="majorHAnsi" w:cstheme="majorBidi" w:hAnsiTheme="majorHAnsi" w:eastAsia="黑体"/>
       <w:i/>
       <w:iCs/>
       <w:color w:themeColor="text1" w:themeTint="BF" w:val="404040"/>
@@ -2944,7 +3146,7 @@
       <w:outlineLvl w:val="7"/>
     </w:pPr>
     <w:rPr>
-      <w:rFonts w:asciiTheme="majorHAnsi" w:cstheme="majorBidi" w:eastAsiaTheme="majorEastAsia" w:hAnsiTheme="majorHAnsi"/>
+      <w:rFonts w:asciiTheme="majorHAnsi" w:cstheme="majorBidi" w:hAnsiTheme="majorHAnsi" w:eastAsia="黑体"/>
       <w:color w:themeColor="accent1" w:val="4F81BD"/>
       <w:sz w:val="20"/>
       <w:szCs w:val="20"/>
@@ -2967,7 +3169,7 @@
       <w:outlineLvl w:val="8"/>
     </w:pPr>
     <w:rPr>
-      <w:rFonts w:asciiTheme="majorHAnsi" w:cstheme="majorBidi" w:eastAsiaTheme="majorEastAsia" w:hAnsiTheme="majorHAnsi"/>
+      <w:rFonts w:asciiTheme="majorHAnsi" w:cstheme="majorBidi" w:hAnsiTheme="majorHAnsi" w:eastAsia="黑体"/>
       <w:i/>
       <w:iCs/>
       <w:color w:themeColor="text1" w:themeTint="BF" w:val="404040"/>
@@ -3018,7 +3220,7 @@
     <w:uiPriority w:val="9"/>
     <w:rsid w:val="00FC693F"/>
     <w:rPr>
-      <w:rFonts w:asciiTheme="majorHAnsi" w:cstheme="majorBidi" w:eastAsiaTheme="majorEastAsia" w:hAnsiTheme="majorHAnsi"/>
+      <w:rFonts w:asciiTheme="majorHAnsi" w:cstheme="majorBidi" w:hAnsiTheme="majorHAnsi" w:eastAsia="黑体"/>
       <w:b/>
       <w:bCs/>
       <w:color w:themeColor="accent1" w:themeShade="BF" w:val="365F91"/>
@@ -3033,7 +3235,7 @@
     <w:uiPriority w:val="9"/>
     <w:rsid w:val="00FC693F"/>
     <w:rPr>
-      <w:rFonts w:asciiTheme="majorHAnsi" w:cstheme="majorBidi" w:eastAsiaTheme="majorEastAsia" w:hAnsiTheme="majorHAnsi"/>
+      <w:rFonts w:asciiTheme="majorHAnsi" w:cstheme="majorBidi" w:hAnsiTheme="majorHAnsi" w:eastAsia="黑体"/>
       <w:b/>
       <w:bCs/>
       <w:color w:themeColor="accent1" w:val="4F81BD"/>
@@ -3048,7 +3250,7 @@
     <w:uiPriority w:val="9"/>
     <w:rsid w:val="00FC693F"/>
     <w:rPr>
-      <w:rFonts w:asciiTheme="majorHAnsi" w:cstheme="majorBidi" w:eastAsiaTheme="majorEastAsia" w:hAnsiTheme="majorHAnsi"/>
+      <w:rFonts w:asciiTheme="majorHAnsi" w:cstheme="majorBidi" w:hAnsiTheme="majorHAnsi" w:eastAsia="黑体"/>
       <w:b/>
       <w:bCs/>
       <w:color w:themeColor="accent1" w:val="4F81BD"/>
@@ -3071,7 +3273,7 @@
       <w:contextualSpacing/>
     </w:pPr>
     <w:rPr>
-      <w:rFonts w:ascii="Times New Roman" w:asciiTheme="majorHAnsi" w:cstheme="majorBidi" w:eastAsia="黑体" w:eastAsiaTheme="majorEastAsia" w:hAnsi="Times New Roman" w:hAnsiTheme="majorHAnsi"/>
+      <w:rFonts w:ascii="Times New Roman" w:asciiTheme="majorHAnsi" w:cstheme="majorBidi" w:eastAsia="黑体" w:hAnsi="Times New Roman" w:hAnsiTheme="majorHAnsi"/>
       <w:b/>
       <w:color w:val="1F3864"/>
       <w:spacing w:val="5"/>
@@ -3087,7 +3289,7 @@
     <w:uiPriority w:val="10"/>
     <w:rsid w:val="00FC693F"/>
     <w:rPr>
-      <w:rFonts w:asciiTheme="majorHAnsi" w:cstheme="majorBidi" w:eastAsiaTheme="majorEastAsia" w:hAnsiTheme="majorHAnsi"/>
+      <w:rFonts w:asciiTheme="majorHAnsi" w:cstheme="majorBidi" w:hAnsiTheme="majorHAnsi" w:eastAsia="黑体"/>
       <w:color w:themeColor="text2" w:themeShade="BF" w:val="17365D"/>
       <w:spacing w:val="5"/>
       <w:kern w:val="28"/>
@@ -3109,7 +3311,7 @@
       </w:numPr>
     </w:pPr>
     <w:rPr>
-      <w:rFonts w:asciiTheme="majorHAnsi" w:cstheme="majorBidi" w:eastAsiaTheme="majorEastAsia" w:hAnsiTheme="majorHAnsi"/>
+      <w:rFonts w:asciiTheme="majorHAnsi" w:cstheme="majorBidi" w:hAnsiTheme="majorHAnsi" w:eastAsia="黑体"/>
       <w:i/>
       <w:iCs/>
       <w:color w:themeColor="accent1" w:val="4F81BD"/>
@@ -3125,7 +3327,7 @@
     <w:uiPriority w:val="11"/>
     <w:rsid w:val="00FC693F"/>
     <w:rPr>
-      <w:rFonts w:asciiTheme="majorHAnsi" w:cstheme="majorBidi" w:eastAsiaTheme="majorEastAsia" w:hAnsiTheme="majorHAnsi"/>
+      <w:rFonts w:asciiTheme="majorHAnsi" w:cstheme="majorBidi" w:hAnsiTheme="majorHAnsi" w:eastAsia="黑体"/>
       <w:i/>
       <w:iCs/>
       <w:color w:themeColor="accent1" w:val="4F81BD"/>
@@ -3192,6 +3394,7 @@
       <w:spacing w:after="120"/>
     </w:pPr>
     <w:rPr>
+      <w:rFonts w:eastAsia="黑体"/>
       <w:sz w:val="16"/>
       <w:szCs w:val="16"/>
     </w:rPr>
@@ -3203,6 +3406,7 @@
     <w:uiPriority w:val="99"/>
     <w:rsid w:val="00AA1D8D"/>
     <w:rPr>
+      <w:rFonts w:eastAsia="黑体"/>
       <w:sz w:val="16"/>
       <w:szCs w:val="16"/>
     </w:rPr>
@@ -3372,7 +3576,7 @@
       </w:tabs>
     </w:pPr>
     <w:rPr>
-      <w:rFonts w:ascii="Courier" w:hAnsi="Courier"/>
+      <w:rFonts w:ascii="Courier" w:hAnsi="Courier" w:eastAsia="黑体"/>
       <w:sz w:val="20"/>
       <w:szCs w:val="20"/>
     </w:rPr>
@@ -3384,7 +3588,7 @@
     <w:uiPriority w:val="99"/>
     <w:rsid w:val="0029639D"/>
     <w:rPr>
-      <w:rFonts w:ascii="Courier" w:hAnsi="Courier"/>
+      <w:rFonts w:ascii="Courier" w:hAnsi="Courier" w:eastAsia="黑体"/>
       <w:sz w:val="20"/>
       <w:szCs w:val="20"/>
     </w:rPr>
@@ -3420,6 +3624,7 @@
     <w:uiPriority w:val="29"/>
     <w:rsid w:val="00FC693F"/>
     <w:rPr>
+      <w:rFonts w:eastAsia="黑体"/>
       <w:i/>
       <w:iCs/>
       <w:color w:themeColor="text1" w:val="000000"/>
@@ -3433,7 +3638,7 @@
     <w:semiHidden/>
     <w:rsid w:val="00FC693F"/>
     <w:rPr>
-      <w:rFonts w:asciiTheme="majorHAnsi" w:cstheme="majorBidi" w:eastAsiaTheme="majorEastAsia" w:hAnsiTheme="majorHAnsi"/>
+      <w:rFonts w:asciiTheme="majorHAnsi" w:cstheme="majorBidi" w:hAnsiTheme="majorHAnsi" w:eastAsia="黑体"/>
       <w:b/>
       <w:bCs/>
       <w:i/>
@@ -3449,7 +3654,7 @@
     <w:semiHidden/>
     <w:rsid w:val="00FC693F"/>
     <w:rPr>
-      <w:rFonts w:asciiTheme="majorHAnsi" w:cstheme="majorBidi" w:eastAsiaTheme="majorEastAsia" w:hAnsiTheme="majorHAnsi"/>
+      <w:rFonts w:asciiTheme="majorHAnsi" w:cstheme="majorBidi" w:hAnsiTheme="majorHAnsi" w:eastAsia="黑体"/>
       <w:color w:themeColor="accent1" w:themeShade="7F" w:val="243F60"/>
     </w:rPr>
   </w:style>
@@ -3461,7 +3666,7 @@
     <w:semiHidden/>
     <w:rsid w:val="00FC693F"/>
     <w:rPr>
-      <w:rFonts w:asciiTheme="majorHAnsi" w:cstheme="majorBidi" w:eastAsiaTheme="majorEastAsia" w:hAnsiTheme="majorHAnsi"/>
+      <w:rFonts w:asciiTheme="majorHAnsi" w:cstheme="majorBidi" w:hAnsiTheme="majorHAnsi" w:eastAsia="黑体"/>
       <w:i/>
       <w:iCs/>
       <w:color w:themeColor="accent1" w:themeShade="7F" w:val="243F60"/>
@@ -3475,7 +3680,7 @@
     <w:semiHidden/>
     <w:rsid w:val="00FC693F"/>
     <w:rPr>
-      <w:rFonts w:asciiTheme="majorHAnsi" w:cstheme="majorBidi" w:eastAsiaTheme="majorEastAsia" w:hAnsiTheme="majorHAnsi"/>
+      <w:rFonts w:asciiTheme="majorHAnsi" w:cstheme="majorBidi" w:hAnsiTheme="majorHAnsi" w:eastAsia="黑体"/>
       <w:i/>
       <w:iCs/>
       <w:color w:themeColor="text1" w:themeTint="BF" w:val="404040"/>
@@ -3489,7 +3694,7 @@
     <w:semiHidden/>
     <w:rsid w:val="00FC693F"/>
     <w:rPr>
-      <w:rFonts w:asciiTheme="majorHAnsi" w:cstheme="majorBidi" w:eastAsiaTheme="majorEastAsia" w:hAnsiTheme="majorHAnsi"/>
+      <w:rFonts w:asciiTheme="majorHAnsi" w:cstheme="majorBidi" w:hAnsiTheme="majorHAnsi" w:eastAsia="黑体"/>
       <w:color w:themeColor="accent1" w:val="4F81BD"/>
       <w:sz w:val="20"/>
       <w:szCs w:val="20"/>
@@ -3503,7 +3708,7 @@
     <w:semiHidden/>
     <w:rsid w:val="00FC693F"/>
     <w:rPr>
-      <w:rFonts w:asciiTheme="majorHAnsi" w:cstheme="majorBidi" w:eastAsiaTheme="majorEastAsia" w:hAnsiTheme="majorHAnsi"/>
+      <w:rFonts w:asciiTheme="majorHAnsi" w:cstheme="majorBidi" w:hAnsiTheme="majorHAnsi" w:eastAsia="黑体"/>
       <w:i/>
       <w:iCs/>
       <w:color w:themeColor="text1" w:themeTint="BF" w:val="404040"/>
@@ -3524,6 +3729,7 @@
       <w:spacing w:line="240" w:lineRule="auto"/>
     </w:pPr>
     <w:rPr>
+      <w:rFonts w:eastAsia="黑体"/>
       <w:b/>
       <w:bCs/>
       <w:color w:themeColor="accent1" w:val="4F81BD"/>
@@ -3538,6 +3744,7 @@
     <w:qFormat/>
     <w:rsid w:val="00FC693F"/>
     <w:rPr>
+      <w:rFonts w:eastAsia="黑体"/>
       <w:b/>
       <w:bCs/>
     </w:rPr>
@@ -3549,6 +3756,7 @@
     <w:qFormat/>
     <w:rsid w:val="00FC693F"/>
     <w:rPr>
+      <w:rFonts w:eastAsia="黑体"/>
       <w:i/>
       <w:iCs/>
     </w:rPr>
@@ -3569,6 +3777,7 @@
       <w:ind w:left="936" w:right="936"/>
     </w:pPr>
     <w:rPr>
+      <w:rFonts w:eastAsia="黑体"/>
       <w:b/>
       <w:bCs/>
       <w:i/>
@@ -3583,6 +3792,7 @@
     <w:uiPriority w:val="30"/>
     <w:rsid w:val="00FC693F"/>
     <w:rPr>
+      <w:rFonts w:eastAsia="黑体"/>
       <w:b/>
       <w:bCs/>
       <w:i/>
@@ -3597,6 +3807,7 @@
     <w:qFormat/>
     <w:rsid w:val="00FC693F"/>
     <w:rPr>
+      <w:rFonts w:eastAsia="黑体"/>
       <w:i/>
       <w:iCs/>
       <w:color w:themeColor="text1" w:themeTint="7F" w:val="808080"/>
@@ -3609,6 +3820,7 @@
     <w:qFormat/>
     <w:rsid w:val="00FC693F"/>
     <w:rPr>
+      <w:rFonts w:eastAsia="黑体"/>
       <w:b/>
       <w:bCs/>
       <w:i/>
@@ -3623,6 +3835,7 @@
     <w:qFormat/>
     <w:rsid w:val="00FC693F"/>
     <w:rPr>
+      <w:rFonts w:eastAsia="黑体"/>
       <w:smallCaps/>
       <w:color w:themeColor="accent2" w:val="C0504D"/>
       <w:u w:val="single"/>
@@ -3635,6 +3848,7 @@
     <w:qFormat/>
     <w:rsid w:val="00FC693F"/>
     <w:rPr>
+      <w:rFonts w:eastAsia="黑体"/>
       <w:b/>
       <w:bCs/>
       <w:smallCaps/>
@@ -3650,6 +3864,7 @@
     <w:qFormat/>
     <w:rsid w:val="00FC693F"/>
     <w:rPr>
+      <w:rFonts w:eastAsia="黑体"/>
       <w:b/>
       <w:bCs/>
       <w:smallCaps/>
@@ -3704,6 +3919,7 @@
       <w:spacing w:after="0" w:line="240" w:lineRule="auto"/>
     </w:pPr>
     <w:rPr>
+      <w:rFonts w:eastAsia="黑体"/>
       <w:color w:themeColor="text1" w:themeShade="BF" w:val="000000"/>
     </w:rPr>
     <w:tblPr>
@@ -3726,6 +3942,7 @@
         <w:spacing w:after="0" w:before="0" w:line="240" w:lineRule="auto"/>
       </w:pPr>
       <w:rPr>
+        <w:rFonts w:eastAsia="黑体"/>
         <w:b/>
         <w:bCs/>
       </w:rPr>
@@ -3746,6 +3963,7 @@
         <w:spacing w:after="0" w:before="0" w:line="240" w:lineRule="auto"/>
       </w:pPr>
       <w:rPr>
+        <w:rFonts w:eastAsia="黑体"/>
         <w:b/>
         <w:bCs/>
       </w:rPr>
@@ -3763,12 +3981,14 @@
     </w:tblStylePr>
     <w:tblStylePr w:type="firstCol">
       <w:rPr>
+        <w:rFonts w:eastAsia="黑体"/>
         <w:b/>
         <w:bCs/>
       </w:rPr>
     </w:tblStylePr>
     <w:tblStylePr w:type="lastCol">
       <w:rPr>
+        <w:rFonts w:eastAsia="黑体"/>
         <w:b/>
         <w:bCs/>
       </w:rPr>
@@ -3807,6 +4027,7 @@
       <w:spacing w:after="0" w:line="240" w:lineRule="auto"/>
     </w:pPr>
     <w:rPr>
+      <w:rFonts w:eastAsia="黑体"/>
       <w:color w:themeColor="accent1" w:themeShade="BF" w:val="365F91"/>
     </w:rPr>
     <w:tblPr>
@@ -3829,6 +4050,7 @@
         <w:spacing w:after="0" w:before="0" w:line="240" w:lineRule="auto"/>
       </w:pPr>
       <w:rPr>
+        <w:rFonts w:eastAsia="黑体"/>
         <w:b/>
         <w:bCs/>
       </w:rPr>
@@ -3849,6 +4071,7 @@
         <w:spacing w:after="0" w:before="0" w:line="240" w:lineRule="auto"/>
       </w:pPr>
       <w:rPr>
+        <w:rFonts w:eastAsia="黑体"/>
         <w:b/>
         <w:bCs/>
       </w:rPr>
@@ -3866,12 +4089,14 @@
     </w:tblStylePr>
     <w:tblStylePr w:type="firstCol">
       <w:rPr>
+        <w:rFonts w:eastAsia="黑体"/>
         <w:b/>
         <w:bCs/>
       </w:rPr>
     </w:tblStylePr>
     <w:tblStylePr w:type="lastCol">
       <w:rPr>
+        <w:rFonts w:eastAsia="黑体"/>
         <w:b/>
         <w:bCs/>
       </w:rPr>
@@ -3910,6 +4135,7 @@
       <w:spacing w:after="0" w:line="240" w:lineRule="auto"/>
     </w:pPr>
     <w:rPr>
+      <w:rFonts w:eastAsia="黑体"/>
       <w:color w:themeColor="accent2" w:themeShade="BF" w:val="943634"/>
     </w:rPr>
     <w:tblPr>
@@ -3932,6 +4158,7 @@
         <w:spacing w:after="0" w:before="0" w:line="240" w:lineRule="auto"/>
       </w:pPr>
       <w:rPr>
+        <w:rFonts w:eastAsia="黑体"/>
         <w:b/>
         <w:bCs/>
       </w:rPr>
@@ -3952,6 +4179,7 @@
         <w:spacing w:after="0" w:before="0" w:line="240" w:lineRule="auto"/>
       </w:pPr>
       <w:rPr>
+        <w:rFonts w:eastAsia="黑体"/>
         <w:b/>
         <w:bCs/>
       </w:rPr>
@@ -3969,12 +4197,14 @@
     </w:tblStylePr>
     <w:tblStylePr w:type="firstCol">
       <w:rPr>
+        <w:rFonts w:eastAsia="黑体"/>
         <w:b/>
         <w:bCs/>
       </w:rPr>
     </w:tblStylePr>
     <w:tblStylePr w:type="lastCol">
       <w:rPr>
+        <w:rFonts w:eastAsia="黑体"/>
         <w:b/>
         <w:bCs/>
       </w:rPr>
@@ -4013,6 +4243,7 @@
       <w:spacing w:after="0" w:line="240" w:lineRule="auto"/>
     </w:pPr>
     <w:rPr>
+      <w:rFonts w:eastAsia="黑体"/>
       <w:color w:themeColor="accent3" w:themeShade="BF" w:val="76923C"/>
     </w:rPr>
     <w:tblPr>
@@ -4035,6 +4266,7 @@
         <w:spacing w:after="0" w:before="0" w:line="240" w:lineRule="auto"/>
       </w:pPr>
       <w:rPr>
+        <w:rFonts w:eastAsia="黑体"/>
         <w:b/>
         <w:bCs/>
       </w:rPr>
@@ -4055,6 +4287,7 @@
         <w:spacing w:after="0" w:before="0" w:line="240" w:lineRule="auto"/>
       </w:pPr>
       <w:rPr>
+        <w:rFonts w:eastAsia="黑体"/>
         <w:b/>
         <w:bCs/>
       </w:rPr>
@@ -4072,12 +4305,14 @@
     </w:tblStylePr>
     <w:tblStylePr w:type="firstCol">
       <w:rPr>
+        <w:rFonts w:eastAsia="黑体"/>
         <w:b/>
         <w:bCs/>
       </w:rPr>
     </w:tblStylePr>
     <w:tblStylePr w:type="lastCol">
       <w:rPr>
+        <w:rFonts w:eastAsia="黑体"/>
         <w:b/>
         <w:bCs/>
       </w:rPr>
@@ -4116,6 +4351,7 @@
       <w:spacing w:after="0" w:line="240" w:lineRule="auto"/>
     </w:pPr>
     <w:rPr>
+      <w:rFonts w:eastAsia="黑体"/>
       <w:color w:themeColor="accent4" w:themeShade="BF" w:val="5F497A"/>
     </w:rPr>
     <w:tblPr>
@@ -4138,6 +4374,7 @@
         <w:spacing w:after="0" w:before="0" w:line="240" w:lineRule="auto"/>
       </w:pPr>
       <w:rPr>
+        <w:rFonts w:eastAsia="黑体"/>
         <w:b/>
         <w:bCs/>
       </w:rPr>
@@ -4158,6 +4395,7 @@
         <w:spacing w:after="0" w:before="0" w:line="240" w:lineRule="auto"/>
       </w:pPr>
       <w:rPr>
+        <w:rFonts w:eastAsia="黑体"/>
         <w:b/>
         <w:bCs/>
       </w:rPr>
@@ -4175,12 +4413,14 @@
     </w:tblStylePr>
     <w:tblStylePr w:type="firstCol">
       <w:rPr>
+        <w:rFonts w:eastAsia="黑体"/>
         <w:b/>
         <w:bCs/>
       </w:rPr>
     </w:tblStylePr>
     <w:tblStylePr w:type="lastCol">
       <w:rPr>
+        <w:rFonts w:eastAsia="黑体"/>
         <w:b/>
         <w:bCs/>
       </w:rPr>
@@ -4219,6 +4459,7 @@
       <w:spacing w:after="0" w:line="240" w:lineRule="auto"/>
     </w:pPr>
     <w:rPr>
+      <w:rFonts w:eastAsia="黑体"/>
       <w:color w:themeColor="accent5" w:themeShade="BF" w:val="31849B"/>
     </w:rPr>
     <w:tblPr>
@@ -4241,6 +4482,7 @@
         <w:spacing w:after="0" w:before="0" w:line="240" w:lineRule="auto"/>
       </w:pPr>
       <w:rPr>
+        <w:rFonts w:eastAsia="黑体"/>
         <w:b/>
         <w:bCs/>
       </w:rPr>
@@ -4261,6 +4503,7 @@
         <w:spacing w:after="0" w:before="0" w:line="240" w:lineRule="auto"/>
       </w:pPr>
       <w:rPr>
+        <w:rFonts w:eastAsia="黑体"/>
         <w:b/>
         <w:bCs/>
       </w:rPr>
@@ -4278,12 +4521,14 @@
     </w:tblStylePr>
     <w:tblStylePr w:type="firstCol">
       <w:rPr>
+        <w:rFonts w:eastAsia="黑体"/>
         <w:b/>
         <w:bCs/>
       </w:rPr>
     </w:tblStylePr>
     <w:tblStylePr w:type="lastCol">
       <w:rPr>
+        <w:rFonts w:eastAsia="黑体"/>
         <w:b/>
         <w:bCs/>
       </w:rPr>
@@ -4322,6 +4567,7 @@
       <w:spacing w:after="0" w:line="240" w:lineRule="auto"/>
     </w:pPr>
     <w:rPr>
+      <w:rFonts w:eastAsia="黑体"/>
       <w:color w:themeColor="accent6" w:themeShade="BF" w:val="E36C0A"/>
     </w:rPr>
     <w:tblPr>
@@ -4344,6 +4590,7 @@
         <w:spacing w:after="0" w:before="0" w:line="240" w:lineRule="auto"/>
       </w:pPr>
       <w:rPr>
+        <w:rFonts w:eastAsia="黑体"/>
         <w:b/>
         <w:bCs/>
       </w:rPr>
@@ -4364,6 +4611,7 @@
         <w:spacing w:after="0" w:before="0" w:line="240" w:lineRule="auto"/>
       </w:pPr>
       <w:rPr>
+        <w:rFonts w:eastAsia="黑体"/>
         <w:b/>
         <w:bCs/>
       </w:rPr>
@@ -4381,12 +4629,14 @@
     </w:tblStylePr>
     <w:tblStylePr w:type="firstCol">
       <w:rPr>
+        <w:rFonts w:eastAsia="黑体"/>
         <w:b/>
         <w:bCs/>
       </w:rPr>
     </w:tblStylePr>
     <w:tblStylePr w:type="lastCol">
       <w:rPr>
+        <w:rFonts w:eastAsia="黑体"/>
         <w:b/>
         <w:bCs/>
       </w:rPr>
@@ -4446,6 +4696,7 @@
         <w:spacing w:after="0" w:before="0" w:line="240" w:lineRule="auto"/>
       </w:pPr>
       <w:rPr>
+        <w:rFonts w:eastAsia="黑体"/>
         <w:b/>
         <w:bCs/>
         <w:color w:themeColor="background1" w:val="FFFFFF"/>
@@ -4460,6 +4711,7 @@
         <w:spacing w:after="0" w:before="0" w:line="240" w:lineRule="auto"/>
       </w:pPr>
       <w:rPr>
+        <w:rFonts w:eastAsia="黑体"/>
         <w:b/>
         <w:bCs/>
       </w:rPr>
@@ -4475,12 +4727,14 @@
     </w:tblStylePr>
     <w:tblStylePr w:type="firstCol">
       <w:rPr>
+        <w:rFonts w:eastAsia="黑体"/>
         <w:b/>
         <w:bCs/>
       </w:rPr>
     </w:tblStylePr>
     <w:tblStylePr w:type="lastCol">
       <w:rPr>
+        <w:rFonts w:eastAsia="黑体"/>
         <w:b/>
         <w:bCs/>
       </w:rPr>
@@ -4538,6 +4792,7 @@
         <w:spacing w:after="0" w:before="0" w:line="240" w:lineRule="auto"/>
       </w:pPr>
       <w:rPr>
+        <w:rFonts w:eastAsia="黑体"/>
         <w:b/>
         <w:bCs/>
         <w:color w:themeColor="background1" w:val="FFFFFF"/>
@@ -4552,6 +4807,7 @@
         <w:spacing w:after="0" w:before="0" w:line="240" w:lineRule="auto"/>
       </w:pPr>
       <w:rPr>
+        <w:rFonts w:eastAsia="黑体"/>
         <w:b/>
         <w:bCs/>
       </w:rPr>
@@ -4567,12 +4823,14 @@
     </w:tblStylePr>
     <w:tblStylePr w:type="firstCol">
       <w:rPr>
+        <w:rFonts w:eastAsia="黑体"/>
         <w:b/>
         <w:bCs/>
       </w:rPr>
     </w:tblStylePr>
     <w:tblStylePr w:type="lastCol">
       <w:rPr>
+        <w:rFonts w:eastAsia="黑体"/>
         <w:b/>
         <w:bCs/>
       </w:rPr>
@@ -4630,6 +4888,7 @@
         <w:spacing w:after="0" w:before="0" w:line="240" w:lineRule="auto"/>
       </w:pPr>
       <w:rPr>
+        <w:rFonts w:eastAsia="黑体"/>
         <w:b/>
         <w:bCs/>
         <w:color w:themeColor="background1" w:val="FFFFFF"/>
@@ -4644,6 +4903,7 @@
         <w:spacing w:after="0" w:before="0" w:line="240" w:lineRule="auto"/>
       </w:pPr>
       <w:rPr>
+        <w:rFonts w:eastAsia="黑体"/>
         <w:b/>
         <w:bCs/>
       </w:rPr>
@@ -4659,12 +4919,14 @@
     </w:tblStylePr>
     <w:tblStylePr w:type="firstCol">
       <w:rPr>
+        <w:rFonts w:eastAsia="黑体"/>
         <w:b/>
         <w:bCs/>
       </w:rPr>
     </w:tblStylePr>
     <w:tblStylePr w:type="lastCol">
       <w:rPr>
+        <w:rFonts w:eastAsia="黑体"/>
         <w:b/>
         <w:bCs/>
       </w:rPr>
@@ -4722,6 +4984,7 @@
         <w:spacing w:after="0" w:before="0" w:line="240" w:lineRule="auto"/>
       </w:pPr>
       <w:rPr>
+        <w:rFonts w:eastAsia="黑体"/>
         <w:b/>
         <w:bCs/>
         <w:color w:themeColor="background1" w:val="FFFFFF"/>
@@ -4736,6 +4999,7 @@
         <w:spacing w:after="0" w:before="0" w:line="240" w:lineRule="auto"/>
       </w:pPr>
       <w:rPr>
+        <w:rFonts w:eastAsia="黑体"/>
         <w:b/>
         <w:bCs/>
       </w:rPr>
@@ -4751,12 +5015,14 @@
     </w:tblStylePr>
     <w:tblStylePr w:type="firstCol">
       <w:rPr>
+        <w:rFonts w:eastAsia="黑体"/>
         <w:b/>
         <w:bCs/>
       </w:rPr>
     </w:tblStylePr>
     <w:tblStylePr w:type="lastCol">
       <w:rPr>
+        <w:rFonts w:eastAsia="黑体"/>
         <w:b/>
         <w:bCs/>
       </w:rPr>
@@ -4814,6 +5080,7 @@
         <w:spacing w:after="0" w:before="0" w:line="240" w:lineRule="auto"/>
       </w:pPr>
       <w:rPr>
+        <w:rFonts w:eastAsia="黑体"/>
         <w:b/>
         <w:bCs/>
         <w:color w:themeColor="background1" w:val="FFFFFF"/>
@@ -4828,6 +5095,7 @@
         <w:spacing w:after="0" w:before="0" w:line="240" w:lineRule="auto"/>
       </w:pPr>
       <w:rPr>
+        <w:rFonts w:eastAsia="黑体"/>
         <w:b/>
         <w:bCs/>
       </w:rPr>
@@ -4843,12 +5111,14 @@
     </w:tblStylePr>
     <w:tblStylePr w:type="firstCol">
       <w:rPr>
+        <w:rFonts w:eastAsia="黑体"/>
         <w:b/>
         <w:bCs/>
       </w:rPr>
     </w:tblStylePr>
     <w:tblStylePr w:type="lastCol">
       <w:rPr>
+        <w:rFonts w:eastAsia="黑体"/>
         <w:b/>
         <w:bCs/>
       </w:rPr>
@@ -4906,6 +5176,7 @@
         <w:spacing w:after="0" w:before="0" w:line="240" w:lineRule="auto"/>
       </w:pPr>
       <w:rPr>
+        <w:rFonts w:eastAsia="黑体"/>
         <w:b/>
         <w:bCs/>
         <w:color w:themeColor="background1" w:val="FFFFFF"/>
@@ -4920,6 +5191,7 @@
         <w:spacing w:after="0" w:before="0" w:line="240" w:lineRule="auto"/>
       </w:pPr>
       <w:rPr>
+        <w:rFonts w:eastAsia="黑体"/>
         <w:b/>
         <w:bCs/>
       </w:rPr>
@@ -4935,12 +5207,14 @@
     </w:tblStylePr>
     <w:tblStylePr w:type="firstCol">
       <w:rPr>
+        <w:rFonts w:eastAsia="黑体"/>
         <w:b/>
         <w:bCs/>
       </w:rPr>
     </w:tblStylePr>
     <w:tblStylePr w:type="lastCol">
       <w:rPr>
+        <w:rFonts w:eastAsia="黑体"/>
         <w:b/>
         <w:bCs/>
       </w:rPr>
@@ -4998,6 +5272,7 @@
         <w:spacing w:after="0" w:before="0" w:line="240" w:lineRule="auto"/>
       </w:pPr>
       <w:rPr>
+        <w:rFonts w:eastAsia="黑体"/>
         <w:b/>
         <w:bCs/>
         <w:color w:themeColor="background1" w:val="FFFFFF"/>
@@ -5012,6 +5287,7 @@
         <w:spacing w:after="0" w:before="0" w:line="240" w:lineRule="auto"/>
       </w:pPr>
       <w:rPr>
+        <w:rFonts w:eastAsia="黑体"/>
         <w:b/>
         <w:bCs/>
       </w:rPr>
@@ -5027,12 +5303,14 @@
     </w:tblStylePr>
     <w:tblStylePr w:type="firstCol">
       <w:rPr>
+        <w:rFonts w:eastAsia="黑体"/>
         <w:b/>
         <w:bCs/>
       </w:rPr>
     </w:tblStylePr>
     <w:tblStylePr w:type="lastCol">
       <w:rPr>
+        <w:rFonts w:eastAsia="黑体"/>
         <w:b/>
         <w:bCs/>
       </w:rPr>
@@ -5092,7 +5370,7 @@
         <w:spacing w:after="0" w:before="0" w:line="240" w:lineRule="auto"/>
       </w:pPr>
       <w:rPr>
-        <w:rFonts w:asciiTheme="majorHAnsi" w:cstheme="majorBidi" w:eastAsiaTheme="majorEastAsia" w:hAnsiTheme="majorHAnsi"/>
+        <w:rFonts w:asciiTheme="majorHAnsi" w:cstheme="majorBidi" w:hAnsiTheme="majorHAnsi" w:eastAsia="黑体"/>
         <w:b/>
         <w:bCs/>
       </w:rPr>
@@ -5113,7 +5391,7 @@
         <w:spacing w:after="0" w:before="0" w:line="240" w:lineRule="auto"/>
       </w:pPr>
       <w:rPr>
-        <w:rFonts w:asciiTheme="majorHAnsi" w:cstheme="majorBidi" w:eastAsiaTheme="majorEastAsia" w:hAnsiTheme="majorHAnsi"/>
+        <w:rFonts w:asciiTheme="majorHAnsi" w:cstheme="majorBidi" w:hAnsiTheme="majorHAnsi" w:eastAsia="黑体"/>
         <w:b/>
         <w:bCs/>
       </w:rPr>
@@ -5131,14 +5409,14 @@
     </w:tblStylePr>
     <w:tblStylePr w:type="firstCol">
       <w:rPr>
-        <w:rFonts w:asciiTheme="majorHAnsi" w:cstheme="majorBidi" w:eastAsiaTheme="majorEastAsia" w:hAnsiTheme="majorHAnsi"/>
+        <w:rFonts w:asciiTheme="majorHAnsi" w:cstheme="majorBidi" w:hAnsiTheme="majorHAnsi" w:eastAsia="黑体"/>
         <w:b/>
         <w:bCs/>
       </w:rPr>
     </w:tblStylePr>
     <w:tblStylePr w:type="lastCol">
       <w:rPr>
-        <w:rFonts w:asciiTheme="majorHAnsi" w:cstheme="majorBidi" w:eastAsiaTheme="majorEastAsia" w:hAnsiTheme="majorHAnsi"/>
+        <w:rFonts w:asciiTheme="majorHAnsi" w:cstheme="majorBidi" w:hAnsiTheme="majorHAnsi" w:eastAsia="黑体"/>
         <w:b/>
         <w:bCs/>
       </w:rPr>
@@ -5222,7 +5500,7 @@
         <w:spacing w:after="0" w:before="0" w:line="240" w:lineRule="auto"/>
       </w:pPr>
       <w:rPr>
-        <w:rFonts w:asciiTheme="majorHAnsi" w:cstheme="majorBidi" w:eastAsiaTheme="majorEastAsia" w:hAnsiTheme="majorHAnsi"/>
+        <w:rFonts w:asciiTheme="majorHAnsi" w:cstheme="majorBidi" w:hAnsiTheme="majorHAnsi" w:eastAsia="黑体"/>
         <w:b/>
         <w:bCs/>
       </w:rPr>
@@ -5243,7 +5521,7 @@
         <w:spacing w:after="0" w:before="0" w:line="240" w:lineRule="auto"/>
       </w:pPr>
       <w:rPr>
-        <w:rFonts w:asciiTheme="majorHAnsi" w:cstheme="majorBidi" w:eastAsiaTheme="majorEastAsia" w:hAnsiTheme="majorHAnsi"/>
+        <w:rFonts w:asciiTheme="majorHAnsi" w:cstheme="majorBidi" w:hAnsiTheme="majorHAnsi" w:eastAsia="黑体"/>
         <w:b/>
         <w:bCs/>
       </w:rPr>
@@ -5261,14 +5539,14 @@
     </w:tblStylePr>
     <w:tblStylePr w:type="firstCol">
       <w:rPr>
-        <w:rFonts w:asciiTheme="majorHAnsi" w:cstheme="majorBidi" w:eastAsiaTheme="majorEastAsia" w:hAnsiTheme="majorHAnsi"/>
+        <w:rFonts w:asciiTheme="majorHAnsi" w:cstheme="majorBidi" w:hAnsiTheme="majorHAnsi" w:eastAsia="黑体"/>
         <w:b/>
         <w:bCs/>
       </w:rPr>
     </w:tblStylePr>
     <w:tblStylePr w:type="lastCol">
       <w:rPr>
-        <w:rFonts w:asciiTheme="majorHAnsi" w:cstheme="majorBidi" w:eastAsiaTheme="majorEastAsia" w:hAnsiTheme="majorHAnsi"/>
+        <w:rFonts w:asciiTheme="majorHAnsi" w:cstheme="majorBidi" w:hAnsiTheme="majorHAnsi" w:eastAsia="黑体"/>
         <w:b/>
         <w:bCs/>
       </w:rPr>
@@ -5352,7 +5630,7 @@
         <w:spacing w:after="0" w:before="0" w:line="240" w:lineRule="auto"/>
       </w:pPr>
       <w:rPr>
-        <w:rFonts w:asciiTheme="majorHAnsi" w:cstheme="majorBidi" w:eastAsiaTheme="majorEastAsia" w:hAnsiTheme="majorHAnsi"/>
+        <w:rFonts w:asciiTheme="majorHAnsi" w:cstheme="majorBidi" w:hAnsiTheme="majorHAnsi" w:eastAsia="黑体"/>
         <w:b/>
         <w:bCs/>
       </w:rPr>
@@ -5373,7 +5651,7 @@
         <w:spacing w:after="0" w:before="0" w:line="240" w:lineRule="auto"/>
       </w:pPr>
       <w:rPr>
-        <w:rFonts w:asciiTheme="majorHAnsi" w:cstheme="majorBidi" w:eastAsiaTheme="majorEastAsia" w:hAnsiTheme="majorHAnsi"/>
+        <w:rFonts w:asciiTheme="majorHAnsi" w:cstheme="majorBidi" w:hAnsiTheme="majorHAnsi" w:eastAsia="黑体"/>
         <w:b/>
         <w:bCs/>
       </w:rPr>
@@ -5391,14 +5669,14 @@
     </w:tblStylePr>
     <w:tblStylePr w:type="firstCol">
       <w:rPr>
-        <w:rFonts w:asciiTheme="majorHAnsi" w:cstheme="majorBidi" w:eastAsiaTheme="majorEastAsia" w:hAnsiTheme="majorHAnsi"/>
+        <w:rFonts w:asciiTheme="majorHAnsi" w:cstheme="majorBidi" w:hAnsiTheme="majorHAnsi" w:eastAsia="黑体"/>
         <w:b/>
         <w:bCs/>
       </w:rPr>
     </w:tblStylePr>
     <w:tblStylePr w:type="lastCol">
       <w:rPr>
-        <w:rFonts w:asciiTheme="majorHAnsi" w:cstheme="majorBidi" w:eastAsiaTheme="majorEastAsia" w:hAnsiTheme="majorHAnsi"/>
+        <w:rFonts w:asciiTheme="majorHAnsi" w:cstheme="majorBidi" w:hAnsiTheme="majorHAnsi" w:eastAsia="黑体"/>
         <w:b/>
         <w:bCs/>
       </w:rPr>
@@ -5482,7 +5760,7 @@
         <w:spacing w:after="0" w:before="0" w:line="240" w:lineRule="auto"/>
       </w:pPr>
       <w:rPr>
-        <w:rFonts w:asciiTheme="majorHAnsi" w:cstheme="majorBidi" w:eastAsiaTheme="majorEastAsia" w:hAnsiTheme="majorHAnsi"/>
+        <w:rFonts w:asciiTheme="majorHAnsi" w:cstheme="majorBidi" w:hAnsiTheme="majorHAnsi" w:eastAsia="黑体"/>
         <w:b/>
         <w:bCs/>
       </w:rPr>
@@ -5503,7 +5781,7 @@
         <w:spacing w:after="0" w:before="0" w:line="240" w:lineRule="auto"/>
       </w:pPr>
       <w:rPr>
-        <w:rFonts w:asciiTheme="majorHAnsi" w:cstheme="majorBidi" w:eastAsiaTheme="majorEastAsia" w:hAnsiTheme="majorHAnsi"/>
+        <w:rFonts w:asciiTheme="majorHAnsi" w:cstheme="majorBidi" w:hAnsiTheme="majorHAnsi" w:eastAsia="黑体"/>
         <w:b/>
         <w:bCs/>
       </w:rPr>
@@ -5521,14 +5799,14 @@
     </w:tblStylePr>
     <w:tblStylePr w:type="firstCol">
       <w:rPr>
-        <w:rFonts w:asciiTheme="majorHAnsi" w:cstheme="majorBidi" w:eastAsiaTheme="majorEastAsia" w:hAnsiTheme="majorHAnsi"/>
+        <w:rFonts w:asciiTheme="majorHAnsi" w:cstheme="majorBidi" w:hAnsiTheme="majorHAnsi" w:eastAsia="黑体"/>
         <w:b/>
         <w:bCs/>
       </w:rPr>
     </w:tblStylePr>
     <w:tblStylePr w:type="lastCol">
       <w:rPr>
-        <w:rFonts w:asciiTheme="majorHAnsi" w:cstheme="majorBidi" w:eastAsiaTheme="majorEastAsia" w:hAnsiTheme="majorHAnsi"/>
+        <w:rFonts w:asciiTheme="majorHAnsi" w:cstheme="majorBidi" w:hAnsiTheme="majorHAnsi" w:eastAsia="黑体"/>
         <w:b/>
         <w:bCs/>
       </w:rPr>
@@ -5612,7 +5890,7 @@
         <w:spacing w:after="0" w:before="0" w:line="240" w:lineRule="auto"/>
       </w:pPr>
       <w:rPr>
-        <w:rFonts w:asciiTheme="majorHAnsi" w:cstheme="majorBidi" w:eastAsiaTheme="majorEastAsia" w:hAnsiTheme="majorHAnsi"/>
+        <w:rFonts w:asciiTheme="majorHAnsi" w:cstheme="majorBidi" w:hAnsiTheme="majorHAnsi" w:eastAsia="黑体"/>
         <w:b/>
         <w:bCs/>
       </w:rPr>
@@ -5633,7 +5911,7 @@
         <w:spacing w:after="0" w:before="0" w:line="240" w:lineRule="auto"/>
       </w:pPr>
       <w:rPr>
-        <w:rFonts w:asciiTheme="majorHAnsi" w:cstheme="majorBidi" w:eastAsiaTheme="majorEastAsia" w:hAnsiTheme="majorHAnsi"/>
+        <w:rFonts w:asciiTheme="majorHAnsi" w:cstheme="majorBidi" w:hAnsiTheme="majorHAnsi" w:eastAsia="黑体"/>
         <w:b/>
         <w:bCs/>
       </w:rPr>
@@ -5651,14 +5929,14 @@
     </w:tblStylePr>
     <w:tblStylePr w:type="firstCol">
       <w:rPr>
-        <w:rFonts w:asciiTheme="majorHAnsi" w:cstheme="majorBidi" w:eastAsiaTheme="majorEastAsia" w:hAnsiTheme="majorHAnsi"/>
+        <w:rFonts w:asciiTheme="majorHAnsi" w:cstheme="majorBidi" w:hAnsiTheme="majorHAnsi" w:eastAsia="黑体"/>
         <w:b/>
         <w:bCs/>
       </w:rPr>
     </w:tblStylePr>
     <w:tblStylePr w:type="lastCol">
       <w:rPr>
-        <w:rFonts w:asciiTheme="majorHAnsi" w:cstheme="majorBidi" w:eastAsiaTheme="majorEastAsia" w:hAnsiTheme="majorHAnsi"/>
+        <w:rFonts w:asciiTheme="majorHAnsi" w:cstheme="majorBidi" w:hAnsiTheme="majorHAnsi" w:eastAsia="黑体"/>
         <w:b/>
         <w:bCs/>
       </w:rPr>
@@ -5742,7 +6020,7 @@
         <w:spacing w:after="0" w:before="0" w:line="240" w:lineRule="auto"/>
       </w:pPr>
       <w:rPr>
-        <w:rFonts w:asciiTheme="majorHAnsi" w:cstheme="majorBidi" w:eastAsiaTheme="majorEastAsia" w:hAnsiTheme="majorHAnsi"/>
+        <w:rFonts w:asciiTheme="majorHAnsi" w:cstheme="majorBidi" w:hAnsiTheme="majorHAnsi" w:eastAsia="黑体"/>
         <w:b/>
         <w:bCs/>
       </w:rPr>
@@ -5763,7 +6041,7 @@
         <w:spacing w:after="0" w:before="0" w:line="240" w:lineRule="auto"/>
       </w:pPr>
       <w:rPr>
-        <w:rFonts w:asciiTheme="majorHAnsi" w:cstheme="majorBidi" w:eastAsiaTheme="majorEastAsia" w:hAnsiTheme="majorHAnsi"/>
+        <w:rFonts w:asciiTheme="majorHAnsi" w:cstheme="majorBidi" w:hAnsiTheme="majorHAnsi" w:eastAsia="黑体"/>
         <w:b/>
         <w:bCs/>
       </w:rPr>
@@ -5781,14 +6059,14 @@
     </w:tblStylePr>
     <w:tblStylePr w:type="firstCol">
       <w:rPr>
-        <w:rFonts w:asciiTheme="majorHAnsi" w:cstheme="majorBidi" w:eastAsiaTheme="majorEastAsia" w:hAnsiTheme="majorHAnsi"/>
+        <w:rFonts w:asciiTheme="majorHAnsi" w:cstheme="majorBidi" w:hAnsiTheme="majorHAnsi" w:eastAsia="黑体"/>
         <w:b/>
         <w:bCs/>
       </w:rPr>
     </w:tblStylePr>
     <w:tblStylePr w:type="lastCol">
       <w:rPr>
-        <w:rFonts w:asciiTheme="majorHAnsi" w:cstheme="majorBidi" w:eastAsiaTheme="majorEastAsia" w:hAnsiTheme="majorHAnsi"/>
+        <w:rFonts w:asciiTheme="majorHAnsi" w:cstheme="majorBidi" w:hAnsiTheme="majorHAnsi" w:eastAsia="黑体"/>
         <w:b/>
         <w:bCs/>
       </w:rPr>
@@ -5872,7 +6150,7 @@
         <w:spacing w:after="0" w:before="0" w:line="240" w:lineRule="auto"/>
       </w:pPr>
       <w:rPr>
-        <w:rFonts w:asciiTheme="majorHAnsi" w:cstheme="majorBidi" w:eastAsiaTheme="majorEastAsia" w:hAnsiTheme="majorHAnsi"/>
+        <w:rFonts w:asciiTheme="majorHAnsi" w:cstheme="majorBidi" w:hAnsiTheme="majorHAnsi" w:eastAsia="黑体"/>
         <w:b/>
         <w:bCs/>
       </w:rPr>
@@ -5893,7 +6171,7 @@
         <w:spacing w:after="0" w:before="0" w:line="240" w:lineRule="auto"/>
       </w:pPr>
       <w:rPr>
-        <w:rFonts w:asciiTheme="majorHAnsi" w:cstheme="majorBidi" w:eastAsiaTheme="majorEastAsia" w:hAnsiTheme="majorHAnsi"/>
+        <w:rFonts w:asciiTheme="majorHAnsi" w:cstheme="majorBidi" w:hAnsiTheme="majorHAnsi" w:eastAsia="黑体"/>
         <w:b/>
         <w:bCs/>
       </w:rPr>
@@ -5911,14 +6189,14 @@
     </w:tblStylePr>
     <w:tblStylePr w:type="firstCol">
       <w:rPr>
-        <w:rFonts w:asciiTheme="majorHAnsi" w:cstheme="majorBidi" w:eastAsiaTheme="majorEastAsia" w:hAnsiTheme="majorHAnsi"/>
+        <w:rFonts w:asciiTheme="majorHAnsi" w:cstheme="majorBidi" w:hAnsiTheme="majorHAnsi" w:eastAsia="黑体"/>
         <w:b/>
         <w:bCs/>
       </w:rPr>
     </w:tblStylePr>
     <w:tblStylePr w:type="lastCol">
       <w:rPr>
-        <w:rFonts w:asciiTheme="majorHAnsi" w:cstheme="majorBidi" w:eastAsiaTheme="majorEastAsia" w:hAnsiTheme="majorHAnsi"/>
+        <w:rFonts w:asciiTheme="majorHAnsi" w:cstheme="majorBidi" w:hAnsiTheme="majorHAnsi" w:eastAsia="黑体"/>
         <w:b/>
         <w:bCs/>
       </w:rPr>
@@ -6001,6 +6279,7 @@
         <w:spacing w:after="0" w:before="0" w:line="240" w:lineRule="auto"/>
       </w:pPr>
       <w:rPr>
+        <w:rFonts w:eastAsia="黑体"/>
         <w:b/>
         <w:bCs/>
         <w:color w:themeColor="background1" w:val="FFFFFF"/>
@@ -6023,6 +6302,7 @@
         <w:spacing w:after="0" w:before="0" w:line="240" w:lineRule="auto"/>
       </w:pPr>
       <w:rPr>
+        <w:rFonts w:eastAsia="黑体"/>
         <w:b/>
         <w:bCs/>
       </w:rPr>
@@ -6040,12 +6320,14 @@
     </w:tblStylePr>
     <w:tblStylePr w:type="firstCol">
       <w:rPr>
+        <w:rFonts w:eastAsia="黑体"/>
         <w:b/>
         <w:bCs/>
       </w:rPr>
     </w:tblStylePr>
     <w:tblStylePr w:type="lastCol">
       <w:rPr>
+        <w:rFonts w:eastAsia="黑体"/>
         <w:b/>
         <w:bCs/>
       </w:rPr>
@@ -6107,6 +6389,7 @@
         <w:spacing w:after="0" w:before="0" w:line="240" w:lineRule="auto"/>
       </w:pPr>
       <w:rPr>
+        <w:rFonts w:eastAsia="黑体"/>
         <w:b/>
         <w:bCs/>
         <w:color w:themeColor="background1" w:val="FFFFFF"/>
@@ -6129,6 +6412,7 @@
         <w:spacing w:after="0" w:before="0" w:line="240" w:lineRule="auto"/>
       </w:pPr>
       <w:rPr>
+        <w:rFonts w:eastAsia="黑体"/>
         <w:b/>
         <w:bCs/>
       </w:rPr>
@@ -6146,12 +6430,14 @@
     </w:tblStylePr>
     <w:tblStylePr w:type="firstCol">
       <w:rPr>
+        <w:rFonts w:eastAsia="黑体"/>
         <w:b/>
         <w:bCs/>
       </w:rPr>
     </w:tblStylePr>
     <w:tblStylePr w:type="lastCol">
       <w:rPr>
+        <w:rFonts w:eastAsia="黑体"/>
         <w:b/>
         <w:bCs/>
       </w:rPr>
@@ -6213,6 +6499,7 @@
         <w:spacing w:after="0" w:before="0" w:line="240" w:lineRule="auto"/>
       </w:pPr>
       <w:rPr>
+        <w:rFonts w:eastAsia="黑体"/>
         <w:b/>
         <w:bCs/>
         <w:color w:themeColor="background1" w:val="FFFFFF"/>
@@ -6235,6 +6522,7 @@
         <w:spacing w:after="0" w:before="0" w:line="240" w:lineRule="auto"/>
       </w:pPr>
       <w:rPr>
+        <w:rFonts w:eastAsia="黑体"/>
         <w:b/>
         <w:bCs/>
       </w:rPr>
@@ -6252,12 +6540,14 @@
     </w:tblStylePr>
     <w:tblStylePr w:type="firstCol">
       <w:rPr>
+        <w:rFonts w:eastAsia="黑体"/>
         <w:b/>
         <w:bCs/>
       </w:rPr>
     </w:tblStylePr>
     <w:tblStylePr w:type="lastCol">
       <w:rPr>
+        <w:rFonts w:eastAsia="黑体"/>
         <w:b/>
         <w:bCs/>
       </w:rPr>
@@ -6319,6 +6609,7 @@
         <w:spacing w:after="0" w:before="0" w:line="240" w:lineRule="auto"/>
       </w:pPr>
       <w:rPr>
+        <w:rFonts w:eastAsia="黑体"/>
         <w:b/>
         <w:bCs/>
         <w:color w:themeColor="background1" w:val="FFFFFF"/>
@@ -6341,6 +6632,7 @@
         <w:spacing w:after="0" w:before="0" w:line="240" w:lineRule="auto"/>
       </w:pPr>
       <w:rPr>
+        <w:rFonts w:eastAsia="黑体"/>
         <w:b/>
         <w:bCs/>
       </w:rPr>
@@ -6358,12 +6650,14 @@
     </w:tblStylePr>
     <w:tblStylePr w:type="firstCol">
       <w:rPr>
+        <w:rFonts w:eastAsia="黑体"/>
         <w:b/>
         <w:bCs/>
       </w:rPr>
     </w:tblStylePr>
     <w:tblStylePr w:type="lastCol">
       <w:rPr>
+        <w:rFonts w:eastAsia="黑体"/>
         <w:b/>
         <w:bCs/>
       </w:rPr>
@@ -6425,6 +6719,7 @@
         <w:spacing w:after="0" w:before="0" w:line="240" w:lineRule="auto"/>
       </w:pPr>
       <w:rPr>
+        <w:rFonts w:eastAsia="黑体"/>
         <w:b/>
         <w:bCs/>
         <w:color w:themeColor="background1" w:val="FFFFFF"/>
@@ -6447,6 +6742,7 @@
         <w:spacing w:after="0" w:before="0" w:line="240" w:lineRule="auto"/>
       </w:pPr>
       <w:rPr>
+        <w:rFonts w:eastAsia="黑体"/>
         <w:b/>
         <w:bCs/>
       </w:rPr>
@@ -6464,12 +6760,14 @@
     </w:tblStylePr>
     <w:tblStylePr w:type="firstCol">
       <w:rPr>
+        <w:rFonts w:eastAsia="黑体"/>
         <w:b/>
         <w:bCs/>
       </w:rPr>
     </w:tblStylePr>
     <w:tblStylePr w:type="lastCol">
       <w:rPr>
+        <w:rFonts w:eastAsia="黑体"/>
         <w:b/>
         <w:bCs/>
       </w:rPr>
@@ -6531,6 +6829,7 @@
         <w:spacing w:after="0" w:before="0" w:line="240" w:lineRule="auto"/>
       </w:pPr>
       <w:rPr>
+        <w:rFonts w:eastAsia="黑体"/>
         <w:b/>
         <w:bCs/>
         <w:color w:themeColor="background1" w:val="FFFFFF"/>
@@ -6553,6 +6852,7 @@
         <w:spacing w:after="0" w:before="0" w:line="240" w:lineRule="auto"/>
       </w:pPr>
       <w:rPr>
+        <w:rFonts w:eastAsia="黑体"/>
         <w:b/>
         <w:bCs/>
       </w:rPr>
@@ -6570,12 +6870,14 @@
     </w:tblStylePr>
     <w:tblStylePr w:type="firstCol">
       <w:rPr>
+        <w:rFonts w:eastAsia="黑体"/>
         <w:b/>
         <w:bCs/>
       </w:rPr>
     </w:tblStylePr>
     <w:tblStylePr w:type="lastCol">
       <w:rPr>
+        <w:rFonts w:eastAsia="黑体"/>
         <w:b/>
         <w:bCs/>
       </w:rPr>
@@ -6637,6 +6939,7 @@
         <w:spacing w:after="0" w:before="0" w:line="240" w:lineRule="auto"/>
       </w:pPr>
       <w:rPr>
+        <w:rFonts w:eastAsia="黑体"/>
         <w:b/>
         <w:bCs/>
         <w:color w:themeColor="background1" w:val="FFFFFF"/>
@@ -6659,6 +6962,7 @@
         <w:spacing w:after="0" w:before="0" w:line="240" w:lineRule="auto"/>
       </w:pPr>
       <w:rPr>
+        <w:rFonts w:eastAsia="黑体"/>
         <w:b/>
         <w:bCs/>
       </w:rPr>
@@ -6676,12 +6980,14 @@
     </w:tblStylePr>
     <w:tblStylePr w:type="firstCol">
       <w:rPr>
+        <w:rFonts w:eastAsia="黑体"/>
         <w:b/>
         <w:bCs/>
       </w:rPr>
     </w:tblStylePr>
     <w:tblStylePr w:type="lastCol">
       <w:rPr>
+        <w:rFonts w:eastAsia="黑体"/>
         <w:b/>
         <w:bCs/>
       </w:rPr>
@@ -6740,6 +7046,7 @@
         <w:spacing w:after="0" w:before="0" w:line="240" w:lineRule="auto"/>
       </w:pPr>
       <w:rPr>
+        <w:rFonts w:eastAsia="黑体"/>
         <w:b/>
         <w:bCs/>
         <w:color w:themeColor="background1" w:val="FFFFFF"/>
@@ -6762,6 +7069,7 @@
         <w:spacing w:after="0" w:before="0" w:line="240" w:lineRule="auto"/>
       </w:pPr>
       <w:rPr>
+        <w:rFonts w:eastAsia="黑体"/>
         <w:color w:val="auto"/>
       </w:rPr>
       <w:tblPr/>
@@ -6779,6 +7087,7 @@
     </w:tblStylePr>
     <w:tblStylePr w:type="firstCol">
       <w:rPr>
+        <w:rFonts w:eastAsia="黑体"/>
         <w:b/>
         <w:bCs/>
         <w:color w:themeColor="background1" w:val="FFFFFF"/>
@@ -6798,6 +7107,7 @@
     </w:tblStylePr>
     <w:tblStylePr w:type="lastCol">
       <w:rPr>
+        <w:rFonts w:eastAsia="黑体"/>
         <w:b/>
         <w:bCs/>
         <w:color w:themeColor="background1" w:val="FFFFFF"/>
@@ -6846,6 +7156,7 @@
     </w:tblStylePr>
     <w:tblStylePr w:type="nwCell">
       <w:rPr>
+        <w:rFonts w:eastAsia="黑体"/>
         <w:color w:themeColor="background1" w:val="FFFFFF"/>
       </w:rPr>
       <w:tblPr/>
@@ -6889,6 +7200,7 @@
         <w:spacing w:after="0" w:before="0" w:line="240" w:lineRule="auto"/>
       </w:pPr>
       <w:rPr>
+        <w:rFonts w:eastAsia="黑体"/>
         <w:b/>
         <w:bCs/>
         <w:color w:themeColor="background1" w:val="FFFFFF"/>
@@ -6911,6 +7223,7 @@
         <w:spacing w:after="0" w:before="0" w:line="240" w:lineRule="auto"/>
       </w:pPr>
       <w:rPr>
+        <w:rFonts w:eastAsia="黑体"/>
         <w:color w:val="auto"/>
       </w:rPr>
       <w:tblPr/>
@@ -6928,6 +7241,7 @@
     </w:tblStylePr>
     <w:tblStylePr w:type="firstCol">
       <w:rPr>
+        <w:rFonts w:eastAsia="黑体"/>
         <w:b/>
         <w:bCs/>
         <w:color w:themeColor="background1" w:val="FFFFFF"/>
@@ -6947,6 +7261,7 @@
     </w:tblStylePr>
     <w:tblStylePr w:type="lastCol">
       <w:rPr>
+        <w:rFonts w:eastAsia="黑体"/>
         <w:b/>
         <w:bCs/>
         <w:color w:themeColor="background1" w:val="FFFFFF"/>
@@ -6995,6 +7310,7 @@
     </w:tblStylePr>
     <w:tblStylePr w:type="nwCell">
       <w:rPr>
+        <w:rFonts w:eastAsia="黑体"/>
         <w:color w:themeColor="background1" w:val="FFFFFF"/>
       </w:rPr>
       <w:tblPr/>
@@ -7038,6 +7354,7 @@
         <w:spacing w:after="0" w:before="0" w:line="240" w:lineRule="auto"/>
       </w:pPr>
       <w:rPr>
+        <w:rFonts w:eastAsia="黑体"/>
         <w:b/>
         <w:bCs/>
         <w:color w:themeColor="background1" w:val="FFFFFF"/>
@@ -7060,6 +7377,7 @@
         <w:spacing w:after="0" w:before="0" w:line="240" w:lineRule="auto"/>
       </w:pPr>
       <w:rPr>
+        <w:rFonts w:eastAsia="黑体"/>
         <w:color w:val="auto"/>
       </w:rPr>
       <w:tblPr/>
@@ -7077,6 +7395,7 @@
     </w:tblStylePr>
     <w:tblStylePr w:type="firstCol">
       <w:rPr>
+        <w:rFonts w:eastAsia="黑体"/>
         <w:b/>
         <w:bCs/>
         <w:color w:themeColor="background1" w:val="FFFFFF"/>
@@ -7096,6 +7415,7 @@
     </w:tblStylePr>
     <w:tblStylePr w:type="lastCol">
       <w:rPr>
+        <w:rFonts w:eastAsia="黑体"/>
         <w:b/>
         <w:bCs/>
         <w:color w:themeColor="background1" w:val="FFFFFF"/>
@@ -7144,6 +7464,7 @@
     </w:tblStylePr>
     <w:tblStylePr w:type="nwCell">
       <w:rPr>
+        <w:rFonts w:eastAsia="黑体"/>
         <w:color w:themeColor="background1" w:val="FFFFFF"/>
       </w:rPr>
       <w:tblPr/>
@@ -7187,6 +7508,7 @@
         <w:spacing w:after="0" w:before="0" w:line="240" w:lineRule="auto"/>
       </w:pPr>
       <w:rPr>
+        <w:rFonts w:eastAsia="黑体"/>
         <w:b/>
         <w:bCs/>
         <w:color w:themeColor="background1" w:val="FFFFFF"/>
@@ -7209,6 +7531,7 @@
         <w:spacing w:after="0" w:before="0" w:line="240" w:lineRule="auto"/>
       </w:pPr>
       <w:rPr>
+        <w:rFonts w:eastAsia="黑体"/>
         <w:color w:val="auto"/>
       </w:rPr>
       <w:tblPr/>
@@ -7226,6 +7549,7 @@
     </w:tblStylePr>
     <w:tblStylePr w:type="firstCol">
       <w:rPr>
+        <w:rFonts w:eastAsia="黑体"/>
         <w:b/>
         <w:bCs/>
         <w:color w:themeColor="background1" w:val="FFFFFF"/>
@@ -7245,6 +7569,7 @@
     </w:tblStylePr>
     <w:tblStylePr w:type="lastCol">
       <w:rPr>
+        <w:rFonts w:eastAsia="黑体"/>
         <w:b/>
         <w:bCs/>
         <w:color w:themeColor="background1" w:val="FFFFFF"/>
@@ -7293,6 +7618,7 @@
     </w:tblStylePr>
     <w:tblStylePr w:type="nwCell">
       <w:rPr>
+        <w:rFonts w:eastAsia="黑体"/>
         <w:color w:themeColor="background1" w:val="FFFFFF"/>
       </w:rPr>
       <w:tblPr/>
@@ -7336,6 +7662,7 @@
         <w:spacing w:after="0" w:before="0" w:line="240" w:lineRule="auto"/>
       </w:pPr>
       <w:rPr>
+        <w:rFonts w:eastAsia="黑体"/>
         <w:b/>
         <w:bCs/>
         <w:color w:themeColor="background1" w:val="FFFFFF"/>
@@ -7358,6 +7685,7 @@
         <w:spacing w:after="0" w:before="0" w:line="240" w:lineRule="auto"/>
       </w:pPr>
       <w:rPr>
+        <w:rFonts w:eastAsia="黑体"/>
         <w:color w:val="auto"/>
       </w:rPr>
       <w:tblPr/>
@@ -7375,6 +7703,7 @@
     </w:tblStylePr>
     <w:tblStylePr w:type="firstCol">
       <w:rPr>
+        <w:rFonts w:eastAsia="黑体"/>
         <w:b/>
         <w:bCs/>
         <w:color w:themeColor="background1" w:val="FFFFFF"/>
@@ -7394,6 +7723,7 @@
     </w:tblStylePr>
     <w:tblStylePr w:type="lastCol">
       <w:rPr>
+        <w:rFonts w:eastAsia="黑体"/>
         <w:b/>
         <w:bCs/>
         <w:color w:themeColor="background1" w:val="FFFFFF"/>
@@ -7442,6 +7772,7 @@
     </w:tblStylePr>
     <w:tblStylePr w:type="nwCell">
       <w:rPr>
+        <w:rFonts w:eastAsia="黑体"/>
         <w:color w:themeColor="background1" w:val="FFFFFF"/>
       </w:rPr>
       <w:tblPr/>
@@ -7485,6 +7816,7 @@
         <w:spacing w:after="0" w:before="0" w:line="240" w:lineRule="auto"/>
       </w:pPr>
       <w:rPr>
+        <w:rFonts w:eastAsia="黑体"/>
         <w:b/>
         <w:bCs/>
         <w:color w:themeColor="background1" w:val="FFFFFF"/>
@@ -7507,6 +7839,7 @@
         <w:spacing w:after="0" w:before="0" w:line="240" w:lineRule="auto"/>
       </w:pPr>
       <w:rPr>
+        <w:rFonts w:eastAsia="黑体"/>
         <w:color w:val="auto"/>
       </w:rPr>
       <w:tblPr/>
@@ -7524,6 +7857,7 @@
     </w:tblStylePr>
     <w:tblStylePr w:type="firstCol">
       <w:rPr>
+        <w:rFonts w:eastAsia="黑体"/>
         <w:b/>
         <w:bCs/>
         <w:color w:themeColor="background1" w:val="FFFFFF"/>
@@ -7543,6 +7877,7 @@
     </w:tblStylePr>
     <w:tblStylePr w:type="lastCol">
       <w:rPr>
+        <w:rFonts w:eastAsia="黑体"/>
         <w:b/>
         <w:bCs/>
         <w:color w:themeColor="background1" w:val="FFFFFF"/>
@@ -7591,6 +7926,7 @@
     </w:tblStylePr>
     <w:tblStylePr w:type="nwCell">
       <w:rPr>
+        <w:rFonts w:eastAsia="黑体"/>
         <w:color w:themeColor="background1" w:val="FFFFFF"/>
       </w:rPr>
       <w:tblPr/>
@@ -7634,6 +7970,7 @@
         <w:spacing w:after="0" w:before="0" w:line="240" w:lineRule="auto"/>
       </w:pPr>
       <w:rPr>
+        <w:rFonts w:eastAsia="黑体"/>
         <w:b/>
         <w:bCs/>
         <w:color w:themeColor="background1" w:val="FFFFFF"/>
@@ -7656,6 +7993,7 @@
         <w:spacing w:after="0" w:before="0" w:line="240" w:lineRule="auto"/>
       </w:pPr>
       <w:rPr>
+        <w:rFonts w:eastAsia="黑体"/>
         <w:color w:val="auto"/>
       </w:rPr>
       <w:tblPr/>
@@ -7673,6 +8011,7 @@
     </w:tblStylePr>
     <w:tblStylePr w:type="firstCol">
       <w:rPr>
+        <w:rFonts w:eastAsia="黑体"/>
         <w:b/>
         <w:bCs/>
         <w:color w:themeColor="background1" w:val="FFFFFF"/>
@@ -7692,6 +8031,7 @@
     </w:tblStylePr>
     <w:tblStylePr w:type="lastCol">
       <w:rPr>
+        <w:rFonts w:eastAsia="黑体"/>
         <w:b/>
         <w:bCs/>
         <w:color w:themeColor="background1" w:val="FFFFFF"/>
@@ -7740,6 +8080,7 @@
     </w:tblStylePr>
     <w:tblStylePr w:type="nwCell">
       <w:rPr>
+        <w:rFonts w:eastAsia="黑体"/>
         <w:color w:themeColor="background1" w:val="FFFFFF"/>
       </w:rPr>
       <w:tblPr/>
@@ -7764,6 +8105,7 @@
       <w:spacing w:after="0" w:line="240" w:lineRule="auto"/>
     </w:pPr>
     <w:rPr>
+      <w:rFonts w:eastAsia="黑体"/>
       <w:color w:themeColor="text1" w:val="000000"/>
     </w:rPr>
     <w:tblPr>
@@ -7783,7 +8125,7 @@
     </w:tblPr>
     <w:tblStylePr w:type="firstRow">
       <w:rPr>
-        <w:rFonts w:asciiTheme="majorHAnsi" w:cstheme="majorBidi" w:eastAsiaTheme="majorEastAsia" w:hAnsiTheme="majorHAnsi"/>
+        <w:rFonts w:asciiTheme="majorHAnsi" w:cstheme="majorBidi" w:hAnsiTheme="majorHAnsi" w:eastAsia="黑体"/>
       </w:rPr>
       <w:tblPr/>
       <w:tcPr>
@@ -7795,6 +8137,7 @@
     </w:tblStylePr>
     <w:tblStylePr w:type="lastRow">
       <w:rPr>
+        <w:rFonts w:eastAsia="黑体"/>
         <w:b/>
         <w:bCs/>
         <w:color w:themeColor="text2" w:val="1F497D"/>
@@ -7809,12 +8152,14 @@
     </w:tblStylePr>
     <w:tblStylePr w:type="firstCol">
       <w:rPr>
+        <w:rFonts w:eastAsia="黑体"/>
         <w:b/>
         <w:bCs/>
       </w:rPr>
     </w:tblStylePr>
     <w:tblStylePr w:type="lastCol">
       <w:rPr>
+        <w:rFonts w:eastAsia="黑体"/>
         <w:b/>
         <w:bCs/>
       </w:rPr>
@@ -7848,6 +8193,7 @@
       <w:spacing w:after="0" w:line="240" w:lineRule="auto"/>
     </w:pPr>
     <w:rPr>
+      <w:rFonts w:eastAsia="黑体"/>
       <w:color w:themeColor="text1" w:val="000000"/>
     </w:rPr>
     <w:tblPr>
@@ -7867,7 +8213,7 @@
     </w:tblPr>
     <w:tblStylePr w:type="firstRow">
       <w:rPr>
-        <w:rFonts w:asciiTheme="majorHAnsi" w:cstheme="majorBidi" w:eastAsiaTheme="majorEastAsia" w:hAnsiTheme="majorHAnsi"/>
+        <w:rFonts w:asciiTheme="majorHAnsi" w:cstheme="majorBidi" w:hAnsiTheme="majorHAnsi" w:eastAsia="黑体"/>
       </w:rPr>
       <w:tblPr/>
       <w:tcPr>
@@ -7879,6 +8225,7 @@
     </w:tblStylePr>
     <w:tblStylePr w:type="lastRow">
       <w:rPr>
+        <w:rFonts w:eastAsia="黑体"/>
         <w:b/>
         <w:bCs/>
         <w:color w:themeColor="text2" w:val="1F497D"/>
@@ -7893,12 +8240,14 @@
     </w:tblStylePr>
     <w:tblStylePr w:type="firstCol">
       <w:rPr>
+        <w:rFonts w:eastAsia="黑体"/>
         <w:b/>
         <w:bCs/>
       </w:rPr>
     </w:tblStylePr>
     <w:tblStylePr w:type="lastCol">
       <w:rPr>
+        <w:rFonts w:eastAsia="黑体"/>
         <w:b/>
         <w:bCs/>
       </w:rPr>
@@ -7932,6 +8281,7 @@
       <w:spacing w:after="0" w:line="240" w:lineRule="auto"/>
     </w:pPr>
     <w:rPr>
+      <w:rFonts w:eastAsia="黑体"/>
       <w:color w:themeColor="text1" w:val="000000"/>
     </w:rPr>
     <w:tblPr>
@@ -7951,7 +8301,7 @@
     </w:tblPr>
     <w:tblStylePr w:type="firstRow">
       <w:rPr>
-        <w:rFonts w:asciiTheme="majorHAnsi" w:cstheme="majorBidi" w:eastAsiaTheme="majorEastAsia" w:hAnsiTheme="majorHAnsi"/>
+        <w:rFonts w:asciiTheme="majorHAnsi" w:cstheme="majorBidi" w:hAnsiTheme="majorHAnsi" w:eastAsia="黑体"/>
       </w:rPr>
       <w:tblPr/>
       <w:tcPr>
@@ -7963,6 +8313,7 @@
     </w:tblStylePr>
     <w:tblStylePr w:type="lastRow">
       <w:rPr>
+        <w:rFonts w:eastAsia="黑体"/>
         <w:b/>
         <w:bCs/>
         <w:color w:themeColor="text2" w:val="1F497D"/>
@@ -7977,12 +8328,14 @@
     </w:tblStylePr>
     <w:tblStylePr w:type="firstCol">
       <w:rPr>
+        <w:rFonts w:eastAsia="黑体"/>
         <w:b/>
         <w:bCs/>
       </w:rPr>
     </w:tblStylePr>
     <w:tblStylePr w:type="lastCol">
       <w:rPr>
+        <w:rFonts w:eastAsia="黑体"/>
         <w:b/>
         <w:bCs/>
       </w:rPr>
@@ -8016,6 +8369,7 @@
       <w:spacing w:after="0" w:line="240" w:lineRule="auto"/>
     </w:pPr>
     <w:rPr>
+      <w:rFonts w:eastAsia="黑体"/>
       <w:color w:themeColor="text1" w:val="000000"/>
     </w:rPr>
     <w:tblPr>
@@ -8035,7 +8389,7 @@
     </w:tblPr>
     <w:tblStylePr w:type="firstRow">
       <w:rPr>
-        <w:rFonts w:asciiTheme="majorHAnsi" w:cstheme="majorBidi" w:eastAsiaTheme="majorEastAsia" w:hAnsiTheme="majorHAnsi"/>
+        <w:rFonts w:asciiTheme="majorHAnsi" w:cstheme="majorBidi" w:hAnsiTheme="majorHAnsi" w:eastAsia="黑体"/>
       </w:rPr>
       <w:tblPr/>
       <w:tcPr>
@@ -8047,6 +8401,7 @@
     </w:tblStylePr>
     <w:tblStylePr w:type="lastRow">
       <w:rPr>
+        <w:rFonts w:eastAsia="黑体"/>
         <w:b/>
         <w:bCs/>
         <w:color w:themeColor="text2" w:val="1F497D"/>
@@ -8061,12 +8416,14 @@
     </w:tblStylePr>
     <w:tblStylePr w:type="firstCol">
       <w:rPr>
+        <w:rFonts w:eastAsia="黑体"/>
         <w:b/>
         <w:bCs/>
       </w:rPr>
     </w:tblStylePr>
     <w:tblStylePr w:type="lastCol">
       <w:rPr>
+        <w:rFonts w:eastAsia="黑体"/>
         <w:b/>
         <w:bCs/>
       </w:rPr>
@@ -8100,6 +8457,7 @@
       <w:spacing w:after="0" w:line="240" w:lineRule="auto"/>
     </w:pPr>
     <w:rPr>
+      <w:rFonts w:eastAsia="黑体"/>
       <w:color w:themeColor="text1" w:val="000000"/>
     </w:rPr>
     <w:tblPr>
@@ -8119,7 +8477,7 @@
     </w:tblPr>
     <w:tblStylePr w:type="firstRow">
       <w:rPr>
-        <w:rFonts w:asciiTheme="majorHAnsi" w:cstheme="majorBidi" w:eastAsiaTheme="majorEastAsia" w:hAnsiTheme="majorHAnsi"/>
+        <w:rFonts w:asciiTheme="majorHAnsi" w:cstheme="majorBidi" w:hAnsiTheme="majorHAnsi" w:eastAsia="黑体"/>
       </w:rPr>
       <w:tblPr/>
       <w:tcPr>
@@ -8131,6 +8489,7 @@
     </w:tblStylePr>
     <w:tblStylePr w:type="lastRow">
       <w:rPr>
+        <w:rFonts w:eastAsia="黑体"/>
         <w:b/>
         <w:bCs/>
         <w:color w:themeColor="text2" w:val="1F497D"/>
@@ -8145,12 +8504,14 @@
     </w:tblStylePr>
     <w:tblStylePr w:type="firstCol">
       <w:rPr>
+        <w:rFonts w:eastAsia="黑体"/>
         <w:b/>
         <w:bCs/>
       </w:rPr>
     </w:tblStylePr>
     <w:tblStylePr w:type="lastCol">
       <w:rPr>
+        <w:rFonts w:eastAsia="黑体"/>
         <w:b/>
         <w:bCs/>
       </w:rPr>
@@ -8184,6 +8545,7 @@
       <w:spacing w:after="0" w:line="240" w:lineRule="auto"/>
     </w:pPr>
     <w:rPr>
+      <w:rFonts w:eastAsia="黑体"/>
       <w:color w:themeColor="text1" w:val="000000"/>
     </w:rPr>
     <w:tblPr>
@@ -8203,7 +8565,7 @@
     </w:tblPr>
     <w:tblStylePr w:type="firstRow">
       <w:rPr>
-        <w:rFonts w:asciiTheme="majorHAnsi" w:cstheme="majorBidi" w:eastAsiaTheme="majorEastAsia" w:hAnsiTheme="majorHAnsi"/>
+        <w:rFonts w:asciiTheme="majorHAnsi" w:cstheme="majorBidi" w:hAnsiTheme="majorHAnsi" w:eastAsia="黑体"/>
       </w:rPr>
       <w:tblPr/>
       <w:tcPr>
@@ -8215,6 +8577,7 @@
     </w:tblStylePr>
     <w:tblStylePr w:type="lastRow">
       <w:rPr>
+        <w:rFonts w:eastAsia="黑体"/>
         <w:b/>
         <w:bCs/>
         <w:color w:themeColor="text2" w:val="1F497D"/>
@@ -8229,12 +8592,14 @@
     </w:tblStylePr>
     <w:tblStylePr w:type="firstCol">
       <w:rPr>
+        <w:rFonts w:eastAsia="黑体"/>
         <w:b/>
         <w:bCs/>
       </w:rPr>
     </w:tblStylePr>
     <w:tblStylePr w:type="lastCol">
       <w:rPr>
+        <w:rFonts w:eastAsia="黑体"/>
         <w:b/>
         <w:bCs/>
       </w:rPr>
@@ -8268,6 +8633,7 @@
       <w:spacing w:after="0" w:line="240" w:lineRule="auto"/>
     </w:pPr>
     <w:rPr>
+      <w:rFonts w:eastAsia="黑体"/>
       <w:color w:themeColor="text1" w:val="000000"/>
     </w:rPr>
     <w:tblPr>
@@ -8287,7 +8653,7 @@
     </w:tblPr>
     <w:tblStylePr w:type="firstRow">
       <w:rPr>
-        <w:rFonts w:asciiTheme="majorHAnsi" w:cstheme="majorBidi" w:eastAsiaTheme="majorEastAsia" w:hAnsiTheme="majorHAnsi"/>
+        <w:rFonts w:asciiTheme="majorHAnsi" w:cstheme="majorBidi" w:hAnsiTheme="majorHAnsi" w:eastAsia="黑体"/>
       </w:rPr>
       <w:tblPr/>
       <w:tcPr>
@@ -8299,6 +8665,7 @@
     </w:tblStylePr>
     <w:tblStylePr w:type="lastRow">
       <w:rPr>
+        <w:rFonts w:eastAsia="黑体"/>
         <w:b/>
         <w:bCs/>
         <w:color w:themeColor="text2" w:val="1F497D"/>
@@ -8313,12 +8680,14 @@
     </w:tblStylePr>
     <w:tblStylePr w:type="firstCol">
       <w:rPr>
+        <w:rFonts w:eastAsia="黑体"/>
         <w:b/>
         <w:bCs/>
       </w:rPr>
     </w:tblStylePr>
     <w:tblStylePr w:type="lastCol">
       <w:rPr>
+        <w:rFonts w:eastAsia="黑体"/>
         <w:b/>
         <w:bCs/>
       </w:rPr>
@@ -8352,7 +8721,7 @@
       <w:spacing w:after="0" w:line="240" w:lineRule="auto"/>
     </w:pPr>
     <w:rPr>
-      <w:rFonts w:asciiTheme="majorHAnsi" w:cstheme="majorBidi" w:eastAsiaTheme="majorEastAsia" w:hAnsiTheme="majorHAnsi"/>
+      <w:rFonts w:asciiTheme="majorHAnsi" w:cstheme="majorBidi" w:hAnsiTheme="majorHAnsi" w:eastAsia="黑体"/>
       <w:color w:themeColor="text1" w:val="000000"/>
     </w:rPr>
     <w:tblPr>
@@ -8374,6 +8743,7 @@
     </w:tblPr>
     <w:tblStylePr w:type="firstRow">
       <w:rPr>
+        <w:rFonts w:eastAsia="黑体"/>
         <w:sz w:val="24"/>
         <w:szCs w:val="24"/>
       </w:rPr>
@@ -8480,7 +8850,7 @@
       <w:spacing w:after="0" w:line="240" w:lineRule="auto"/>
     </w:pPr>
     <w:rPr>
-      <w:rFonts w:asciiTheme="majorHAnsi" w:cstheme="majorBidi" w:eastAsiaTheme="majorEastAsia" w:hAnsiTheme="majorHAnsi"/>
+      <w:rFonts w:asciiTheme="majorHAnsi" w:cstheme="majorBidi" w:hAnsiTheme="majorHAnsi" w:eastAsia="黑体"/>
       <w:color w:themeColor="text1" w:val="000000"/>
     </w:rPr>
     <w:tblPr>
@@ -8502,6 +8872,7 @@
     </w:tblPr>
     <w:tblStylePr w:type="firstRow">
       <w:rPr>
+        <w:rFonts w:eastAsia="黑体"/>
         <w:sz w:val="24"/>
         <w:szCs w:val="24"/>
       </w:rPr>
@@ -8608,7 +8979,7 @@
       <w:spacing w:after="0" w:line="240" w:lineRule="auto"/>
     </w:pPr>
     <w:rPr>
-      <w:rFonts w:asciiTheme="majorHAnsi" w:cstheme="majorBidi" w:eastAsiaTheme="majorEastAsia" w:hAnsiTheme="majorHAnsi"/>
+      <w:rFonts w:asciiTheme="majorHAnsi" w:cstheme="majorBidi" w:hAnsiTheme="majorHAnsi" w:eastAsia="黑体"/>
       <w:color w:themeColor="text1" w:val="000000"/>
     </w:rPr>
     <w:tblPr>
@@ -8630,6 +9001,7 @@
     </w:tblPr>
     <w:tblStylePr w:type="firstRow">
       <w:rPr>
+        <w:rFonts w:eastAsia="黑体"/>
         <w:sz w:val="24"/>
         <w:szCs w:val="24"/>
       </w:rPr>
@@ -8736,7 +9108,7 @@
       <w:spacing w:after="0" w:line="240" w:lineRule="auto"/>
     </w:pPr>
     <w:rPr>
-      <w:rFonts w:asciiTheme="majorHAnsi" w:cstheme="majorBidi" w:eastAsiaTheme="majorEastAsia" w:hAnsiTheme="majorHAnsi"/>
+      <w:rFonts w:asciiTheme="majorHAnsi" w:cstheme="majorBidi" w:hAnsiTheme="majorHAnsi" w:eastAsia="黑体"/>
       <w:color w:themeColor="text1" w:val="000000"/>
     </w:rPr>
     <w:tblPr>
@@ -8758,6 +9130,7 @@
     </w:tblPr>
     <w:tblStylePr w:type="firstRow">
       <w:rPr>
+        <w:rFonts w:eastAsia="黑体"/>
         <w:sz w:val="24"/>
         <w:szCs w:val="24"/>
       </w:rPr>
@@ -8864,7 +9237,7 @@
       <w:spacing w:after="0" w:line="240" w:lineRule="auto"/>
     </w:pPr>
     <w:rPr>
-      <w:rFonts w:asciiTheme="majorHAnsi" w:cstheme="majorBidi" w:eastAsiaTheme="majorEastAsia" w:hAnsiTheme="majorHAnsi"/>
+      <w:rFonts w:asciiTheme="majorHAnsi" w:cstheme="majorBidi" w:hAnsiTheme="majorHAnsi" w:eastAsia="黑体"/>
       <w:color w:themeColor="text1" w:val="000000"/>
     </w:rPr>
     <w:tblPr>
@@ -8886,6 +9259,7 @@
     </w:tblPr>
     <w:tblStylePr w:type="firstRow">
       <w:rPr>
+        <w:rFonts w:eastAsia="黑体"/>
         <w:sz w:val="24"/>
         <w:szCs w:val="24"/>
       </w:rPr>
@@ -8992,7 +9366,7 @@
       <w:spacing w:after="0" w:line="240" w:lineRule="auto"/>
     </w:pPr>
     <w:rPr>
-      <w:rFonts w:asciiTheme="majorHAnsi" w:cstheme="majorBidi" w:eastAsiaTheme="majorEastAsia" w:hAnsiTheme="majorHAnsi"/>
+      <w:rFonts w:asciiTheme="majorHAnsi" w:cstheme="majorBidi" w:hAnsiTheme="majorHAnsi" w:eastAsia="黑体"/>
       <w:color w:themeColor="text1" w:val="000000"/>
     </w:rPr>
     <w:tblPr>
@@ -9014,6 +9388,7 @@
     </w:tblPr>
     <w:tblStylePr w:type="firstRow">
       <w:rPr>
+        <w:rFonts w:eastAsia="黑体"/>
         <w:sz w:val="24"/>
         <w:szCs w:val="24"/>
       </w:rPr>
@@ -9120,7 +9495,7 @@
       <w:spacing w:after="0" w:line="240" w:lineRule="auto"/>
     </w:pPr>
     <w:rPr>
-      <w:rFonts w:asciiTheme="majorHAnsi" w:cstheme="majorBidi" w:eastAsiaTheme="majorEastAsia" w:hAnsiTheme="majorHAnsi"/>
+      <w:rFonts w:asciiTheme="majorHAnsi" w:cstheme="majorBidi" w:hAnsiTheme="majorHAnsi" w:eastAsia="黑体"/>
       <w:color w:themeColor="text1" w:val="000000"/>
     </w:rPr>
     <w:tblPr>
@@ -9142,6 +9517,7 @@
     </w:tblPr>
     <w:tblStylePr w:type="firstRow">
       <w:rPr>
+        <w:rFonts w:eastAsia="黑体"/>
         <w:sz w:val="24"/>
         <w:szCs w:val="24"/>
       </w:rPr>
@@ -9271,12 +9647,14 @@
     </w:tcPr>
     <w:tblStylePr w:type="firstRow">
       <w:rPr>
+        <w:rFonts w:eastAsia="黑体"/>
         <w:b/>
         <w:bCs/>
       </w:rPr>
     </w:tblStylePr>
     <w:tblStylePr w:type="lastRow">
       <w:rPr>
+        <w:rFonts w:eastAsia="黑体"/>
         <w:b/>
         <w:bCs/>
       </w:rPr>
@@ -9289,12 +9667,14 @@
     </w:tblStylePr>
     <w:tblStylePr w:type="firstCol">
       <w:rPr>
+        <w:rFonts w:eastAsia="黑体"/>
         <w:b/>
         <w:bCs/>
       </w:rPr>
     </w:tblStylePr>
     <w:tblStylePr w:type="lastCol">
       <w:rPr>
+        <w:rFonts w:eastAsia="黑体"/>
         <w:b/>
         <w:bCs/>
       </w:rPr>
@@ -9344,12 +9724,14 @@
     </w:tcPr>
     <w:tblStylePr w:type="firstRow">
       <w:rPr>
+        <w:rFonts w:eastAsia="黑体"/>
         <w:b/>
         <w:bCs/>
       </w:rPr>
     </w:tblStylePr>
     <w:tblStylePr w:type="lastRow">
       <w:rPr>
+        <w:rFonts w:eastAsia="黑体"/>
         <w:b/>
         <w:bCs/>
       </w:rPr>
@@ -9362,12 +9744,14 @@
     </w:tblStylePr>
     <w:tblStylePr w:type="firstCol">
       <w:rPr>
+        <w:rFonts w:eastAsia="黑体"/>
         <w:b/>
         <w:bCs/>
       </w:rPr>
     </w:tblStylePr>
     <w:tblStylePr w:type="lastCol">
       <w:rPr>
+        <w:rFonts w:eastAsia="黑体"/>
         <w:b/>
         <w:bCs/>
       </w:rPr>
@@ -9417,12 +9801,14 @@
     </w:tcPr>
     <w:tblStylePr w:type="firstRow">
       <w:rPr>
+        <w:rFonts w:eastAsia="黑体"/>
         <w:b/>
         <w:bCs/>
       </w:rPr>
     </w:tblStylePr>
     <w:tblStylePr w:type="lastRow">
       <w:rPr>
+        <w:rFonts w:eastAsia="黑体"/>
         <w:b/>
         <w:bCs/>
       </w:rPr>
@@ -9435,12 +9821,14 @@
     </w:tblStylePr>
     <w:tblStylePr w:type="firstCol">
       <w:rPr>
+        <w:rFonts w:eastAsia="黑体"/>
         <w:b/>
         <w:bCs/>
       </w:rPr>
     </w:tblStylePr>
     <w:tblStylePr w:type="lastCol">
       <w:rPr>
+        <w:rFonts w:eastAsia="黑体"/>
         <w:b/>
         <w:bCs/>
       </w:rPr>
@@ -9490,12 +9878,14 @@
     </w:tcPr>
     <w:tblStylePr w:type="firstRow">
       <w:rPr>
+        <w:rFonts w:eastAsia="黑体"/>
         <w:b/>
         <w:bCs/>
       </w:rPr>
     </w:tblStylePr>
     <w:tblStylePr w:type="lastRow">
       <w:rPr>
+        <w:rFonts w:eastAsia="黑体"/>
         <w:b/>
         <w:bCs/>
       </w:rPr>
@@ -9508,12 +9898,14 @@
     </w:tblStylePr>
     <w:tblStylePr w:type="firstCol">
       <w:rPr>
+        <w:rFonts w:eastAsia="黑体"/>
         <w:b/>
         <w:bCs/>
       </w:rPr>
     </w:tblStylePr>
     <w:tblStylePr w:type="lastCol">
       <w:rPr>
+        <w:rFonts w:eastAsia="黑体"/>
         <w:b/>
         <w:bCs/>
       </w:rPr>
@@ -9563,12 +9955,14 @@
     </w:tcPr>
     <w:tblStylePr w:type="firstRow">
       <w:rPr>
+        <w:rFonts w:eastAsia="黑体"/>
         <w:b/>
         <w:bCs/>
       </w:rPr>
     </w:tblStylePr>
     <w:tblStylePr w:type="lastRow">
       <w:rPr>
+        <w:rFonts w:eastAsia="黑体"/>
         <w:b/>
         <w:bCs/>
       </w:rPr>
@@ -9581,12 +9975,14 @@
     </w:tblStylePr>
     <w:tblStylePr w:type="firstCol">
       <w:rPr>
+        <w:rFonts w:eastAsia="黑体"/>
         <w:b/>
         <w:bCs/>
       </w:rPr>
     </w:tblStylePr>
     <w:tblStylePr w:type="lastCol">
       <w:rPr>
+        <w:rFonts w:eastAsia="黑体"/>
         <w:b/>
         <w:bCs/>
       </w:rPr>
@@ -9636,12 +10032,14 @@
     </w:tcPr>
     <w:tblStylePr w:type="firstRow">
       <w:rPr>
+        <w:rFonts w:eastAsia="黑体"/>
         <w:b/>
         <w:bCs/>
       </w:rPr>
     </w:tblStylePr>
     <w:tblStylePr w:type="lastRow">
       <w:rPr>
+        <w:rFonts w:eastAsia="黑体"/>
         <w:b/>
         <w:bCs/>
       </w:rPr>
@@ -9654,12 +10052,14 @@
     </w:tblStylePr>
     <w:tblStylePr w:type="firstCol">
       <w:rPr>
+        <w:rFonts w:eastAsia="黑体"/>
         <w:b/>
         <w:bCs/>
       </w:rPr>
     </w:tblStylePr>
     <w:tblStylePr w:type="lastCol">
       <w:rPr>
+        <w:rFonts w:eastAsia="黑体"/>
         <w:b/>
         <w:bCs/>
       </w:rPr>
@@ -9709,12 +10109,14 @@
     </w:tcPr>
     <w:tblStylePr w:type="firstRow">
       <w:rPr>
+        <w:rFonts w:eastAsia="黑体"/>
         <w:b/>
         <w:bCs/>
       </w:rPr>
     </w:tblStylePr>
     <w:tblStylePr w:type="lastRow">
       <w:rPr>
+        <w:rFonts w:eastAsia="黑体"/>
         <w:b/>
         <w:bCs/>
       </w:rPr>
@@ -9727,12 +10129,14 @@
     </w:tblStylePr>
     <w:tblStylePr w:type="firstCol">
       <w:rPr>
+        <w:rFonts w:eastAsia="黑体"/>
         <w:b/>
         <w:bCs/>
       </w:rPr>
     </w:tblStylePr>
     <w:tblStylePr w:type="lastCol">
       <w:rPr>
+        <w:rFonts w:eastAsia="黑体"/>
         <w:b/>
         <w:bCs/>
       </w:rPr>
@@ -9759,7 +10163,7 @@
       <w:spacing w:after="0" w:line="240" w:lineRule="auto"/>
     </w:pPr>
     <w:rPr>
-      <w:rFonts w:asciiTheme="majorHAnsi" w:cstheme="majorBidi" w:eastAsiaTheme="majorEastAsia" w:hAnsiTheme="majorHAnsi"/>
+      <w:rFonts w:asciiTheme="majorHAnsi" w:cstheme="majorBidi" w:hAnsiTheme="majorHAnsi" w:eastAsia="黑体"/>
       <w:color w:themeColor="text1" w:val="000000"/>
     </w:rPr>
     <w:tblPr>
@@ -9786,6 +10190,7 @@
     </w:tcPr>
     <w:tblStylePr w:type="firstRow">
       <w:rPr>
+        <w:rFonts w:eastAsia="黑体"/>
         <w:b/>
         <w:bCs/>
         <w:color w:themeColor="text1" w:val="000000"/>
@@ -9797,6 +10202,7 @@
     </w:tblStylePr>
     <w:tblStylePr w:type="lastRow">
       <w:rPr>
+        <w:rFonts w:eastAsia="黑体"/>
         <w:b/>
         <w:bCs/>
         <w:color w:themeColor="text1" w:val="000000"/>
@@ -9816,6 +10222,7 @@
     </w:tblStylePr>
     <w:tblStylePr w:type="firstCol">
       <w:rPr>
+        <w:rFonts w:eastAsia="黑体"/>
         <w:b/>
         <w:bCs/>
         <w:color w:themeColor="text1" w:val="000000"/>
@@ -9835,6 +10242,7 @@
     </w:tblStylePr>
     <w:tblStylePr w:type="lastCol">
       <w:rPr>
+        <w:rFonts w:eastAsia="黑体"/>
         <w:b w:val="0"/>
         <w:bCs w:val="0"/>
         <w:color w:themeColor="text1" w:val="000000"/>
@@ -9884,7 +10292,7 @@
       <w:spacing w:after="0" w:line="240" w:lineRule="auto"/>
     </w:pPr>
     <w:rPr>
-      <w:rFonts w:asciiTheme="majorHAnsi" w:cstheme="majorBidi" w:eastAsiaTheme="majorEastAsia" w:hAnsiTheme="majorHAnsi"/>
+      <w:rFonts w:asciiTheme="majorHAnsi" w:cstheme="majorBidi" w:hAnsiTheme="majorHAnsi" w:eastAsia="黑体"/>
       <w:color w:themeColor="text1" w:val="000000"/>
     </w:rPr>
     <w:tblPr>
@@ -9911,6 +10319,7 @@
     </w:tcPr>
     <w:tblStylePr w:type="firstRow">
       <w:rPr>
+        <w:rFonts w:eastAsia="黑体"/>
         <w:b/>
         <w:bCs/>
         <w:color w:themeColor="text1" w:val="000000"/>
@@ -9922,6 +10331,7 @@
     </w:tblStylePr>
     <w:tblStylePr w:type="lastRow">
       <w:rPr>
+        <w:rFonts w:eastAsia="黑体"/>
         <w:b/>
         <w:bCs/>
         <w:color w:themeColor="text1" w:val="000000"/>
@@ -9941,6 +10351,7 @@
     </w:tblStylePr>
     <w:tblStylePr w:type="firstCol">
       <w:rPr>
+        <w:rFonts w:eastAsia="黑体"/>
         <w:b/>
         <w:bCs/>
         <w:color w:themeColor="text1" w:val="000000"/>
@@ -9960,6 +10371,7 @@
     </w:tblStylePr>
     <w:tblStylePr w:type="lastCol">
       <w:rPr>
+        <w:rFonts w:eastAsia="黑体"/>
         <w:b w:val="0"/>
         <w:bCs w:val="0"/>
         <w:color w:themeColor="text1" w:val="000000"/>
@@ -10009,7 +10421,7 @@
       <w:spacing w:after="0" w:line="240" w:lineRule="auto"/>
     </w:pPr>
     <w:rPr>
-      <w:rFonts w:asciiTheme="majorHAnsi" w:cstheme="majorBidi" w:eastAsiaTheme="majorEastAsia" w:hAnsiTheme="majorHAnsi"/>
+      <w:rFonts w:asciiTheme="majorHAnsi" w:cstheme="majorBidi" w:hAnsiTheme="majorHAnsi" w:eastAsia="黑体"/>
       <w:color w:themeColor="text1" w:val="000000"/>
     </w:rPr>
     <w:tblPr>
@@ -10036,6 +10448,7 @@
     </w:tcPr>
     <w:tblStylePr w:type="firstRow">
       <w:rPr>
+        <w:rFonts w:eastAsia="黑体"/>
         <w:b/>
         <w:bCs/>
         <w:color w:themeColor="text1" w:val="000000"/>
@@ -10047,6 +10460,7 @@
     </w:tblStylePr>
     <w:tblStylePr w:type="lastRow">
       <w:rPr>
+        <w:rFonts w:eastAsia="黑体"/>
         <w:b/>
         <w:bCs/>
         <w:color w:themeColor="text1" w:val="000000"/>
@@ -10066,6 +10480,7 @@
     </w:tblStylePr>
     <w:tblStylePr w:type="firstCol">
       <w:rPr>
+        <w:rFonts w:eastAsia="黑体"/>
         <w:b/>
         <w:bCs/>
         <w:color w:themeColor="text1" w:val="000000"/>
@@ -10085,6 +10500,7 @@
     </w:tblStylePr>
     <w:tblStylePr w:type="lastCol">
       <w:rPr>
+        <w:rFonts w:eastAsia="黑体"/>
         <w:b w:val="0"/>
         <w:bCs w:val="0"/>
         <w:color w:themeColor="text1" w:val="000000"/>
@@ -10134,7 +10550,7 @@
       <w:spacing w:after="0" w:line="240" w:lineRule="auto"/>
     </w:pPr>
     <w:rPr>
-      <w:rFonts w:asciiTheme="majorHAnsi" w:cstheme="majorBidi" w:eastAsiaTheme="majorEastAsia" w:hAnsiTheme="majorHAnsi"/>
+      <w:rFonts w:asciiTheme="majorHAnsi" w:cstheme="majorBidi" w:hAnsiTheme="majorHAnsi" w:eastAsia="黑体"/>
       <w:color w:themeColor="text1" w:val="000000"/>
     </w:rPr>
     <w:tblPr>
@@ -10161,6 +10577,7 @@
     </w:tcPr>
     <w:tblStylePr w:type="firstRow">
       <w:rPr>
+        <w:rFonts w:eastAsia="黑体"/>
         <w:b/>
         <w:bCs/>
         <w:color w:themeColor="text1" w:val="000000"/>
@@ -10172,6 +10589,7 @@
     </w:tblStylePr>
     <w:tblStylePr w:type="lastRow">
       <w:rPr>
+        <w:rFonts w:eastAsia="黑体"/>
         <w:b/>
         <w:bCs/>
         <w:color w:themeColor="text1" w:val="000000"/>
@@ -10191,6 +10609,7 @@
     </w:tblStylePr>
     <w:tblStylePr w:type="firstCol">
       <w:rPr>
+        <w:rFonts w:eastAsia="黑体"/>
         <w:b/>
         <w:bCs/>
         <w:color w:themeColor="text1" w:val="000000"/>
@@ -10210,6 +10629,7 @@
     </w:tblStylePr>
     <w:tblStylePr w:type="lastCol">
       <w:rPr>
+        <w:rFonts w:eastAsia="黑体"/>
         <w:b w:val="0"/>
         <w:bCs w:val="0"/>
         <w:color w:themeColor="text1" w:val="000000"/>
@@ -10259,7 +10679,7 @@
       <w:spacing w:after="0" w:line="240" w:lineRule="auto"/>
     </w:pPr>
     <w:rPr>
-      <w:rFonts w:asciiTheme="majorHAnsi" w:cstheme="majorBidi" w:eastAsiaTheme="majorEastAsia" w:hAnsiTheme="majorHAnsi"/>
+      <w:rFonts w:asciiTheme="majorHAnsi" w:cstheme="majorBidi" w:hAnsiTheme="majorHAnsi" w:eastAsia="黑体"/>
       <w:color w:themeColor="text1" w:val="000000"/>
     </w:rPr>
     <w:tblPr>
@@ -10286,6 +10706,7 @@
     </w:tcPr>
     <w:tblStylePr w:type="firstRow">
       <w:rPr>
+        <w:rFonts w:eastAsia="黑体"/>
         <w:b/>
         <w:bCs/>
         <w:color w:themeColor="text1" w:val="000000"/>
@@ -10297,6 +10718,7 @@
     </w:tblStylePr>
     <w:tblStylePr w:type="lastRow">
       <w:rPr>
+        <w:rFonts w:eastAsia="黑体"/>
         <w:b/>
         <w:bCs/>
         <w:color w:themeColor="text1" w:val="000000"/>
@@ -10316,6 +10738,7 @@
     </w:tblStylePr>
     <w:tblStylePr w:type="firstCol">
       <w:rPr>
+        <w:rFonts w:eastAsia="黑体"/>
         <w:b/>
         <w:bCs/>
         <w:color w:themeColor="text1" w:val="000000"/>
@@ -10335,6 +10758,7 @@
     </w:tblStylePr>
     <w:tblStylePr w:type="lastCol">
       <w:rPr>
+        <w:rFonts w:eastAsia="黑体"/>
         <w:b w:val="0"/>
         <w:bCs w:val="0"/>
         <w:color w:themeColor="text1" w:val="000000"/>
@@ -10384,7 +10808,7 @@
       <w:spacing w:after="0" w:line="240" w:lineRule="auto"/>
     </w:pPr>
     <w:rPr>
-      <w:rFonts w:asciiTheme="majorHAnsi" w:cstheme="majorBidi" w:eastAsiaTheme="majorEastAsia" w:hAnsiTheme="majorHAnsi"/>
+      <w:rFonts w:asciiTheme="majorHAnsi" w:cstheme="majorBidi" w:hAnsiTheme="majorHAnsi" w:eastAsia="黑体"/>
       <w:color w:themeColor="text1" w:val="000000"/>
     </w:rPr>
     <w:tblPr>
@@ -10411,6 +10835,7 @@
     </w:tcPr>
     <w:tblStylePr w:type="firstRow">
       <w:rPr>
+        <w:rFonts w:eastAsia="黑体"/>
         <w:b/>
         <w:bCs/>
         <w:color w:themeColor="text1" w:val="000000"/>
@@ -10422,6 +10847,7 @@
     </w:tblStylePr>
     <w:tblStylePr w:type="lastRow">
       <w:rPr>
+        <w:rFonts w:eastAsia="黑体"/>
         <w:b/>
         <w:bCs/>
         <w:color w:themeColor="text1" w:val="000000"/>
@@ -10441,6 +10867,7 @@
     </w:tblStylePr>
     <w:tblStylePr w:type="firstCol">
       <w:rPr>
+        <w:rFonts w:eastAsia="黑体"/>
         <w:b/>
         <w:bCs/>
         <w:color w:themeColor="text1" w:val="000000"/>
@@ -10460,6 +10887,7 @@
     </w:tblStylePr>
     <w:tblStylePr w:type="lastCol">
       <w:rPr>
+        <w:rFonts w:eastAsia="黑体"/>
         <w:b w:val="0"/>
         <w:bCs w:val="0"/>
         <w:color w:themeColor="text1" w:val="000000"/>
@@ -10509,7 +10937,7 @@
       <w:spacing w:after="0" w:line="240" w:lineRule="auto"/>
     </w:pPr>
     <w:rPr>
-      <w:rFonts w:asciiTheme="majorHAnsi" w:cstheme="majorBidi" w:eastAsiaTheme="majorEastAsia" w:hAnsiTheme="majorHAnsi"/>
+      <w:rFonts w:asciiTheme="majorHAnsi" w:cstheme="majorBidi" w:hAnsiTheme="majorHAnsi" w:eastAsia="黑体"/>
       <w:color w:themeColor="text1" w:val="000000"/>
     </w:rPr>
     <w:tblPr>
@@ -10536,6 +10964,7 @@
     </w:tcPr>
     <w:tblStylePr w:type="firstRow">
       <w:rPr>
+        <w:rFonts w:eastAsia="黑体"/>
         <w:b/>
         <w:bCs/>
         <w:color w:themeColor="text1" w:val="000000"/>
@@ -10547,6 +10976,7 @@
     </w:tblStylePr>
     <w:tblStylePr w:type="lastRow">
       <w:rPr>
+        <w:rFonts w:eastAsia="黑体"/>
         <w:b/>
         <w:bCs/>
         <w:color w:themeColor="text1" w:val="000000"/>
@@ -10566,6 +10996,7 @@
     </w:tblStylePr>
     <w:tblStylePr w:type="firstCol">
       <w:rPr>
+        <w:rFonts w:eastAsia="黑体"/>
         <w:b/>
         <w:bCs/>
         <w:color w:themeColor="text1" w:val="000000"/>
@@ -10585,6 +11016,7 @@
     </w:tblStylePr>
     <w:tblStylePr w:type="lastCol">
       <w:rPr>
+        <w:rFonts w:eastAsia="黑体"/>
         <w:b w:val="0"/>
         <w:bCs w:val="0"/>
         <w:color w:themeColor="text1" w:val="000000"/>
@@ -10657,6 +11089,7 @@
     </w:tcPr>
     <w:tblStylePr w:type="firstRow">
       <w:rPr>
+        <w:rFonts w:eastAsia="黑体"/>
         <w:b/>
         <w:bCs/>
         <w:i w:val="0"/>
@@ -10678,6 +11111,7 @@
     </w:tblStylePr>
     <w:tblStylePr w:type="lastRow">
       <w:rPr>
+        <w:rFonts w:eastAsia="黑体"/>
         <w:b/>
         <w:bCs/>
         <w:i w:val="0"/>
@@ -10699,6 +11133,7 @@
     </w:tblStylePr>
     <w:tblStylePr w:type="firstCol">
       <w:rPr>
+        <w:rFonts w:eastAsia="黑体"/>
         <w:b/>
         <w:bCs/>
         <w:i w:val="0"/>
@@ -10718,6 +11153,7 @@
     </w:tblStylePr>
     <w:tblStylePr w:type="lastCol">
       <w:rPr>
+        <w:rFonts w:eastAsia="黑体"/>
         <w:b/>
         <w:bCs/>
         <w:i w:val="0"/>
@@ -10798,6 +11234,7 @@
     </w:tcPr>
     <w:tblStylePr w:type="firstRow">
       <w:rPr>
+        <w:rFonts w:eastAsia="黑体"/>
         <w:b/>
         <w:bCs/>
         <w:i w:val="0"/>
@@ -10819,6 +11256,7 @@
     </w:tblStylePr>
     <w:tblStylePr w:type="lastRow">
       <w:rPr>
+        <w:rFonts w:eastAsia="黑体"/>
         <w:b/>
         <w:bCs/>
         <w:i w:val="0"/>
@@ -10840,6 +11278,7 @@
     </w:tblStylePr>
     <w:tblStylePr w:type="firstCol">
       <w:rPr>
+        <w:rFonts w:eastAsia="黑体"/>
         <w:b/>
         <w:bCs/>
         <w:i w:val="0"/>
@@ -10859,6 +11298,7 @@
     </w:tblStylePr>
     <w:tblStylePr w:type="lastCol">
       <w:rPr>
+        <w:rFonts w:eastAsia="黑体"/>
         <w:b/>
         <w:bCs/>
         <w:i w:val="0"/>
@@ -10939,6 +11379,7 @@
     </w:tcPr>
     <w:tblStylePr w:type="firstRow">
       <w:rPr>
+        <w:rFonts w:eastAsia="黑体"/>
         <w:b/>
         <w:bCs/>
         <w:i w:val="0"/>
@@ -10960,6 +11401,7 @@
     </w:tblStylePr>
     <w:tblStylePr w:type="lastRow">
       <w:rPr>
+        <w:rFonts w:eastAsia="黑体"/>
         <w:b/>
         <w:bCs/>
         <w:i w:val="0"/>
@@ -10981,6 +11423,7 @@
     </w:tblStylePr>
     <w:tblStylePr w:type="firstCol">
       <w:rPr>
+        <w:rFonts w:eastAsia="黑体"/>
         <w:b/>
         <w:bCs/>
         <w:i w:val="0"/>
@@ -11000,6 +11443,7 @@
     </w:tblStylePr>
     <w:tblStylePr w:type="lastCol">
       <w:rPr>
+        <w:rFonts w:eastAsia="黑体"/>
         <w:b/>
         <w:bCs/>
         <w:i w:val="0"/>
@@ -11080,6 +11524,7 @@
     </w:tcPr>
     <w:tblStylePr w:type="firstRow">
       <w:rPr>
+        <w:rFonts w:eastAsia="黑体"/>
         <w:b/>
         <w:bCs/>
         <w:i w:val="0"/>
@@ -11101,6 +11546,7 @@
     </w:tblStylePr>
     <w:tblStylePr w:type="lastRow">
       <w:rPr>
+        <w:rFonts w:eastAsia="黑体"/>
         <w:b/>
         <w:bCs/>
         <w:i w:val="0"/>
@@ -11122,6 +11568,7 @@
     </w:tblStylePr>
     <w:tblStylePr w:type="firstCol">
       <w:rPr>
+        <w:rFonts w:eastAsia="黑体"/>
         <w:b/>
         <w:bCs/>
         <w:i w:val="0"/>
@@ -11141,6 +11588,7 @@
     </w:tblStylePr>
     <w:tblStylePr w:type="lastCol">
       <w:rPr>
+        <w:rFonts w:eastAsia="黑体"/>
         <w:b/>
         <w:bCs/>
         <w:i w:val="0"/>
@@ -11221,6 +11669,7 @@
     </w:tcPr>
     <w:tblStylePr w:type="firstRow">
       <w:rPr>
+        <w:rFonts w:eastAsia="黑体"/>
         <w:b/>
         <w:bCs/>
         <w:i w:val="0"/>
@@ -11242,6 +11691,7 @@
     </w:tblStylePr>
     <w:tblStylePr w:type="lastRow">
       <w:rPr>
+        <w:rFonts w:eastAsia="黑体"/>
         <w:b/>
         <w:bCs/>
         <w:i w:val="0"/>
@@ -11263,6 +11713,7 @@
     </w:tblStylePr>
     <w:tblStylePr w:type="firstCol">
       <w:rPr>
+        <w:rFonts w:eastAsia="黑体"/>
         <w:b/>
         <w:bCs/>
         <w:i w:val="0"/>
@@ -11282,6 +11733,7 @@
     </w:tblStylePr>
     <w:tblStylePr w:type="lastCol">
       <w:rPr>
+        <w:rFonts w:eastAsia="黑体"/>
         <w:b/>
         <w:bCs/>
         <w:i w:val="0"/>
@@ -11362,6 +11814,7 @@
     </w:tcPr>
     <w:tblStylePr w:type="firstRow">
       <w:rPr>
+        <w:rFonts w:eastAsia="黑体"/>
         <w:b/>
         <w:bCs/>
         <w:i w:val="0"/>
@@ -11383,6 +11836,7 @@
     </w:tblStylePr>
     <w:tblStylePr w:type="lastRow">
       <w:rPr>
+        <w:rFonts w:eastAsia="黑体"/>
         <w:b/>
         <w:bCs/>
         <w:i w:val="0"/>
@@ -11404,6 +11858,7 @@
     </w:tblStylePr>
     <w:tblStylePr w:type="firstCol">
       <w:rPr>
+        <w:rFonts w:eastAsia="黑体"/>
         <w:b/>
         <w:bCs/>
         <w:i w:val="0"/>
@@ -11423,6 +11878,7 @@
     </w:tblStylePr>
     <w:tblStylePr w:type="lastCol">
       <w:rPr>
+        <w:rFonts w:eastAsia="黑体"/>
         <w:b/>
         <w:bCs/>
         <w:i w:val="0"/>
@@ -11503,6 +11959,7 @@
     </w:tcPr>
     <w:tblStylePr w:type="firstRow">
       <w:rPr>
+        <w:rFonts w:eastAsia="黑体"/>
         <w:b/>
         <w:bCs/>
         <w:i w:val="0"/>
@@ -11524,6 +11981,7 @@
     </w:tblStylePr>
     <w:tblStylePr w:type="lastRow">
       <w:rPr>
+        <w:rFonts w:eastAsia="黑体"/>
         <w:b/>
         <w:bCs/>
         <w:i w:val="0"/>
@@ -11545,6 +12003,7 @@
     </w:tblStylePr>
     <w:tblStylePr w:type="firstCol">
       <w:rPr>
+        <w:rFonts w:eastAsia="黑体"/>
         <w:b/>
         <w:bCs/>
         <w:i w:val="0"/>
@@ -11564,6 +12023,7 @@
     </w:tblStylePr>
     <w:tblStylePr w:type="lastCol">
       <w:rPr>
+        <w:rFonts w:eastAsia="黑体"/>
         <w:b/>
         <w:bCs/>
         <w:i w:val="0"/>
@@ -11621,6 +12081,7 @@
       <w:spacing w:after="0" w:line="240" w:lineRule="auto"/>
     </w:pPr>
     <w:rPr>
+      <w:rFonts w:eastAsia="黑体"/>
       <w:color w:themeColor="background1" w:val="FFFFFF"/>
     </w:rPr>
     <w:tblPr>
@@ -11639,6 +12100,7 @@
     </w:tcPr>
     <w:tblStylePr w:type="firstRow">
       <w:rPr>
+        <w:rFonts w:eastAsia="黑体"/>
         <w:b/>
         <w:bCs/>
       </w:rPr>
@@ -11735,6 +12197,7 @@
       <w:spacing w:after="0" w:line="240" w:lineRule="auto"/>
     </w:pPr>
     <w:rPr>
+      <w:rFonts w:eastAsia="黑体"/>
       <w:color w:themeColor="background1" w:val="FFFFFF"/>
     </w:rPr>
     <w:tblPr>
@@ -11753,6 +12216,7 @@
     </w:tcPr>
     <w:tblStylePr w:type="firstRow">
       <w:rPr>
+        <w:rFonts w:eastAsia="黑体"/>
         <w:b/>
         <w:bCs/>
       </w:rPr>
@@ -11849,6 +12313,7 @@
       <w:spacing w:after="0" w:line="240" w:lineRule="auto"/>
     </w:pPr>
     <w:rPr>
+      <w:rFonts w:eastAsia="黑体"/>
       <w:color w:themeColor="background1" w:val="FFFFFF"/>
     </w:rPr>
     <w:tblPr>
@@ -11867,6 +12332,7 @@
     </w:tcPr>
     <w:tblStylePr w:type="firstRow">
       <w:rPr>
+        <w:rFonts w:eastAsia="黑体"/>
         <w:b/>
         <w:bCs/>
       </w:rPr>
@@ -11963,6 +12429,7 @@
       <w:spacing w:after="0" w:line="240" w:lineRule="auto"/>
     </w:pPr>
     <w:rPr>
+      <w:rFonts w:eastAsia="黑体"/>
       <w:color w:themeColor="background1" w:val="FFFFFF"/>
     </w:rPr>
     <w:tblPr>
@@ -11981,6 +12448,7 @@
     </w:tcPr>
     <w:tblStylePr w:type="firstRow">
       <w:rPr>
+        <w:rFonts w:eastAsia="黑体"/>
         <w:b/>
         <w:bCs/>
       </w:rPr>
@@ -12077,6 +12545,7 @@
       <w:spacing w:after="0" w:line="240" w:lineRule="auto"/>
     </w:pPr>
     <w:rPr>
+      <w:rFonts w:eastAsia="黑体"/>
       <w:color w:themeColor="background1" w:val="FFFFFF"/>
     </w:rPr>
     <w:tblPr>
@@ -12095,6 +12564,7 @@
     </w:tcPr>
     <w:tblStylePr w:type="firstRow">
       <w:rPr>
+        <w:rFonts w:eastAsia="黑体"/>
         <w:b/>
         <w:bCs/>
       </w:rPr>
@@ -12191,6 +12661,7 @@
       <w:spacing w:after="0" w:line="240" w:lineRule="auto"/>
     </w:pPr>
     <w:rPr>
+      <w:rFonts w:eastAsia="黑体"/>
       <w:color w:themeColor="background1" w:val="FFFFFF"/>
     </w:rPr>
     <w:tblPr>
@@ -12209,6 +12680,7 @@
     </w:tcPr>
     <w:tblStylePr w:type="firstRow">
       <w:rPr>
+        <w:rFonts w:eastAsia="黑体"/>
         <w:b/>
         <w:bCs/>
       </w:rPr>
@@ -12305,6 +12777,7 @@
       <w:spacing w:after="0" w:line="240" w:lineRule="auto"/>
     </w:pPr>
     <w:rPr>
+      <w:rFonts w:eastAsia="黑体"/>
       <w:color w:themeColor="background1" w:val="FFFFFF"/>
     </w:rPr>
     <w:tblPr>
@@ -12323,6 +12796,7 @@
     </w:tcPr>
     <w:tblStylePr w:type="firstRow">
       <w:rPr>
+        <w:rFonts w:eastAsia="黑体"/>
         <w:b/>
         <w:bCs/>
       </w:rPr>
@@ -12419,6 +12893,7 @@
       <w:spacing w:after="0" w:line="240" w:lineRule="auto"/>
     </w:pPr>
     <w:rPr>
+      <w:rFonts w:eastAsia="黑体"/>
       <w:color w:themeColor="text1" w:val="000000"/>
     </w:rPr>
     <w:tblPr>
@@ -12445,6 +12920,7 @@
     </w:tcPr>
     <w:tblStylePr w:type="firstRow">
       <w:rPr>
+        <w:rFonts w:eastAsia="黑体"/>
         <w:b/>
         <w:bCs/>
       </w:rPr>
@@ -12463,6 +12939,7 @@
     </w:tblStylePr>
     <w:tblStylePr w:type="lastRow">
       <w:rPr>
+        <w:rFonts w:eastAsia="黑体"/>
         <w:b/>
         <w:bCs/>
         <w:color w:themeColor="background1" w:val="FFFFFF"/>
@@ -12477,6 +12954,7 @@
     </w:tblStylePr>
     <w:tblStylePr w:type="firstCol">
       <w:rPr>
+        <w:rFonts w:eastAsia="黑体"/>
         <w:color w:themeColor="background1" w:val="FFFFFF"/>
       </w:rPr>
       <w:tblPr/>
@@ -12494,6 +12972,7 @@
     </w:tblStylePr>
     <w:tblStylePr w:type="lastCol">
       <w:rPr>
+        <w:rFonts w:eastAsia="黑体"/>
         <w:color w:themeColor="background1" w:val="FFFFFF"/>
       </w:rPr>
       <w:tblPr/>
@@ -12523,11 +13002,13 @@
     </w:tblStylePr>
     <w:tblStylePr w:type="neCell">
       <w:rPr>
+        <w:rFonts w:eastAsia="黑体"/>
         <w:color w:themeColor="text1" w:val="000000"/>
       </w:rPr>
     </w:tblStylePr>
     <w:tblStylePr w:type="nwCell">
       <w:rPr>
+        <w:rFonts w:eastAsia="黑体"/>
         <w:color w:themeColor="text1" w:val="000000"/>
       </w:rPr>
     </w:tblStylePr>
@@ -12541,6 +13022,7 @@
       <w:spacing w:after="0" w:line="240" w:lineRule="auto"/>
     </w:pPr>
     <w:rPr>
+      <w:rFonts w:eastAsia="黑体"/>
       <w:color w:themeColor="text1" w:val="000000"/>
     </w:rPr>
     <w:tblPr>
@@ -12567,6 +13049,7 @@
     </w:tcPr>
     <w:tblStylePr w:type="firstRow">
       <w:rPr>
+        <w:rFonts w:eastAsia="黑体"/>
         <w:b/>
         <w:bCs/>
       </w:rPr>
@@ -12585,6 +13068,7 @@
     </w:tblStylePr>
     <w:tblStylePr w:type="lastRow">
       <w:rPr>
+        <w:rFonts w:eastAsia="黑体"/>
         <w:b/>
         <w:bCs/>
         <w:color w:themeColor="background1" w:val="FFFFFF"/>
@@ -12599,6 +13083,7 @@
     </w:tblStylePr>
     <w:tblStylePr w:type="firstCol">
       <w:rPr>
+        <w:rFonts w:eastAsia="黑体"/>
         <w:color w:themeColor="background1" w:val="FFFFFF"/>
       </w:rPr>
       <w:tblPr/>
@@ -12616,6 +13101,7 @@
     </w:tblStylePr>
     <w:tblStylePr w:type="lastCol">
       <w:rPr>
+        <w:rFonts w:eastAsia="黑体"/>
         <w:color w:themeColor="background1" w:val="FFFFFF"/>
       </w:rPr>
       <w:tblPr/>
@@ -12645,11 +13131,13 @@
     </w:tblStylePr>
     <w:tblStylePr w:type="neCell">
       <w:rPr>
+        <w:rFonts w:eastAsia="黑体"/>
         <w:color w:themeColor="text1" w:val="000000"/>
       </w:rPr>
     </w:tblStylePr>
     <w:tblStylePr w:type="nwCell">
       <w:rPr>
+        <w:rFonts w:eastAsia="黑体"/>
         <w:color w:themeColor="text1" w:val="000000"/>
       </w:rPr>
     </w:tblStylePr>
@@ -12663,6 +13151,7 @@
       <w:spacing w:after="0" w:line="240" w:lineRule="auto"/>
     </w:pPr>
     <w:rPr>
+      <w:rFonts w:eastAsia="黑体"/>
       <w:color w:themeColor="text1" w:val="000000"/>
     </w:rPr>
     <w:tblPr>
@@ -12689,6 +13178,7 @@
     </w:tcPr>
     <w:tblStylePr w:type="firstRow">
       <w:rPr>
+        <w:rFonts w:eastAsia="黑体"/>
         <w:b/>
         <w:bCs/>
       </w:rPr>
@@ -12707,6 +13197,7 @@
     </w:tblStylePr>
     <w:tblStylePr w:type="lastRow">
       <w:rPr>
+        <w:rFonts w:eastAsia="黑体"/>
         <w:b/>
         <w:bCs/>
         <w:color w:themeColor="background1" w:val="FFFFFF"/>
@@ -12721,6 +13212,7 @@
     </w:tblStylePr>
     <w:tblStylePr w:type="firstCol">
       <w:rPr>
+        <w:rFonts w:eastAsia="黑体"/>
         <w:color w:themeColor="background1" w:val="FFFFFF"/>
       </w:rPr>
       <w:tblPr/>
@@ -12738,6 +13230,7 @@
     </w:tblStylePr>
     <w:tblStylePr w:type="lastCol">
       <w:rPr>
+        <w:rFonts w:eastAsia="黑体"/>
         <w:color w:themeColor="background1" w:val="FFFFFF"/>
       </w:rPr>
       <w:tblPr/>
@@ -12767,11 +13260,13 @@
     </w:tblStylePr>
     <w:tblStylePr w:type="neCell">
       <w:rPr>
+        <w:rFonts w:eastAsia="黑体"/>
         <w:color w:themeColor="text1" w:val="000000"/>
       </w:rPr>
     </w:tblStylePr>
     <w:tblStylePr w:type="nwCell">
       <w:rPr>
+        <w:rFonts w:eastAsia="黑体"/>
         <w:color w:themeColor="text1" w:val="000000"/>
       </w:rPr>
     </w:tblStylePr>
@@ -12785,6 +13280,7 @@
       <w:spacing w:after="0" w:line="240" w:lineRule="auto"/>
     </w:pPr>
     <w:rPr>
+      <w:rFonts w:eastAsia="黑体"/>
       <w:color w:themeColor="text1" w:val="000000"/>
     </w:rPr>
     <w:tblPr>
@@ -12811,6 +13307,7 @@
     </w:tcPr>
     <w:tblStylePr w:type="firstRow">
       <w:rPr>
+        <w:rFonts w:eastAsia="黑体"/>
         <w:b/>
         <w:bCs/>
       </w:rPr>
@@ -12829,6 +13326,7 @@
     </w:tblStylePr>
     <w:tblStylePr w:type="lastRow">
       <w:rPr>
+        <w:rFonts w:eastAsia="黑体"/>
         <w:b/>
         <w:bCs/>
         <w:color w:themeColor="background1" w:val="FFFFFF"/>
@@ -12843,6 +13341,7 @@
     </w:tblStylePr>
     <w:tblStylePr w:type="firstCol">
       <w:rPr>
+        <w:rFonts w:eastAsia="黑体"/>
         <w:color w:themeColor="background1" w:val="FFFFFF"/>
       </w:rPr>
       <w:tblPr/>
@@ -12860,6 +13359,7 @@
     </w:tblStylePr>
     <w:tblStylePr w:type="lastCol">
       <w:rPr>
+        <w:rFonts w:eastAsia="黑体"/>
         <w:color w:themeColor="background1" w:val="FFFFFF"/>
       </w:rPr>
       <w:tblPr/>
@@ -12897,6 +13397,7 @@
       <w:spacing w:after="0" w:line="240" w:lineRule="auto"/>
     </w:pPr>
     <w:rPr>
+      <w:rFonts w:eastAsia="黑体"/>
       <w:color w:themeColor="text1" w:val="000000"/>
     </w:rPr>
     <w:tblPr>
@@ -12923,6 +13424,7 @@
     </w:tcPr>
     <w:tblStylePr w:type="firstRow">
       <w:rPr>
+        <w:rFonts w:eastAsia="黑体"/>
         <w:b/>
         <w:bCs/>
       </w:rPr>
@@ -12941,6 +13443,7 @@
     </w:tblStylePr>
     <w:tblStylePr w:type="lastRow">
       <w:rPr>
+        <w:rFonts w:eastAsia="黑体"/>
         <w:b/>
         <w:bCs/>
         <w:color w:themeColor="background1" w:val="FFFFFF"/>
@@ -12955,6 +13458,7 @@
     </w:tblStylePr>
     <w:tblStylePr w:type="firstCol">
       <w:rPr>
+        <w:rFonts w:eastAsia="黑体"/>
         <w:color w:themeColor="background1" w:val="FFFFFF"/>
       </w:rPr>
       <w:tblPr/>
@@ -12972,6 +13476,7 @@
     </w:tblStylePr>
     <w:tblStylePr w:type="lastCol">
       <w:rPr>
+        <w:rFonts w:eastAsia="黑体"/>
         <w:color w:themeColor="background1" w:val="FFFFFF"/>
       </w:rPr>
       <w:tblPr/>
@@ -13001,11 +13506,13 @@
     </w:tblStylePr>
     <w:tblStylePr w:type="neCell">
       <w:rPr>
+        <w:rFonts w:eastAsia="黑体"/>
         <w:color w:themeColor="text1" w:val="000000"/>
       </w:rPr>
     </w:tblStylePr>
     <w:tblStylePr w:type="nwCell">
       <w:rPr>
+        <w:rFonts w:eastAsia="黑体"/>
         <w:color w:themeColor="text1" w:val="000000"/>
       </w:rPr>
     </w:tblStylePr>
@@ -13019,6 +13526,7 @@
       <w:spacing w:after="0" w:line="240" w:lineRule="auto"/>
     </w:pPr>
     <w:rPr>
+      <w:rFonts w:eastAsia="黑体"/>
       <w:color w:themeColor="text1" w:val="000000"/>
     </w:rPr>
     <w:tblPr>
@@ -13045,6 +13553,7 @@
     </w:tcPr>
     <w:tblStylePr w:type="firstRow">
       <w:rPr>
+        <w:rFonts w:eastAsia="黑体"/>
         <w:b/>
         <w:bCs/>
       </w:rPr>
@@ -13063,6 +13572,7 @@
     </w:tblStylePr>
     <w:tblStylePr w:type="lastRow">
       <w:rPr>
+        <w:rFonts w:eastAsia="黑体"/>
         <w:b/>
         <w:bCs/>
         <w:color w:themeColor="background1" w:val="FFFFFF"/>
@@ -13077,6 +13587,7 @@
     </w:tblStylePr>
     <w:tblStylePr w:type="firstCol">
       <w:rPr>
+        <w:rFonts w:eastAsia="黑体"/>
         <w:color w:themeColor="background1" w:val="FFFFFF"/>
       </w:rPr>
       <w:tblPr/>
@@ -13094,6 +13605,7 @@
     </w:tblStylePr>
     <w:tblStylePr w:type="lastCol">
       <w:rPr>
+        <w:rFonts w:eastAsia="黑体"/>
         <w:color w:themeColor="background1" w:val="FFFFFF"/>
       </w:rPr>
       <w:tblPr/>
@@ -13123,11 +13635,13 @@
     </w:tblStylePr>
     <w:tblStylePr w:type="neCell">
       <w:rPr>
+        <w:rFonts w:eastAsia="黑体"/>
         <w:color w:themeColor="text1" w:val="000000"/>
       </w:rPr>
     </w:tblStylePr>
     <w:tblStylePr w:type="nwCell">
       <w:rPr>
+        <w:rFonts w:eastAsia="黑体"/>
         <w:color w:themeColor="text1" w:val="000000"/>
       </w:rPr>
     </w:tblStylePr>
@@ -13141,6 +13655,7 @@
       <w:spacing w:after="0" w:line="240" w:lineRule="auto"/>
     </w:pPr>
     <w:rPr>
+      <w:rFonts w:eastAsia="黑体"/>
       <w:color w:themeColor="text1" w:val="000000"/>
     </w:rPr>
     <w:tblPr>
@@ -13167,6 +13682,7 @@
     </w:tcPr>
     <w:tblStylePr w:type="firstRow">
       <w:rPr>
+        <w:rFonts w:eastAsia="黑体"/>
         <w:b/>
         <w:bCs/>
       </w:rPr>
@@ -13185,6 +13701,7 @@
     </w:tblStylePr>
     <w:tblStylePr w:type="lastRow">
       <w:rPr>
+        <w:rFonts w:eastAsia="黑体"/>
         <w:b/>
         <w:bCs/>
         <w:color w:themeColor="background1" w:val="FFFFFF"/>
@@ -13199,6 +13716,7 @@
     </w:tblStylePr>
     <w:tblStylePr w:type="firstCol">
       <w:rPr>
+        <w:rFonts w:eastAsia="黑体"/>
         <w:color w:themeColor="background1" w:val="FFFFFF"/>
       </w:rPr>
       <w:tblPr/>
@@ -13216,6 +13734,7 @@
     </w:tblStylePr>
     <w:tblStylePr w:type="lastCol">
       <w:rPr>
+        <w:rFonts w:eastAsia="黑体"/>
         <w:color w:themeColor="background1" w:val="FFFFFF"/>
       </w:rPr>
       <w:tblPr/>
@@ -13245,11 +13764,13 @@
     </w:tblStylePr>
     <w:tblStylePr w:type="neCell">
       <w:rPr>
+        <w:rFonts w:eastAsia="黑体"/>
         <w:color w:themeColor="text1" w:val="000000"/>
       </w:rPr>
     </w:tblStylePr>
     <w:tblStylePr w:type="nwCell">
       <w:rPr>
+        <w:rFonts w:eastAsia="黑体"/>
         <w:color w:themeColor="text1" w:val="000000"/>
       </w:rPr>
     </w:tblStylePr>
@@ -13263,6 +13784,7 @@
       <w:spacing w:after="0" w:line="240" w:lineRule="auto"/>
     </w:pPr>
     <w:rPr>
+      <w:rFonts w:eastAsia="黑体"/>
       <w:color w:themeColor="text1" w:val="000000"/>
     </w:rPr>
     <w:tblPr>
@@ -13281,6 +13803,7 @@
     </w:tcPr>
     <w:tblStylePr w:type="firstRow">
       <w:rPr>
+        <w:rFonts w:eastAsia="黑体"/>
         <w:b/>
         <w:bCs/>
         <w:color w:themeColor="background1" w:val="FFFFFF"/>
@@ -13295,6 +13818,7 @@
     </w:tblStylePr>
     <w:tblStylePr w:type="lastRow">
       <w:rPr>
+        <w:rFonts w:eastAsia="黑体"/>
         <w:b/>
         <w:bCs/>
         <w:color w:themeColor="accent2" w:themeShade="CC" w:val="9E3A38"/>
@@ -13309,12 +13833,14 @@
     </w:tblStylePr>
     <w:tblStylePr w:type="firstCol">
       <w:rPr>
+        <w:rFonts w:eastAsia="黑体"/>
         <w:b/>
         <w:bCs/>
       </w:rPr>
     </w:tblStylePr>
     <w:tblStylePr w:type="lastCol">
       <w:rPr>
+        <w:rFonts w:eastAsia="黑体"/>
         <w:b/>
         <w:bCs/>
       </w:rPr>
@@ -13349,6 +13875,7 @@
       <w:spacing w:after="0" w:line="240" w:lineRule="auto"/>
     </w:pPr>
     <w:rPr>
+      <w:rFonts w:eastAsia="黑体"/>
       <w:color w:themeColor="text1" w:val="000000"/>
     </w:rPr>
     <w:tblPr>
@@ -13367,6 +13894,7 @@
     </w:tcPr>
     <w:tblStylePr w:type="firstRow">
       <w:rPr>
+        <w:rFonts w:eastAsia="黑体"/>
         <w:b/>
         <w:bCs/>
         <w:color w:themeColor="background1" w:val="FFFFFF"/>
@@ -13381,6 +13909,7 @@
     </w:tblStylePr>
     <w:tblStylePr w:type="lastRow">
       <w:rPr>
+        <w:rFonts w:eastAsia="黑体"/>
         <w:b/>
         <w:bCs/>
         <w:color w:themeColor="accent2" w:themeShade="CC" w:val="9E3A38"/>
@@ -13395,12 +13924,14 @@
     </w:tblStylePr>
     <w:tblStylePr w:type="firstCol">
       <w:rPr>
+        <w:rFonts w:eastAsia="黑体"/>
         <w:b/>
         <w:bCs/>
       </w:rPr>
     </w:tblStylePr>
     <w:tblStylePr w:type="lastCol">
       <w:rPr>
+        <w:rFonts w:eastAsia="黑体"/>
         <w:b/>
         <w:bCs/>
       </w:rPr>
@@ -13435,6 +13966,7 @@
       <w:spacing w:after="0" w:line="240" w:lineRule="auto"/>
     </w:pPr>
     <w:rPr>
+      <w:rFonts w:eastAsia="黑体"/>
       <w:color w:themeColor="text1" w:val="000000"/>
     </w:rPr>
     <w:tblPr>
@@ -13453,6 +13985,7 @@
     </w:tcPr>
     <w:tblStylePr w:type="firstRow">
       <w:rPr>
+        <w:rFonts w:eastAsia="黑体"/>
         <w:b/>
         <w:bCs/>
         <w:color w:themeColor="background1" w:val="FFFFFF"/>
@@ -13467,6 +14000,7 @@
     </w:tblStylePr>
     <w:tblStylePr w:type="lastRow">
       <w:rPr>
+        <w:rFonts w:eastAsia="黑体"/>
         <w:b/>
         <w:bCs/>
         <w:color w:themeColor="accent2" w:themeShade="CC" w:val="9E3A38"/>
@@ -13481,12 +14015,14 @@
     </w:tblStylePr>
     <w:tblStylePr w:type="firstCol">
       <w:rPr>
+        <w:rFonts w:eastAsia="黑体"/>
         <w:b/>
         <w:bCs/>
       </w:rPr>
     </w:tblStylePr>
     <w:tblStylePr w:type="lastCol">
       <w:rPr>
+        <w:rFonts w:eastAsia="黑体"/>
         <w:b/>
         <w:bCs/>
       </w:rPr>
@@ -13521,6 +14057,7 @@
       <w:spacing w:after="0" w:line="240" w:lineRule="auto"/>
     </w:pPr>
     <w:rPr>
+      <w:rFonts w:eastAsia="黑体"/>
       <w:color w:themeColor="text1" w:val="000000"/>
     </w:rPr>
     <w:tblPr>
@@ -13539,6 +14076,7 @@
     </w:tcPr>
     <w:tblStylePr w:type="firstRow">
       <w:rPr>
+        <w:rFonts w:eastAsia="黑体"/>
         <w:b/>
         <w:bCs/>
         <w:color w:themeColor="background1" w:val="FFFFFF"/>
@@ -13553,6 +14091,7 @@
     </w:tblStylePr>
     <w:tblStylePr w:type="lastRow">
       <w:rPr>
+        <w:rFonts w:eastAsia="黑体"/>
         <w:b/>
         <w:bCs/>
         <w:color w:themeColor="accent4" w:themeShade="CC" w:val="664E82"/>
@@ -13567,12 +14106,14 @@
     </w:tblStylePr>
     <w:tblStylePr w:type="firstCol">
       <w:rPr>
+        <w:rFonts w:eastAsia="黑体"/>
         <w:b/>
         <w:bCs/>
       </w:rPr>
     </w:tblStylePr>
     <w:tblStylePr w:type="lastCol">
       <w:rPr>
+        <w:rFonts w:eastAsia="黑体"/>
         <w:b/>
         <w:bCs/>
       </w:rPr>
@@ -13607,6 +14148,7 @@
       <w:spacing w:after="0" w:line="240" w:lineRule="auto"/>
     </w:pPr>
     <w:rPr>
+      <w:rFonts w:eastAsia="黑体"/>
       <w:color w:themeColor="text1" w:val="000000"/>
     </w:rPr>
     <w:tblPr>
@@ -13625,6 +14167,7 @@
     </w:tcPr>
     <w:tblStylePr w:type="firstRow">
       <w:rPr>
+        <w:rFonts w:eastAsia="黑体"/>
         <w:b/>
         <w:bCs/>
         <w:color w:themeColor="background1" w:val="FFFFFF"/>
@@ -13639,6 +14182,7 @@
     </w:tblStylePr>
     <w:tblStylePr w:type="lastRow">
       <w:rPr>
+        <w:rFonts w:eastAsia="黑体"/>
         <w:b/>
         <w:bCs/>
         <w:color w:themeColor="accent3" w:themeShade="CC" w:val="7E9C40"/>
@@ -13653,12 +14197,14 @@
     </w:tblStylePr>
     <w:tblStylePr w:type="firstCol">
       <w:rPr>
+        <w:rFonts w:eastAsia="黑体"/>
         <w:b/>
         <w:bCs/>
       </w:rPr>
     </w:tblStylePr>
     <w:tblStylePr w:type="lastCol">
       <w:rPr>
+        <w:rFonts w:eastAsia="黑体"/>
         <w:b/>
         <w:bCs/>
       </w:rPr>
@@ -13693,6 +14239,7 @@
       <w:spacing w:after="0" w:line="240" w:lineRule="auto"/>
     </w:pPr>
     <w:rPr>
+      <w:rFonts w:eastAsia="黑体"/>
       <w:color w:themeColor="text1" w:val="000000"/>
     </w:rPr>
     <w:tblPr>
@@ -13711,6 +14258,7 @@
     </w:tcPr>
     <w:tblStylePr w:type="firstRow">
       <w:rPr>
+        <w:rFonts w:eastAsia="黑体"/>
         <w:b/>
         <w:bCs/>
         <w:color w:themeColor="background1" w:val="FFFFFF"/>
@@ -13725,6 +14273,7 @@
     </w:tblStylePr>
     <w:tblStylePr w:type="lastRow">
       <w:rPr>
+        <w:rFonts w:eastAsia="黑体"/>
         <w:b/>
         <w:bCs/>
         <w:color w:themeColor="accent6" w:themeShade="CC" w:val="F2730A"/>
@@ -13739,12 +14288,14 @@
     </w:tblStylePr>
     <w:tblStylePr w:type="firstCol">
       <w:rPr>
+        <w:rFonts w:eastAsia="黑体"/>
         <w:b/>
         <w:bCs/>
       </w:rPr>
     </w:tblStylePr>
     <w:tblStylePr w:type="lastCol">
       <w:rPr>
+        <w:rFonts w:eastAsia="黑体"/>
         <w:b/>
         <w:bCs/>
       </w:rPr>
@@ -13779,6 +14330,7 @@
       <w:spacing w:after="0" w:line="240" w:lineRule="auto"/>
     </w:pPr>
     <w:rPr>
+      <w:rFonts w:eastAsia="黑体"/>
       <w:color w:themeColor="text1" w:val="000000"/>
     </w:rPr>
     <w:tblPr>
@@ -13797,6 +14349,7 @@
     </w:tcPr>
     <w:tblStylePr w:type="firstRow">
       <w:rPr>
+        <w:rFonts w:eastAsia="黑体"/>
         <w:b/>
         <w:bCs/>
         <w:color w:themeColor="background1" w:val="FFFFFF"/>
@@ -13811,6 +14364,7 @@
     </w:tblStylePr>
     <w:tblStylePr w:type="lastRow">
       <w:rPr>
+        <w:rFonts w:eastAsia="黑体"/>
         <w:b/>
         <w:bCs/>
         <w:color w:themeColor="accent5" w:themeShade="CC" w:val="348DA5"/>
@@ -13825,12 +14379,14 @@
     </w:tblStylePr>
     <w:tblStylePr w:type="firstCol">
       <w:rPr>
+        <w:rFonts w:eastAsia="黑体"/>
         <w:b/>
         <w:bCs/>
       </w:rPr>
     </w:tblStylePr>
     <w:tblStylePr w:type="lastCol">
       <w:rPr>
+        <w:rFonts w:eastAsia="黑体"/>
         <w:b/>
         <w:bCs/>
       </w:rPr>
@@ -13865,6 +14421,7 @@
       <w:spacing w:after="0" w:line="240" w:lineRule="auto"/>
     </w:pPr>
     <w:rPr>
+      <w:rFonts w:eastAsia="黑体"/>
       <w:color w:themeColor="text1" w:val="000000"/>
     </w:rPr>
     <w:tblPr>
@@ -13886,6 +14443,7 @@
     </w:tcPr>
     <w:tblStylePr w:type="firstRow">
       <w:rPr>
+        <w:rFonts w:eastAsia="黑体"/>
         <w:b/>
         <w:bCs/>
       </w:rPr>
@@ -13896,6 +14454,7 @@
     </w:tblStylePr>
     <w:tblStylePr w:type="lastRow">
       <w:rPr>
+        <w:rFonts w:eastAsia="黑体"/>
         <w:b/>
         <w:bCs/>
         <w:color w:themeColor="text1" w:val="000000"/>
@@ -13907,6 +14466,7 @@
     </w:tblStylePr>
     <w:tblStylePr w:type="firstCol">
       <w:rPr>
+        <w:rFonts w:eastAsia="黑体"/>
         <w:color w:themeColor="background1" w:val="FFFFFF"/>
       </w:rPr>
       <w:tblPr/>
@@ -13916,6 +14476,7 @@
     </w:tblStylePr>
     <w:tblStylePr w:type="lastCol">
       <w:rPr>
+        <w:rFonts w:eastAsia="黑体"/>
         <w:color w:themeColor="background1" w:val="FFFFFF"/>
       </w:rPr>
       <w:tblPr/>
@@ -13945,6 +14506,7 @@
       <w:spacing w:after="0" w:line="240" w:lineRule="auto"/>
     </w:pPr>
     <w:rPr>
+      <w:rFonts w:eastAsia="黑体"/>
       <w:color w:themeColor="text1" w:val="000000"/>
     </w:rPr>
     <w:tblPr>
@@ -13966,6 +14528,7 @@
     </w:tcPr>
     <w:tblStylePr w:type="firstRow">
       <w:rPr>
+        <w:rFonts w:eastAsia="黑体"/>
         <w:b/>
         <w:bCs/>
       </w:rPr>
@@ -13976,6 +14539,7 @@
     </w:tblStylePr>
     <w:tblStylePr w:type="lastRow">
       <w:rPr>
+        <w:rFonts w:eastAsia="黑体"/>
         <w:b/>
         <w:bCs/>
         <w:color w:themeColor="text1" w:val="000000"/>
@@ -13987,6 +14551,7 @@
     </w:tblStylePr>
     <w:tblStylePr w:type="firstCol">
       <w:rPr>
+        <w:rFonts w:eastAsia="黑体"/>
         <w:color w:themeColor="background1" w:val="FFFFFF"/>
       </w:rPr>
       <w:tblPr/>
@@ -13996,6 +14561,7 @@
     </w:tblStylePr>
     <w:tblStylePr w:type="lastCol">
       <w:rPr>
+        <w:rFonts w:eastAsia="黑体"/>
         <w:color w:themeColor="background1" w:val="FFFFFF"/>
       </w:rPr>
       <w:tblPr/>
@@ -14025,6 +14591,7 @@
       <w:spacing w:after="0" w:line="240" w:lineRule="auto"/>
     </w:pPr>
     <w:rPr>
+      <w:rFonts w:eastAsia="黑体"/>
       <w:color w:themeColor="text1" w:val="000000"/>
     </w:rPr>
     <w:tblPr>
@@ -14046,6 +14613,7 @@
     </w:tcPr>
     <w:tblStylePr w:type="firstRow">
       <w:rPr>
+        <w:rFonts w:eastAsia="黑体"/>
         <w:b/>
         <w:bCs/>
       </w:rPr>
@@ -14056,6 +14624,7 @@
     </w:tblStylePr>
     <w:tblStylePr w:type="lastRow">
       <w:rPr>
+        <w:rFonts w:eastAsia="黑体"/>
         <w:b/>
         <w:bCs/>
         <w:color w:themeColor="text1" w:val="000000"/>
@@ -14067,6 +14636,7 @@
     </w:tblStylePr>
     <w:tblStylePr w:type="firstCol">
       <w:rPr>
+        <w:rFonts w:eastAsia="黑体"/>
         <w:color w:themeColor="background1" w:val="FFFFFF"/>
       </w:rPr>
       <w:tblPr/>
@@ -14076,6 +14646,7 @@
     </w:tblStylePr>
     <w:tblStylePr w:type="lastCol">
       <w:rPr>
+        <w:rFonts w:eastAsia="黑体"/>
         <w:color w:themeColor="background1" w:val="FFFFFF"/>
       </w:rPr>
       <w:tblPr/>
@@ -14105,6 +14676,7 @@
       <w:spacing w:after="0" w:line="240" w:lineRule="auto"/>
     </w:pPr>
     <w:rPr>
+      <w:rFonts w:eastAsia="黑体"/>
       <w:color w:themeColor="text1" w:val="000000"/>
     </w:rPr>
     <w:tblPr>
@@ -14126,6 +14698,7 @@
     </w:tcPr>
     <w:tblStylePr w:type="firstRow">
       <w:rPr>
+        <w:rFonts w:eastAsia="黑体"/>
         <w:b/>
         <w:bCs/>
       </w:rPr>
@@ -14136,6 +14709,7 @@
     </w:tblStylePr>
     <w:tblStylePr w:type="lastRow">
       <w:rPr>
+        <w:rFonts w:eastAsia="黑体"/>
         <w:b/>
         <w:bCs/>
         <w:color w:themeColor="text1" w:val="000000"/>
@@ -14147,6 +14721,7 @@
     </w:tblStylePr>
     <w:tblStylePr w:type="firstCol">
       <w:rPr>
+        <w:rFonts w:eastAsia="黑体"/>
         <w:color w:themeColor="background1" w:val="FFFFFF"/>
       </w:rPr>
       <w:tblPr/>
@@ -14156,6 +14731,7 @@
     </w:tblStylePr>
     <w:tblStylePr w:type="lastCol">
       <w:rPr>
+        <w:rFonts w:eastAsia="黑体"/>
         <w:color w:themeColor="background1" w:val="FFFFFF"/>
       </w:rPr>
       <w:tblPr/>
@@ -14185,6 +14761,7 @@
       <w:spacing w:after="0" w:line="240" w:lineRule="auto"/>
     </w:pPr>
     <w:rPr>
+      <w:rFonts w:eastAsia="黑体"/>
       <w:color w:themeColor="text1" w:val="000000"/>
     </w:rPr>
     <w:tblPr>
@@ -14206,6 +14783,7 @@
     </w:tcPr>
     <w:tblStylePr w:type="firstRow">
       <w:rPr>
+        <w:rFonts w:eastAsia="黑体"/>
         <w:b/>
         <w:bCs/>
       </w:rPr>
@@ -14216,6 +14794,7 @@
     </w:tblStylePr>
     <w:tblStylePr w:type="lastRow">
       <w:rPr>
+        <w:rFonts w:eastAsia="黑体"/>
         <w:b/>
         <w:bCs/>
         <w:color w:themeColor="text1" w:val="000000"/>
@@ -14227,6 +14806,7 @@
     </w:tblStylePr>
     <w:tblStylePr w:type="firstCol">
       <w:rPr>
+        <w:rFonts w:eastAsia="黑体"/>
         <w:color w:themeColor="background1" w:val="FFFFFF"/>
       </w:rPr>
       <w:tblPr/>
@@ -14236,6 +14816,7 @@
     </w:tblStylePr>
     <w:tblStylePr w:type="lastCol">
       <w:rPr>
+        <w:rFonts w:eastAsia="黑体"/>
         <w:color w:themeColor="background1" w:val="FFFFFF"/>
       </w:rPr>
       <w:tblPr/>
@@ -14265,6 +14846,7 @@
       <w:spacing w:after="0" w:line="240" w:lineRule="auto"/>
     </w:pPr>
     <w:rPr>
+      <w:rFonts w:eastAsia="黑体"/>
       <w:color w:themeColor="text1" w:val="000000"/>
     </w:rPr>
     <w:tblPr>
@@ -14286,6 +14868,7 @@
     </w:tcPr>
     <w:tblStylePr w:type="firstRow">
       <w:rPr>
+        <w:rFonts w:eastAsia="黑体"/>
         <w:b/>
         <w:bCs/>
       </w:rPr>
@@ -14296,6 +14879,7 @@
     </w:tblStylePr>
     <w:tblStylePr w:type="lastRow">
       <w:rPr>
+        <w:rFonts w:eastAsia="黑体"/>
         <w:b/>
         <w:bCs/>
         <w:color w:themeColor="text1" w:val="000000"/>
@@ -14307,6 +14891,7 @@
     </w:tblStylePr>
     <w:tblStylePr w:type="firstCol">
       <w:rPr>
+        <w:rFonts w:eastAsia="黑体"/>
         <w:color w:themeColor="background1" w:val="FFFFFF"/>
       </w:rPr>
       <w:tblPr/>
@@ -14316,6 +14901,7 @@
     </w:tblStylePr>
     <w:tblStylePr w:type="lastCol">
       <w:rPr>
+        <w:rFonts w:eastAsia="黑体"/>
         <w:color w:themeColor="background1" w:val="FFFFFF"/>
       </w:rPr>
       <w:tblPr/>
@@ -14345,6 +14931,7 @@
       <w:spacing w:after="0" w:line="240" w:lineRule="auto"/>
     </w:pPr>
     <w:rPr>
+      <w:rFonts w:eastAsia="黑体"/>
       <w:color w:themeColor="text1" w:val="000000"/>
     </w:rPr>
     <w:tblPr>
@@ -14366,6 +14953,7 @@
     </w:tcPr>
     <w:tblStylePr w:type="firstRow">
       <w:rPr>
+        <w:rFonts w:eastAsia="黑体"/>
         <w:b/>
         <w:bCs/>
       </w:rPr>
@@ -14376,6 +14964,7 @@
     </w:tblStylePr>
     <w:tblStylePr w:type="lastRow">
       <w:rPr>
+        <w:rFonts w:eastAsia="黑体"/>
         <w:b/>
         <w:bCs/>
         <w:color w:themeColor="text1" w:val="000000"/>
@@ -14387,6 +14976,7 @@
     </w:tblStylePr>
     <w:tblStylePr w:type="firstCol">
       <w:rPr>
+        <w:rFonts w:eastAsia="黑体"/>
         <w:color w:themeColor="background1" w:val="FFFFFF"/>
       </w:rPr>
       <w:tblPr/>
@@ -14396,6 +14986,7 @@
     </w:tblStylePr>
     <w:tblStylePr w:type="lastCol">
       <w:rPr>
+        <w:rFonts w:eastAsia="黑体"/>
         <w:color w:themeColor="background1" w:val="FFFFFF"/>
       </w:rPr>
       <w:tblPr/>
@@ -14428,6 +15019,7 @@
     <w:name w:val="KeywordTok"/>
     <w:basedOn w:val="VerbatimChar"/>
     <w:rPr>
+      <w:rFonts w:eastAsia="黑体"/>
       <w:b/>
       <w:color w:val="007020"/>
     </w:rPr>
@@ -14436,6 +15028,7 @@
     <w:name w:val="DataTypeTok"/>
     <w:basedOn w:val="VerbatimChar"/>
     <w:rPr>
+      <w:rFonts w:eastAsia="黑体"/>
       <w:color w:val="902000"/>
     </w:rPr>
   </w:style>
@@ -14443,6 +15036,7 @@
     <w:name w:val="DecValTok"/>
     <w:basedOn w:val="VerbatimChar"/>
     <w:rPr>
+      <w:rFonts w:eastAsia="黑体"/>
       <w:color w:val="40a070"/>
     </w:rPr>
   </w:style>
@@ -14450,6 +15044,7 @@
     <w:name w:val="BaseNTok"/>
     <w:basedOn w:val="VerbatimChar"/>
     <w:rPr>
+      <w:rFonts w:eastAsia="黑体"/>
       <w:color w:val="40a070"/>
     </w:rPr>
   </w:style>
@@ -14457,6 +15052,7 @@
     <w:name w:val="FloatTok"/>
     <w:basedOn w:val="VerbatimChar"/>
     <w:rPr>
+      <w:rFonts w:eastAsia="黑体"/>
       <w:color w:val="40a070"/>
     </w:rPr>
   </w:style>
@@ -14464,6 +15060,7 @@
     <w:name w:val="ConstantTok"/>
     <w:basedOn w:val="VerbatimChar"/>
     <w:rPr>
+      <w:rFonts w:eastAsia="黑体"/>
       <w:color w:val="880000"/>
     </w:rPr>
   </w:style>
@@ -14471,6 +15068,7 @@
     <w:name w:val="CharTok"/>
     <w:basedOn w:val="VerbatimChar"/>
     <w:rPr>
+      <w:rFonts w:eastAsia="黑体"/>
       <w:color w:val="4070a0"/>
     </w:rPr>
   </w:style>
@@ -14478,6 +15076,7 @@
     <w:name w:val="SpecialCharTok"/>
     <w:basedOn w:val="VerbatimChar"/>
     <w:rPr>
+      <w:rFonts w:eastAsia="黑体"/>
       <w:color w:val="4070a0"/>
     </w:rPr>
   </w:style>
@@ -14485,6 +15084,7 @@
     <w:name w:val="StringTok"/>
     <w:basedOn w:val="VerbatimChar"/>
     <w:rPr>
+      <w:rFonts w:eastAsia="黑体"/>
       <w:color w:val="4070a0"/>
     </w:rPr>
   </w:style>
@@ -14492,6 +15092,7 @@
     <w:name w:val="VerbatimStringTok"/>
     <w:basedOn w:val="VerbatimChar"/>
     <w:rPr>
+      <w:rFonts w:eastAsia="黑体"/>
       <w:color w:val="4070a0"/>
     </w:rPr>
   </w:style>
@@ -14499,6 +15100,7 @@
     <w:name w:val="SpecialStringTok"/>
     <w:basedOn w:val="VerbatimChar"/>
     <w:rPr>
+      <w:rFonts w:eastAsia="黑体"/>
       <w:color w:val="bb6688"/>
     </w:rPr>
   </w:style>
@@ -14506,6 +15108,7 @@
     <w:name w:val="ImportTok"/>
     <w:basedOn w:val="VerbatimChar"/>
     <w:rPr>
+      <w:rFonts w:eastAsia="黑体"/>
       <w:b/>
       <w:color w:val="008000"/>
     </w:rPr>
@@ -14514,6 +15117,7 @@
     <w:name w:val="CommentTok"/>
     <w:basedOn w:val="VerbatimChar"/>
     <w:rPr>
+      <w:rFonts w:eastAsia="黑体"/>
       <w:i/>
       <w:color w:val="60a0b0"/>
     </w:rPr>
@@ -14522,6 +15126,7 @@
     <w:name w:val="DocumentationTok"/>
     <w:basedOn w:val="VerbatimChar"/>
     <w:rPr>
+      <w:rFonts w:eastAsia="黑体"/>
       <w:i/>
       <w:color w:val="ba2121"/>
     </w:rPr>
@@ -14530,6 +15135,7 @@
     <w:name w:val="AnnotationTok"/>
     <w:basedOn w:val="VerbatimChar"/>
     <w:rPr>
+      <w:rFonts w:eastAsia="黑体"/>
       <w:b/>
       <w:i/>
       <w:color w:val="60a0b0"/>
@@ -14539,6 +15145,7 @@
     <w:name w:val="CommentVarTok"/>
     <w:basedOn w:val="VerbatimChar"/>
     <w:rPr>
+      <w:rFonts w:eastAsia="黑体"/>
       <w:b/>
       <w:i/>
       <w:color w:val="60a0b0"/>
@@ -14548,6 +15155,7 @@
     <w:name w:val="OtherTok"/>
     <w:basedOn w:val="VerbatimChar"/>
     <w:rPr>
+      <w:rFonts w:eastAsia="黑体"/>
       <w:color w:val="007020"/>
     </w:rPr>
   </w:style>
@@ -14555,6 +15163,7 @@
     <w:name w:val="FunctionTok"/>
     <w:basedOn w:val="VerbatimChar"/>
     <w:rPr>
+      <w:rFonts w:eastAsia="黑体"/>
       <w:color w:val="06287e"/>
     </w:rPr>
   </w:style>
@@ -14562,6 +15171,7 @@
     <w:name w:val="VariableTok"/>
     <w:basedOn w:val="VerbatimChar"/>
     <w:rPr>
+      <w:rFonts w:eastAsia="黑体"/>
       <w:color w:val="19177c"/>
     </w:rPr>
   </w:style>
@@ -14569,6 +15179,7 @@
     <w:name w:val="ControlFlowTok"/>
     <w:basedOn w:val="VerbatimChar"/>
     <w:rPr>
+      <w:rFonts w:eastAsia="黑体"/>
       <w:b/>
       <w:color w:val="007020"/>
     </w:rPr>
@@ -14577,6 +15188,7 @@
     <w:name w:val="OperatorTok"/>
     <w:basedOn w:val="VerbatimChar"/>
     <w:rPr>
+      <w:rFonts w:eastAsia="黑体"/>
       <w:color w:val="666666"/>
     </w:rPr>
   </w:style>
@@ -14584,18 +15196,22 @@
     <w:name w:val="BuiltInTok"/>
     <w:basedOn w:val="VerbatimChar"/>
     <w:rPr>
+      <w:rFonts w:eastAsia="黑体"/>
       <w:color w:val="008000"/>
     </w:rPr>
   </w:style>
   <w:style w:type="character" w:customStyle="1" w:styleId="ExtensionTok">
     <w:name w:val="ExtensionTok"/>
     <w:basedOn w:val="VerbatimChar"/>
-    <w:rPr/>
+    <w:rPr>
+      <w:rFonts w:eastAsia="黑体"/>
+    </w:rPr>
   </w:style>
   <w:style w:type="character" w:customStyle="1" w:styleId="PreprocessorTok">
     <w:name w:val="PreprocessorTok"/>
     <w:basedOn w:val="VerbatimChar"/>
     <w:rPr>
+      <w:rFonts w:eastAsia="黑体"/>
       <w:color w:val="bc7a00"/>
     </w:rPr>
   </w:style>
@@ -14603,18 +15219,22 @@
     <w:name w:val="AttributeTok"/>
     <w:basedOn w:val="VerbatimChar"/>
     <w:rPr>
+      <w:rFonts w:eastAsia="黑体"/>
       <w:color w:val="7d9029"/>
     </w:rPr>
   </w:style>
   <w:style w:type="character" w:customStyle="1" w:styleId="RegionMarkerTok">
     <w:name w:val="RegionMarkerTok"/>
     <w:basedOn w:val="VerbatimChar"/>
-    <w:rPr/>
+    <w:rPr>
+      <w:rFonts w:eastAsia="黑体"/>
+    </w:rPr>
   </w:style>
   <w:style w:type="character" w:customStyle="1" w:styleId="InformationTok">
     <w:name w:val="InformationTok"/>
     <w:basedOn w:val="VerbatimChar"/>
     <w:rPr>
+      <w:rFonts w:eastAsia="黑体"/>
       <w:b/>
       <w:i/>
       <w:color w:val="60a0b0"/>
@@ -14624,6 +15244,7 @@
     <w:name w:val="WarningTok"/>
     <w:basedOn w:val="VerbatimChar"/>
     <w:rPr>
+      <w:rFonts w:eastAsia="黑体"/>
       <w:b/>
       <w:i/>
       <w:color w:val="60a0b0"/>
@@ -14633,6 +15254,7 @@
     <w:name w:val="AlertTok"/>
     <w:basedOn w:val="VerbatimChar"/>
     <w:rPr>
+      <w:rFonts w:eastAsia="黑体"/>
       <w:b/>
       <w:color w:val="ff0000"/>
     </w:rPr>
@@ -14641,6 +15263,7 @@
     <w:name w:val="ErrorTok"/>
     <w:basedOn w:val="VerbatimChar"/>
     <w:rPr>
+      <w:rFonts w:eastAsia="黑体"/>
       <w:b/>
       <w:color w:val="ff0000"/>
     </w:rPr>
@@ -14648,7 +15271,9 @@
   <w:style w:type="character" w:customStyle="1" w:styleId="NormalTok">
     <w:name w:val="NormalTok"/>
     <w:basedOn w:val="VerbatimChar"/>
-    <w:rPr/>
+    <w:rPr>
+      <w:rFonts w:eastAsia="黑体"/>
+    </w:rPr>
   </w:style>
 </w:styles>
 </file>
@@ -14697,12 +15322,12 @@
     <a:fontScheme name="Office">
       <a:majorFont>
         <a:latin typeface="Calibri"/>
-        <a:ea typeface=""/>
+        <a:ea typeface="黑体"/>
         <a:cs typeface=""/>
         <a:font script="Jpan" typeface="ＭＳ ゴシック"/>
         <a:font script="Hang" typeface="맑은 고딕"/>
-        <a:font script="Hans" typeface="宋体"/>
-        <a:font script="Hant" typeface="新細明體"/>
+        <a:font script="Hans" typeface="黑体"/>
+        <a:font script="Hant" typeface="黑体"/>
         <a:font script="Arab" typeface="Times New Roman"/>
         <a:font script="Hebr" typeface="Times New Roman"/>
         <a:font script="Thai" typeface="Angsana New"/>
@@ -14732,12 +15357,12 @@
       </a:majorFont>
       <a:minorFont>
         <a:latin typeface="Cambria"/>
-        <a:ea typeface=""/>
+        <a:ea typeface="黑体"/>
         <a:cs typeface=""/>
         <a:font script="Jpan" typeface="ＭＳ 明朝"/>
         <a:font script="Hang" typeface="맑은 고딕"/>
-        <a:font script="Hans" typeface="宋体"/>
-        <a:font script="Hant" typeface="新細明體"/>
+        <a:font script="Hans" typeface="黑体"/>
+        <a:font script="Hant" typeface="黑体"/>
         <a:font script="Arab" typeface="Arial"/>
         <a:font script="Hebr" typeface="Arial"/>
         <a:font script="Thai" typeface="Cordia New"/>

--- a/02-放大电路/01-运算放大电路/峰值检波电路/峰值检波电路.docx
+++ b/02-放大电路/01-运算放大电路/峰值检波电路/峰值检波电路.docx
@@ -2251,7 +2251,7 @@
           <w:color w:val="555555"/>
           <w:sz w:val="21"/>
         </w:rPr>
-        <w:t>材料收集者：杜文杰，WX手机：19519196569，QQ:3478827729</w:t>
+        <w:t>材料收集者：杜文杰，微信/手机：19519196569，QQ:3478827729</w:t>
       </w:r>
     </w:p>
     <w:sectPr>
